--- a/câu hỏi.docx
+++ b/câu hỏi.docx
@@ -3,742 +3,1006 @@
 <w:document xmlns:wpc="http://schemas.microsoft.com/office/word/2010/wordprocessingCanvas" xmlns:cx="http://schemas.microsoft.com/office/drawing/2014/chartex" xmlns:mc="http://schemas.openxmlformats.org/markup-compatibility/2006" xmlns:o="urn:schemas-microsoft-com:office:office" xmlns:r="http://schemas.openxmlformats.org/officeDocument/2006/relationships" xmlns:m="http://schemas.openxmlformats.org/officeDocument/2006/math" xmlns:v="urn:schemas-microsoft-com:vml" xmlns:wp14="http://schemas.microsoft.com/office/word/2010/wordprocessingDrawing" xmlns:wp="http://schemas.openxmlformats.org/drawingml/2006/wordprocessingDrawing" xmlns:w10="urn:schemas-microsoft-com:office:word" xmlns:w="http://schemas.openxmlformats.org/wordprocessingml/2006/main" xmlns:w14="http://schemas.microsoft.com/office/word/2010/wordml" xmlns:w15="http://schemas.microsoft.com/office/word/2012/wordml" xmlns:w16se="http://schemas.microsoft.com/office/word/2015/wordml/symex" xmlns:wpg="http://schemas.microsoft.com/office/word/2010/wordprocessingGroup" xmlns:wpi="http://schemas.microsoft.com/office/word/2010/wordprocessingInk" xmlns:wne="http://schemas.microsoft.com/office/word/2006/wordml" xmlns:wps="http://schemas.microsoft.com/office/word/2010/wordprocessingShape" mc:Ignorable="w14 w15 w16se wp14">
   <w:body>
     <w:p>
-      <w:proofErr w:type="spellStart"/>
-      <w:r>
-        <w:t>Câu</w:t>
-      </w:r>
-      <w:proofErr w:type="spellEnd"/>
+      <w:r>
+        <w:t>Câu hỏi → quyết định mà câu trả lời hỗ trợ → số liệu cần để trả lời → giả thuyết ban đầu</w:t>
+      </w:r>
+    </w:p>
+    <w:p>
+      <w:pPr>
+        <w:pStyle w:val="ListParagraph"/>
+        <w:numPr>
+          <w:ilvl w:val="0"/>
+          <w:numId w:val="3"/>
+        </w:numPr>
+      </w:pPr>
+      <w:r>
+        <w:t>Khung giờ nào có nhu cầu đặt xe cao nhất, và tỷ lệ đặt xe không thành công thay đổi như thế nào giữa các khung giờ?</w:t>
+      </w:r>
+    </w:p>
+    <w:p>
+      <w:pPr>
+        <w:pStyle w:val="ListParagraph"/>
+      </w:pPr>
+    </w:p>
+    <w:p>
+      <w:pPr>
+        <w:pStyle w:val="ListParagraph"/>
+      </w:pPr>
+      <w:r>
+        <w:t>Quyết định mà câu trả lời hỗ trợ</w:t>
+      </w:r>
+    </w:p>
+    <w:p>
+      <w:pPr>
+        <w:pStyle w:val="ListParagraph"/>
+        <w:numPr>
+          <w:ilvl w:val="0"/>
+          <w:numId w:val="4"/>
+        </w:numPr>
+      </w:pPr>
+      <w:r>
+        <w:t>Phân bổ số lượng tài xế theo từng khung giờ.</w:t>
+      </w:r>
+    </w:p>
+    <w:p>
+      <w:pPr>
+        <w:pStyle w:val="ListParagraph"/>
+        <w:numPr>
+          <w:ilvl w:val="0"/>
+          <w:numId w:val="4"/>
+        </w:numPr>
+      </w:pPr>
+      <w:r>
+        <w:t>Điều chỉnh lịch làm việc và khuyến khích tài xế hoạt động trong giờ cao điểm.</w:t>
+      </w:r>
+    </w:p>
+    <w:p>
+      <w:pPr>
+        <w:pStyle w:val="ListParagraph"/>
+        <w:numPr>
+          <w:ilvl w:val="0"/>
+          <w:numId w:val="4"/>
+        </w:numPr>
+      </w:pPr>
+      <w:r>
+        <w:t>Hạn chế tình trạng khách không tìm được tài xế hoặc phải chờ lâu.</w:t>
+      </w:r>
+    </w:p>
+    <w:p>
+      <w:pPr>
+        <w:pStyle w:val="ListParagraph"/>
+      </w:pPr>
+    </w:p>
+    <w:p>
+      <w:pPr>
+        <w:pStyle w:val="ListParagraph"/>
+      </w:pPr>
+      <w:r>
+        <w:t xml:space="preserve">Số liệu cần để trả </w:t>
+      </w:r>
+      <w:proofErr w:type="gramStart"/>
+      <w:r>
+        <w:t>lời :</w:t>
+      </w:r>
+      <w:proofErr w:type="gramEnd"/>
+    </w:p>
+    <w:p>
+      <w:pPr>
+        <w:pStyle w:val="ListParagraph"/>
+        <w:numPr>
+          <w:ilvl w:val="0"/>
+          <w:numId w:val="5"/>
+        </w:numPr>
+      </w:pPr>
+      <w:r>
+        <w:t xml:space="preserve">Cột Date, Time -&gt; </w:t>
+      </w:r>
+      <w:r>
+        <w:t>Số lượt đặt theo giờ, ngày trong tuần, tháng</w:t>
+      </w:r>
+    </w:p>
+    <w:p>
+      <w:pPr>
+        <w:pStyle w:val="ListParagraph"/>
+        <w:numPr>
+          <w:ilvl w:val="0"/>
+          <w:numId w:val="5"/>
+        </w:numPr>
+      </w:pPr>
+      <w:r>
+        <w:t>Booking Status -&gt; Tỉ lệ hoàn thành/thất bại</w:t>
+      </w:r>
+    </w:p>
+    <w:p>
+      <w:pPr>
+        <w:pStyle w:val="ListParagraph"/>
+        <w:numPr>
+          <w:ilvl w:val="0"/>
+          <w:numId w:val="5"/>
+        </w:numPr>
+      </w:pPr>
+      <w:r>
+        <w:t>Vehicle Type -&gt; Nhu cầu theo từng loại xe</w:t>
+      </w:r>
+    </w:p>
+    <w:p>
+      <w:pPr>
+        <w:pStyle w:val="ListParagraph"/>
+        <w:numPr>
+          <w:ilvl w:val="0"/>
+          <w:numId w:val="5"/>
+        </w:numPr>
+      </w:pPr>
+      <w:r>
+        <w:t>Avg VTAT -&gt; Tgian chờ tài xế tbinh</w:t>
+      </w:r>
+    </w:p>
+    <w:p>
+      <w:pPr>
+        <w:pStyle w:val="ListParagraph"/>
+      </w:pPr>
+    </w:p>
+    <w:p>
+      <w:pPr>
+        <w:pStyle w:val="ListParagraph"/>
+      </w:pPr>
+      <w:r>
+        <w:t xml:space="preserve">Giả thuyết ban </w:t>
+      </w:r>
+      <w:proofErr w:type="gramStart"/>
+      <w:r>
+        <w:t>đầu :</w:t>
+      </w:r>
+      <w:proofErr w:type="gramEnd"/>
       <w:r>
         <w:t xml:space="preserve"> </w:t>
       </w:r>
-      <w:proofErr w:type="spellStart"/>
-      <w:r>
-        <w:t>hỏi</w:t>
-      </w:r>
-      <w:proofErr w:type="spellEnd"/>
-      <w:r>
-        <w:t xml:space="preserve"> → </w:t>
-      </w:r>
-      <w:proofErr w:type="spellStart"/>
-      <w:r>
-        <w:t>quyết</w:t>
-      </w:r>
-      <w:proofErr w:type="spellEnd"/>
+      <w:r>
+        <w:t>Nhu cầu đặt xe tập trung cao vào cuối buổi chiều và đầu buổi tối, đặc biệt trong khoảng 17:00–19:00. Do đó, doanh nghiệp nên xem xét tăng cường tài xế trong khoảng thời gian này.</w:t>
+      </w:r>
       <w:r>
         <w:t xml:space="preserve"> </w:t>
       </w:r>
-      <w:proofErr w:type="spellStart"/>
-      <w:r>
-        <w:t>định</w:t>
-      </w:r>
-      <w:proofErr w:type="spellEnd"/>
+      <w:r>
+        <w:t>18:00 là giờ có nhiều bản ghi đặt xe nhất, với khoảng 12.397 lượt. Tuy nhiên, cần kiểm tra thêm tỷ lệ thất bại để xác định việc tăng cung tài xế có thực sự cần thiết hay không.</w:t>
+      </w:r>
+    </w:p>
+    <w:p>
+      <w:pPr>
+        <w:pStyle w:val="ListParagraph"/>
+      </w:pPr>
+    </w:p>
+    <w:p>
+      <w:pPr>
+        <w:pStyle w:val="ListParagraph"/>
+        <w:numPr>
+          <w:ilvl w:val="0"/>
+          <w:numId w:val="3"/>
+        </w:numPr>
+      </w:pPr>
+      <w:r>
+        <w:t> </w:t>
+      </w:r>
+      <w:r>
+        <w:t>Những nguyên nhân nào khiến khách hàng hủy chuyến hoặc chuyến đi không hoàn thành?</w:t>
+      </w:r>
+    </w:p>
+    <w:p>
+      <w:pPr>
+        <w:pStyle w:val="ListParagraph"/>
+      </w:pPr>
+      <w:r>
+        <w:t>Quyết định mà câu trả lời hỗ trợ</w:t>
+      </w:r>
+    </w:p>
+    <w:p>
+      <w:pPr>
+        <w:pStyle w:val="ListParagraph"/>
+      </w:pPr>
+      <w:r>
+        <w:t>- Cải thiện quy trình ghép khách với tài xế và cập nhật trạng thái tài xế.</w:t>
+      </w:r>
+    </w:p>
+    <w:p>
+      <w:pPr>
+        <w:pStyle w:val="ListParagraph"/>
+      </w:pPr>
+      <w:r>
+        <w:t>- Điều chỉnh quy trình xử lý hủy chuyến.</w:t>
+      </w:r>
+    </w:p>
+    <w:p>
+      <w:pPr>
+        <w:pStyle w:val="ListParagraph"/>
+      </w:pPr>
+      <w:r>
+        <w:t>- Cải thiện hướng dẫn nhập địa chỉ đón.</w:t>
+      </w:r>
+    </w:p>
+    <w:p>
+      <w:pPr>
+        <w:pStyle w:val="ListParagraph"/>
+      </w:pPr>
+      <w:r>
+        <w:t>- Xây dựng quy trình kiểm tra và bảo dưỡng phương tiện.</w:t>
+      </w:r>
+    </w:p>
+    <w:p>
+      <w:pPr>
+        <w:pStyle w:val="ListParagraph"/>
+      </w:pPr>
+    </w:p>
+    <w:p>
+      <w:pPr>
+        <w:pStyle w:val="ListParagraph"/>
+      </w:pPr>
+      <w:r>
+        <w:t>Số liệu cần để trả lời</w:t>
+      </w:r>
+    </w:p>
+    <w:p>
+      <w:pPr>
+        <w:pStyle w:val="ListParagraph"/>
+        <w:numPr>
+          <w:ilvl w:val="0"/>
+          <w:numId w:val="5"/>
+        </w:numPr>
+      </w:pPr>
+      <w:r>
+        <w:t>Booking Status</w:t>
+      </w:r>
+      <w:r>
+        <w:tab/>
+      </w:r>
+      <w:r>
+        <w:t xml:space="preserve">-&gt; </w:t>
+      </w:r>
+      <w:r>
+        <w:t>Số lượng và tỷ lệ hủy, không tìm được tài xế, chuyến không hoàn thành</w:t>
+      </w:r>
+    </w:p>
+    <w:p>
+      <w:pPr>
+        <w:pStyle w:val="ListParagraph"/>
+        <w:numPr>
+          <w:ilvl w:val="0"/>
+          <w:numId w:val="5"/>
+        </w:numPr>
+      </w:pPr>
+      <w:r>
+        <w:t>Re</w:t>
+      </w:r>
+      <w:r>
+        <w:t xml:space="preserve">ason for cancelling by Customer -&gt; </w:t>
+      </w:r>
+      <w:r>
+        <w:t>Tần suất từng nguyên nhân khách hủy</w:t>
+      </w:r>
+    </w:p>
+    <w:p>
+      <w:pPr>
+        <w:pStyle w:val="ListParagraph"/>
+        <w:numPr>
+          <w:ilvl w:val="0"/>
+          <w:numId w:val="5"/>
+        </w:numPr>
+      </w:pPr>
+      <w:r>
+        <w:t xml:space="preserve">Driver Cancellation Reason -&gt; </w:t>
+      </w:r>
+      <w:r>
+        <w:t>Tần suất từng nguyên nhân tài xế hủy</w:t>
+      </w:r>
+    </w:p>
+    <w:p>
+      <w:pPr>
+        <w:pStyle w:val="ListParagraph"/>
+        <w:numPr>
+          <w:ilvl w:val="0"/>
+          <w:numId w:val="5"/>
+        </w:numPr>
+      </w:pPr>
+      <w:r>
+        <w:t>Incomplete Rides Reason -&gt;</w:t>
+      </w:r>
+      <w:r>
+        <w:t>Tần suất từng nguyên nhân chuyến không hoàn thành</w:t>
+      </w:r>
+    </w:p>
+    <w:p>
+      <w:pPr>
+        <w:pStyle w:val="ListParagraph"/>
+        <w:numPr>
+          <w:ilvl w:val="0"/>
+          <w:numId w:val="5"/>
+        </w:numPr>
+      </w:pPr>
+      <w:r>
+        <w:t xml:space="preserve">Vehicle Type -&gt; </w:t>
+      </w:r>
+      <w:r>
+        <w:t>Đối chiếu nguyên nhân theo loại xe</w:t>
+      </w:r>
+    </w:p>
+    <w:p>
+      <w:pPr>
+        <w:pStyle w:val="ListParagraph"/>
+      </w:pPr>
+    </w:p>
+    <w:p>
+      <w:pPr>
+        <w:pStyle w:val="ListParagraph"/>
+      </w:pPr>
+      <w:r>
+        <w:t xml:space="preserve">Giả thuyết ban đầu: </w:t>
+      </w:r>
+      <w:r>
+        <w:t>Hủy chuyến từ phía tài xế là vấn đề cần ưu tiên vì nhóm này chiếm 18% tổng số lượt đặt xe, cao hơn nhóm khách hàng tự hủy (7%).</w:t>
+      </w:r>
+    </w:p>
+    <w:p>
+      <w:pPr>
+        <w:pStyle w:val="ListParagraph"/>
+      </w:pPr>
+      <w:r>
+        <w:t>Trong dữ liệu hiện có, các nguyên nhân khách hàng hủy đáng chú ý gồm:</w:t>
+      </w:r>
+    </w:p>
+    <w:p>
+      <w:pPr>
+        <w:pStyle w:val="ListParagraph"/>
+      </w:pPr>
+      <w:r>
+        <w:t>- Sai địa chỉ: 2.362 lượt.</w:t>
+      </w:r>
+    </w:p>
+    <w:p>
+      <w:pPr>
+        <w:pStyle w:val="ListParagraph"/>
+      </w:pPr>
+      <w:r>
+        <w:t>- Khách thay đổi kế hoạch: 2.353 lượt.</w:t>
+      </w:r>
+    </w:p>
+    <w:p>
+      <w:pPr>
+        <w:pStyle w:val="ListParagraph"/>
+      </w:pPr>
+      <w:r>
+        <w:t>- Tài xế không di chuyển về phía điểm đón: 2.335 lượt.</w:t>
+      </w:r>
+    </w:p>
+    <w:p>
+      <w:pPr>
+        <w:pStyle w:val="ListParagraph"/>
+      </w:pPr>
+      <w:r>
+        <w:t>- Tài xế yêu cầu khách hủy: 2.295 lượt.</w:t>
+      </w:r>
+    </w:p>
+    <w:p>
+      <w:pPr>
+        <w:pStyle w:val="ListParagraph"/>
+      </w:pPr>
+      <w:r>
+        <w:t>Do đó, cải thiện độ tin cậy của tài xế, thông tin đón khách và quy trình giao tiếp có thể là những hướng can thiệp đáng thử nghiệm.</w:t>
+      </w:r>
+    </w:p>
+    <w:p>
+      <w:pPr>
+        <w:pStyle w:val="ListParagraph"/>
+      </w:pPr>
+    </w:p>
+    <w:p>
+      <w:pPr>
+        <w:pStyle w:val="ListParagraph"/>
+        <w:numPr>
+          <w:ilvl w:val="0"/>
+          <w:numId w:val="3"/>
+        </w:numPr>
+      </w:pPr>
+      <w:r>
+        <w:lastRenderedPageBreak/>
+        <w:t>Loại xe nào mang lại tổng giá trị đặt xe cao nhất, có hiệu suất hoàn thành tốt và tạo ra giá trị trung bình cao trên mỗi chuyến?</w:t>
+      </w:r>
+    </w:p>
+    <w:p>
+      <w:pPr>
+        <w:pStyle w:val="ListParagraph"/>
+      </w:pPr>
+    </w:p>
+    <w:p>
+      <w:pPr>
+        <w:pStyle w:val="ListParagraph"/>
+      </w:pPr>
+      <w:r>
+        <w:t>Quyết định mà câu trả lời hỗ trợ</w:t>
+      </w:r>
+    </w:p>
+    <w:p>
+      <w:pPr>
+        <w:pStyle w:val="ListParagraph"/>
+      </w:pPr>
+      <w:r>
+        <w:t>- Điều chỉnh cơ cấu phương tiện phục vụ.</w:t>
+      </w:r>
+    </w:p>
+    <w:p>
+      <w:pPr>
+        <w:pStyle w:val="ListParagraph"/>
+      </w:pPr>
+      <w:r>
+        <w:t>- Phân bổ tài xế theo từng loại xe.</w:t>
+      </w:r>
+    </w:p>
+    <w:p>
+      <w:pPr>
+        <w:pStyle w:val="ListParagraph"/>
+      </w:pPr>
+      <w:r>
+        <w:t>- Lựa chọn loại xe để triển khai chương trình khuyến mãi hoặc mở rộng dịch vụ.</w:t>
+      </w:r>
+    </w:p>
+    <w:p>
+      <w:pPr>
+        <w:pStyle w:val="ListParagraph"/>
+      </w:pPr>
+      <w:r>
+        <w:t>- Xác định loại xe cần được phân tích sâu hơn về hiệu quả tài chính.</w:t>
+      </w:r>
+    </w:p>
+    <w:p>
+      <w:pPr>
+        <w:pStyle w:val="ListParagraph"/>
+      </w:pPr>
+    </w:p>
+    <w:p>
+      <w:pPr>
+        <w:pStyle w:val="ListParagraph"/>
+      </w:pPr>
+      <w:r>
+        <w:t>Số liệu cần để trả lời</w:t>
+      </w:r>
+    </w:p>
+    <w:p>
+      <w:pPr>
+        <w:pStyle w:val="ListParagraph"/>
+        <w:numPr>
+          <w:ilvl w:val="0"/>
+          <w:numId w:val="5"/>
+        </w:numPr>
+      </w:pPr>
+      <w:r>
+        <w:t>Vehicle Type</w:t>
+      </w:r>
+      <w:r>
+        <w:t xml:space="preserve"> -&gt;</w:t>
+      </w:r>
+      <w:r>
+        <w:tab/>
+        <w:t>So sánh giữa các loại xe</w:t>
+      </w:r>
+    </w:p>
+    <w:p>
+      <w:pPr>
+        <w:pStyle w:val="ListParagraph"/>
+        <w:numPr>
+          <w:ilvl w:val="0"/>
+          <w:numId w:val="5"/>
+        </w:numPr>
+      </w:pPr>
+      <w:r>
+        <w:t>Booking Status</w:t>
+      </w:r>
+      <w:r>
+        <w:t xml:space="preserve"> -&gt; </w:t>
+      </w:r>
+      <w:r>
+        <w:t>Tỷ lệ hoàn thành theo loại xe</w:t>
+      </w:r>
+    </w:p>
+    <w:p>
+      <w:pPr>
+        <w:pStyle w:val="ListParagraph"/>
+        <w:numPr>
+          <w:ilvl w:val="0"/>
+          <w:numId w:val="5"/>
+        </w:numPr>
+      </w:pPr>
+      <w:r>
+        <w:t>Booking Value</w:t>
+      </w:r>
+      <w:r>
+        <w:t xml:space="preserve"> -&gt;</w:t>
+      </w:r>
+      <w:r>
+        <w:t>Tổng và giá trị trung bình của các chuyến hoàn thành</w:t>
+      </w:r>
+    </w:p>
+    <w:p>
+      <w:pPr>
+        <w:pStyle w:val="ListParagraph"/>
+        <w:numPr>
+          <w:ilvl w:val="0"/>
+          <w:numId w:val="5"/>
+        </w:numPr>
+      </w:pPr>
+      <w:r>
+        <w:t>Ride Distance</w:t>
+      </w:r>
+      <w:r>
+        <w:t xml:space="preserve"> -&gt;</w:t>
+      </w:r>
+      <w:r>
+        <w:t>Quãng đường trung bình</w:t>
+      </w:r>
+    </w:p>
+    <w:p>
+      <w:pPr>
+        <w:pStyle w:val="ListParagraph"/>
+        <w:numPr>
+          <w:ilvl w:val="0"/>
+          <w:numId w:val="5"/>
+        </w:numPr>
+      </w:pPr>
+      <w:r>
+        <w:t>Date, Time</w:t>
+      </w:r>
+      <w:r>
+        <w:t xml:space="preserve"> -&gt; </w:t>
+      </w:r>
+      <w:r>
+        <w:t>Nhu cầu theo loại xe và thời gian</w:t>
+      </w:r>
+    </w:p>
+    <w:p>
+      <w:pPr>
+        <w:pStyle w:val="ListParagraph"/>
+      </w:pPr>
+      <w:r>
+        <w:t>Các chỉ số nên tính gồm tổng giá trị đặt xe của các chuyến hoàn thành, giá trị trung bình mỗi chuyến, giá trị trên mỗi kilomet và tỷ lệ hoàn thành.</w:t>
+      </w:r>
+    </w:p>
+    <w:p>
+      <w:pPr>
+        <w:pStyle w:val="ListParagraph"/>
+      </w:pPr>
+    </w:p>
+    <w:p>
+      <w:pPr>
+        <w:pStyle w:val="ListParagraph"/>
+      </w:pPr>
+      <w:r>
+        <w:t xml:space="preserve">Giả thuyết ban </w:t>
+      </w:r>
+      <w:proofErr w:type="gramStart"/>
+      <w:r>
+        <w:t>đầu :</w:t>
+      </w:r>
+      <w:proofErr w:type="gramEnd"/>
       <w:r>
         <w:t xml:space="preserve"> </w:t>
       </w:r>
-      <w:proofErr w:type="spellStart"/>
-      <w:r>
-        <w:t>mà</w:t>
-      </w:r>
-      <w:proofErr w:type="spellEnd"/>
-      <w:r>
-        <w:t xml:space="preserve"> </w:t>
-      </w:r>
-      <w:proofErr w:type="spellStart"/>
-      <w:r>
-        <w:t>câu</w:t>
-      </w:r>
-      <w:proofErr w:type="spellEnd"/>
-      <w:r>
-        <w:t xml:space="preserve"> </w:t>
-      </w:r>
-      <w:proofErr w:type="spellStart"/>
-      <w:r>
-        <w:t>trả</w:t>
-      </w:r>
-      <w:proofErr w:type="spellEnd"/>
-      <w:r>
-        <w:t xml:space="preserve"> </w:t>
-      </w:r>
-      <w:proofErr w:type="spellStart"/>
-      <w:r>
-        <w:t>lời</w:t>
-      </w:r>
-      <w:proofErr w:type="spellEnd"/>
-      <w:r>
-        <w:t xml:space="preserve"> </w:t>
-      </w:r>
-      <w:proofErr w:type="spellStart"/>
-      <w:r>
-        <w:t>hỗ</w:t>
-      </w:r>
-      <w:proofErr w:type="spellEnd"/>
-      <w:r>
-        <w:t xml:space="preserve"> </w:t>
-      </w:r>
-      <w:proofErr w:type="spellStart"/>
-      <w:r>
-        <w:t>trợ</w:t>
-      </w:r>
-      <w:proofErr w:type="spellEnd"/>
-      <w:r>
-        <w:t xml:space="preserve"> → </w:t>
-      </w:r>
-      <w:proofErr w:type="spellStart"/>
-      <w:r>
-        <w:t>số</w:t>
-      </w:r>
-      <w:proofErr w:type="spellEnd"/>
-      <w:r>
-        <w:t xml:space="preserve"> </w:t>
-      </w:r>
-      <w:proofErr w:type="spellStart"/>
-      <w:r>
-        <w:t>liệu</w:t>
-      </w:r>
-      <w:proofErr w:type="spellEnd"/>
-      <w:r>
-        <w:t xml:space="preserve"> </w:t>
-      </w:r>
-      <w:proofErr w:type="spellStart"/>
-      <w:r>
-        <w:t>cần</w:t>
-      </w:r>
-      <w:proofErr w:type="spellEnd"/>
-      <w:r>
-        <w:t xml:space="preserve"> </w:t>
-      </w:r>
-      <w:proofErr w:type="spellStart"/>
-      <w:r>
-        <w:t>để</w:t>
-      </w:r>
-      <w:proofErr w:type="spellEnd"/>
-      <w:r>
-        <w:t xml:space="preserve"> </w:t>
-      </w:r>
-      <w:proofErr w:type="spellStart"/>
-      <w:r>
-        <w:t>trả</w:t>
-      </w:r>
-      <w:proofErr w:type="spellEnd"/>
-      <w:r>
-        <w:t xml:space="preserve"> </w:t>
-      </w:r>
-      <w:proofErr w:type="spellStart"/>
-      <w:r>
-        <w:t>lời</w:t>
-      </w:r>
-      <w:proofErr w:type="spellEnd"/>
-      <w:r>
-        <w:t xml:space="preserve"> → </w:t>
-      </w:r>
-      <w:proofErr w:type="spellStart"/>
-      <w:r>
-        <w:t>giả</w:t>
-      </w:r>
-      <w:proofErr w:type="spellEnd"/>
-      <w:r>
-        <w:t xml:space="preserve"> </w:t>
-      </w:r>
-      <w:proofErr w:type="spellStart"/>
-      <w:r>
-        <w:t>thuyết</w:t>
-      </w:r>
-      <w:proofErr w:type="spellEnd"/>
-      <w:r>
-        <w:t xml:space="preserve"> ban </w:t>
-      </w:r>
-      <w:proofErr w:type="spellStart"/>
-      <w:r>
-        <w:t>đầu</w:t>
-      </w:r>
-      <w:proofErr w:type="spellEnd"/>
-    </w:p>
-    <w:p>
-      <w:pPr>
-        <w:numPr>
-          <w:ilvl w:val="0"/>
-          <w:numId w:val="2"/>
-        </w:numPr>
-        <w:spacing w:before="100" w:beforeAutospacing="1" w:after="100" w:afterAutospacing="1" w:line="240" w:lineRule="auto"/>
-        <w:rPr>
-          <w:rFonts w:ascii="Times New Roman" w:eastAsia="Times New Roman" w:hAnsi="Times New Roman" w:cs="Times New Roman"/>
-          <w:sz w:val="24"/>
-          <w:szCs w:val="24"/>
-        </w:rPr>
-      </w:pPr>
-      <w:r>
-        <w:rPr>
-          <w:rFonts w:ascii="Times New Roman" w:eastAsia="Times New Roman" w:hAnsi="Times New Roman" w:cs="Times New Roman"/>
-          <w:sz w:val="24"/>
-          <w:szCs w:val="24"/>
-        </w:rPr>
-        <w:t xml:space="preserve">Ở </w:t>
-      </w:r>
-      <w:proofErr w:type="spellStart"/>
-      <w:r>
-        <w:rPr>
-          <w:rFonts w:ascii="Times New Roman" w:eastAsia="Times New Roman" w:hAnsi="Times New Roman" w:cs="Times New Roman"/>
-          <w:sz w:val="24"/>
-          <w:szCs w:val="24"/>
-        </w:rPr>
-        <w:t>đâu</w:t>
-      </w:r>
-      <w:proofErr w:type="spellEnd"/>
-      <w:r>
-        <w:rPr>
-          <w:rFonts w:ascii="Times New Roman" w:eastAsia="Times New Roman" w:hAnsi="Times New Roman" w:cs="Times New Roman"/>
-          <w:sz w:val="24"/>
-          <w:szCs w:val="24"/>
-        </w:rPr>
-        <w:t xml:space="preserve"> </w:t>
-      </w:r>
-      <w:proofErr w:type="spellStart"/>
-      <w:r>
-        <w:rPr>
-          <w:rFonts w:ascii="Times New Roman" w:eastAsia="Times New Roman" w:hAnsi="Times New Roman" w:cs="Times New Roman"/>
-          <w:sz w:val="24"/>
-          <w:szCs w:val="24"/>
-        </w:rPr>
-        <w:t>và</w:t>
-      </w:r>
-      <w:proofErr w:type="spellEnd"/>
-      <w:r>
-        <w:rPr>
-          <w:rFonts w:ascii="Times New Roman" w:eastAsia="Times New Roman" w:hAnsi="Times New Roman" w:cs="Times New Roman"/>
-          <w:sz w:val="24"/>
-          <w:szCs w:val="24"/>
-        </w:rPr>
-        <w:t xml:space="preserve"> </w:t>
-      </w:r>
-      <w:proofErr w:type="spellStart"/>
-      <w:r>
-        <w:rPr>
-          <w:rFonts w:ascii="Times New Roman" w:eastAsia="Times New Roman" w:hAnsi="Times New Roman" w:cs="Times New Roman"/>
-          <w:sz w:val="24"/>
-          <w:szCs w:val="24"/>
-        </w:rPr>
-        <w:t>khi</w:t>
-      </w:r>
-      <w:proofErr w:type="spellEnd"/>
-      <w:r>
-        <w:rPr>
-          <w:rFonts w:ascii="Times New Roman" w:eastAsia="Times New Roman" w:hAnsi="Times New Roman" w:cs="Times New Roman"/>
-          <w:sz w:val="24"/>
-          <w:szCs w:val="24"/>
-        </w:rPr>
-        <w:t xml:space="preserve"> </w:t>
-      </w:r>
-      <w:proofErr w:type="spellStart"/>
-      <w:r>
-        <w:rPr>
-          <w:rFonts w:ascii="Times New Roman" w:eastAsia="Times New Roman" w:hAnsi="Times New Roman" w:cs="Times New Roman"/>
-          <w:sz w:val="24"/>
-          <w:szCs w:val="24"/>
-        </w:rPr>
-        <w:t>nào</w:t>
-      </w:r>
-      <w:proofErr w:type="spellEnd"/>
-      <w:r>
-        <w:rPr>
-          <w:rFonts w:ascii="Times New Roman" w:eastAsia="Times New Roman" w:hAnsi="Times New Roman" w:cs="Times New Roman"/>
-          <w:sz w:val="24"/>
-          <w:szCs w:val="24"/>
-        </w:rPr>
-        <w:t xml:space="preserve"> </w:t>
-      </w:r>
-      <w:proofErr w:type="spellStart"/>
-      <w:r>
-        <w:rPr>
-          <w:rFonts w:ascii="Times New Roman" w:eastAsia="Times New Roman" w:hAnsi="Times New Roman" w:cs="Times New Roman"/>
-          <w:sz w:val="24"/>
-          <w:szCs w:val="24"/>
-        </w:rPr>
-        <w:t>nhu</w:t>
-      </w:r>
-      <w:proofErr w:type="spellEnd"/>
-      <w:r>
-        <w:rPr>
-          <w:rFonts w:ascii="Times New Roman" w:eastAsia="Times New Roman" w:hAnsi="Times New Roman" w:cs="Times New Roman"/>
-          <w:sz w:val="24"/>
-          <w:szCs w:val="24"/>
-        </w:rPr>
-        <w:t xml:space="preserve"> </w:t>
-      </w:r>
-      <w:proofErr w:type="spellStart"/>
-      <w:r>
-        <w:rPr>
-          <w:rFonts w:ascii="Times New Roman" w:eastAsia="Times New Roman" w:hAnsi="Times New Roman" w:cs="Times New Roman"/>
-          <w:sz w:val="24"/>
-          <w:szCs w:val="24"/>
-        </w:rPr>
-        <w:t>cầu</w:t>
-      </w:r>
-      <w:proofErr w:type="spellEnd"/>
-      <w:r>
-        <w:rPr>
-          <w:rFonts w:ascii="Times New Roman" w:eastAsia="Times New Roman" w:hAnsi="Times New Roman" w:cs="Times New Roman"/>
-          <w:sz w:val="24"/>
-          <w:szCs w:val="24"/>
-        </w:rPr>
-        <w:t xml:space="preserve"> </w:t>
-      </w:r>
-      <w:proofErr w:type="spellStart"/>
-      <w:r>
-        <w:rPr>
-          <w:rFonts w:ascii="Times New Roman" w:eastAsia="Times New Roman" w:hAnsi="Times New Roman" w:cs="Times New Roman"/>
-          <w:sz w:val="24"/>
-          <w:szCs w:val="24"/>
-        </w:rPr>
-        <w:t>không</w:t>
-      </w:r>
-      <w:proofErr w:type="spellEnd"/>
-      <w:r>
-        <w:rPr>
-          <w:rFonts w:ascii="Times New Roman" w:eastAsia="Times New Roman" w:hAnsi="Times New Roman" w:cs="Times New Roman"/>
-          <w:sz w:val="24"/>
-          <w:szCs w:val="24"/>
-        </w:rPr>
-        <w:t xml:space="preserve"> </w:t>
-      </w:r>
-      <w:proofErr w:type="spellStart"/>
-      <w:r>
-        <w:rPr>
-          <w:rFonts w:ascii="Times New Roman" w:eastAsia="Times New Roman" w:hAnsi="Times New Roman" w:cs="Times New Roman"/>
-          <w:sz w:val="24"/>
-          <w:szCs w:val="24"/>
-        </w:rPr>
-        <w:t>chuyển</w:t>
-      </w:r>
-      <w:proofErr w:type="spellEnd"/>
-      <w:r>
-        <w:rPr>
-          <w:rFonts w:ascii="Times New Roman" w:eastAsia="Times New Roman" w:hAnsi="Times New Roman" w:cs="Times New Roman"/>
-          <w:sz w:val="24"/>
-          <w:szCs w:val="24"/>
-        </w:rPr>
-        <w:t xml:space="preserve"> </w:t>
-      </w:r>
-      <w:proofErr w:type="spellStart"/>
-      <w:r>
-        <w:rPr>
-          <w:rFonts w:ascii="Times New Roman" w:eastAsia="Times New Roman" w:hAnsi="Times New Roman" w:cs="Times New Roman"/>
-          <w:sz w:val="24"/>
-          <w:szCs w:val="24"/>
-        </w:rPr>
-        <w:t>thành</w:t>
-      </w:r>
-      <w:proofErr w:type="spellEnd"/>
-      <w:r>
-        <w:rPr>
-          <w:rFonts w:ascii="Times New Roman" w:eastAsia="Times New Roman" w:hAnsi="Times New Roman" w:cs="Times New Roman"/>
-          <w:sz w:val="24"/>
-          <w:szCs w:val="24"/>
-        </w:rPr>
-        <w:t xml:space="preserve"> </w:t>
-      </w:r>
-      <w:proofErr w:type="spellStart"/>
-      <w:r>
-        <w:rPr>
-          <w:rFonts w:ascii="Times New Roman" w:eastAsia="Times New Roman" w:hAnsi="Times New Roman" w:cs="Times New Roman"/>
-          <w:sz w:val="24"/>
-          <w:szCs w:val="24"/>
-        </w:rPr>
-        <w:t>chuyến</w:t>
-      </w:r>
-      <w:proofErr w:type="spellEnd"/>
-      <w:r>
-        <w:rPr>
-          <w:rFonts w:ascii="Times New Roman" w:eastAsia="Times New Roman" w:hAnsi="Times New Roman" w:cs="Times New Roman"/>
-          <w:sz w:val="24"/>
-          <w:szCs w:val="24"/>
-        </w:rPr>
-        <w:t xml:space="preserve"> </w:t>
-      </w:r>
-      <w:proofErr w:type="spellStart"/>
-      <w:r>
-        <w:rPr>
-          <w:rFonts w:ascii="Times New Roman" w:eastAsia="Times New Roman" w:hAnsi="Times New Roman" w:cs="Times New Roman"/>
-          <w:sz w:val="24"/>
-          <w:szCs w:val="24"/>
-        </w:rPr>
-        <w:t>hoàn</w:t>
-      </w:r>
-      <w:proofErr w:type="spellEnd"/>
-      <w:r>
-        <w:rPr>
-          <w:rFonts w:ascii="Times New Roman" w:eastAsia="Times New Roman" w:hAnsi="Times New Roman" w:cs="Times New Roman"/>
-          <w:sz w:val="24"/>
-          <w:szCs w:val="24"/>
-        </w:rPr>
-        <w:t xml:space="preserve"> </w:t>
-      </w:r>
-      <w:proofErr w:type="spellStart"/>
-      <w:r>
-        <w:rPr>
-          <w:rFonts w:ascii="Times New Roman" w:eastAsia="Times New Roman" w:hAnsi="Times New Roman" w:cs="Times New Roman"/>
-          <w:sz w:val="24"/>
-          <w:szCs w:val="24"/>
-        </w:rPr>
-        <w:t>thành</w:t>
-      </w:r>
-      <w:proofErr w:type="spellEnd"/>
-      <w:r>
-        <w:rPr>
-          <w:rFonts w:ascii="Times New Roman" w:eastAsia="Times New Roman" w:hAnsi="Times New Roman" w:cs="Times New Roman"/>
-          <w:sz w:val="24"/>
-          <w:szCs w:val="24"/>
-        </w:rPr>
-        <w:t>?</w:t>
-      </w:r>
-    </w:p>
-    <w:p>
-      <w:pPr>
-        <w:spacing w:before="100" w:beforeAutospacing="1" w:after="100" w:afterAutospacing="1" w:line="240" w:lineRule="auto"/>
-        <w:ind w:left="720"/>
-        <w:rPr>
-          <w:rFonts w:ascii="Times New Roman" w:eastAsia="Times New Roman" w:hAnsi="Times New Roman" w:cs="Times New Roman"/>
-          <w:sz w:val="24"/>
-          <w:szCs w:val="24"/>
-        </w:rPr>
+      <w:r>
+        <w:t>Auto có thể là nhóm đóng góp nhiều nhất vào tổng giá trị đặt xe nhờ số lượng chuyến hoàn thành lớn, trong khi giá trị trung bình mỗi chuyến và tỷ lệ hoàn thành giữa các loại xe không khác biệt đáng kể.</w:t>
+      </w:r>
+    </w:p>
+    <w:p>
+      <w:pPr>
+        <w:pStyle w:val="ListParagraph"/>
+      </w:pPr>
+      <w:r>
+        <w:t>Quan sát sơ bộ: Auto có 23.155 chuyến hoàn thành, với tổng Booking Value khoảng 11,73 triệu đơn vị tiền tệ theo dữ liệu; tỷ lệ hoàn thành giữa các loại xe nhìn chung dao động khoảng 61–63%.</w:t>
+      </w:r>
+    </w:p>
+    <w:p>
+      <w:pPr>
+        <w:pStyle w:val="ListParagraph"/>
+      </w:pPr>
+      <w:r>
+        <w:t>Vì vậy, cần so sánh cả quy mô lẫn hiệu quả trên mỗi chuyến, thay vì chỉ chọn loại xe có tổng giá trị lớn nhất.</w:t>
+      </w:r>
+    </w:p>
+    <w:p>
+      <w:pPr>
+        <w:pStyle w:val="ListParagraph"/>
+      </w:pPr>
+    </w:p>
+    <w:p>
+      <w:pPr>
+        <w:pStyle w:val="ListParagraph"/>
+        <w:numPr>
+          <w:ilvl w:val="0"/>
+          <w:numId w:val="3"/>
+        </w:numPr>
+      </w:pPr>
+      <w:r>
+        <w:t>Những khu vực đón nào có tỷ lệ không tìm được tài xế hoặc tỷ lệ hủy chuyến cao bất thường?</w:t>
+      </w:r>
+    </w:p>
+    <w:p>
+      <w:pPr>
+        <w:pStyle w:val="ListParagraph"/>
+      </w:pPr>
+    </w:p>
+    <w:p>
+      <w:pPr>
+        <w:pStyle w:val="ListParagraph"/>
+      </w:pPr>
+      <w:r>
+        <w:t>Quyết định mà câu trả lời hỗ trợ</w:t>
+      </w:r>
+    </w:p>
+    <w:p>
+      <w:pPr>
+        <w:pStyle w:val="ListParagraph"/>
+      </w:pPr>
+      <w:r>
+        <w:t>- Điều chuyển tài xế đến các khu vực đang thiếu cung.</w:t>
+      </w:r>
+    </w:p>
+    <w:p>
+      <w:pPr>
+        <w:pStyle w:val="ListParagraph"/>
+      </w:pPr>
+      <w:r>
+        <w:t>- Xây dựng chính sách thưởng theo khu vực.</w:t>
+      </w:r>
+    </w:p>
+    <w:p>
+      <w:pPr>
+        <w:pStyle w:val="ListParagraph"/>
+      </w:pPr>
+      <w:r>
+        <w:t>- Ưu tiên mở rộng độ phủ dịch vụ tại các điểm có nhu cầu nhưng phục vụ chưa tốt.</w:t>
+      </w:r>
+    </w:p>
+    <w:p>
+      <w:pPr>
+        <w:pStyle w:val="ListParagraph"/>
+      </w:pPr>
+      <w:r>
+        <w:t>- Xác định khu vực cần kiểm tra riêng theo thời gian và loại xe.</w:t>
+      </w:r>
+    </w:p>
+    <w:p>
+      <w:pPr>
+        <w:pStyle w:val="ListParagraph"/>
+      </w:pPr>
+    </w:p>
+    <w:p>
+      <w:pPr>
+        <w:pStyle w:val="ListParagraph"/>
+      </w:pPr>
+      <w:r>
+        <w:t>Số liệu cần để trả lời</w:t>
+      </w:r>
+    </w:p>
+    <w:p>
+      <w:pPr>
+        <w:pStyle w:val="ListParagraph"/>
+        <w:numPr>
+          <w:ilvl w:val="0"/>
+          <w:numId w:val="5"/>
+        </w:numPr>
+      </w:pPr>
+      <w:r>
+        <w:t>Pickup Location</w:t>
+      </w:r>
+      <w:r>
+        <w:tab/>
+      </w:r>
+      <w:r>
+        <w:t xml:space="preserve"> -&gt; </w:t>
+      </w:r>
+      <w:r>
+        <w:t>Số lượt đặt và tỷ lệ thất bại theo điểm đón</w:t>
+      </w:r>
+    </w:p>
+    <w:p>
+      <w:pPr>
+        <w:pStyle w:val="ListParagraph"/>
+        <w:numPr>
+          <w:ilvl w:val="0"/>
+          <w:numId w:val="5"/>
+        </w:numPr>
+      </w:pPr>
+      <w:r>
+        <w:t>Booking Status</w:t>
+      </w:r>
+      <w:r>
+        <w:tab/>
+      </w:r>
+      <w:r>
+        <w:t xml:space="preserve"> -&gt; </w:t>
+      </w:r>
+      <w:r>
+        <w:t>Tỷ lệ không tìm được tài xế, hủy và hoàn thành</w:t>
+      </w:r>
+    </w:p>
+    <w:p>
+      <w:pPr>
+        <w:pStyle w:val="ListParagraph"/>
+        <w:numPr>
+          <w:ilvl w:val="0"/>
+          <w:numId w:val="5"/>
+        </w:numPr>
+      </w:pPr>
+      <w:r>
+        <w:t xml:space="preserve">Date, Time -&gt; </w:t>
+      </w:r>
+      <w:r>
+        <w:t>Thời điểm xảy ra thiếu cung</w:t>
+      </w:r>
+    </w:p>
+    <w:p>
+      <w:pPr>
+        <w:pStyle w:val="ListParagraph"/>
+        <w:numPr>
+          <w:ilvl w:val="0"/>
+          <w:numId w:val="5"/>
+        </w:numPr>
+      </w:pPr>
+      <w:r>
+        <w:t xml:space="preserve">Vehicle Type -&gt; </w:t>
+      </w:r>
+      <w:r>
+        <w:t>Loại xe thường không đáp ứng được nhu cầu</w:t>
+      </w:r>
+    </w:p>
+    <w:p>
+      <w:pPr>
+        <w:pStyle w:val="ListParagraph"/>
+        <w:numPr>
+          <w:ilvl w:val="0"/>
+          <w:numId w:val="5"/>
+        </w:numPr>
+      </w:pPr>
+      <w:r>
+        <w:t xml:space="preserve">Avg VTAT -&gt; </w:t>
+      </w:r>
+      <w:r>
+        <w:t>Thời gian chờ trung bình theo khu vực</w:t>
+      </w:r>
+    </w:p>
+    <w:p>
+      <w:pPr>
+        <w:pStyle w:val="ListParagraph"/>
+      </w:pPr>
+    </w:p>
+    <w:p>
+      <w:pPr>
+        <w:pStyle w:val="ListParagraph"/>
+      </w:pPr>
+      <w:r>
+        <w:t>Nên giới hạn phân tích vào các khu vực có đủ số lượt đặt xe, tránh kết luận từ những địa điểm chỉ có vài giao dịch.</w:t>
+      </w:r>
+    </w:p>
+    <w:p>
+      <w:pPr>
+        <w:pStyle w:val="ListParagraph"/>
+      </w:pPr>
+      <w:r>
+        <w:lastRenderedPageBreak/>
+        <w:t xml:space="preserve">Giả thuyết ban đầu </w:t>
+      </w:r>
+    </w:p>
+    <w:p>
+      <w:pPr>
+        <w:pStyle w:val="ListParagraph"/>
+      </w:pPr>
+      <w:r>
+        <w:t>Tình trạng thiếu tài xế có thể tập trung ở một số khu vực cụ thể, thay vì phân bố đồng đều trên toàn hệ thống.</w:t>
+      </w:r>
+    </w:p>
+    <w:p>
+      <w:pPr>
+        <w:pStyle w:val="ListParagraph"/>
+      </w:pPr>
+      <w:r>
+        <w:t>Quan sát sơ bộ: Trong các khu vực có ít nhất 250 lượt đặt, tỷ lệ No Driver Found tại Old Gurgaon là khoảng 10,3%, Paharganj là 9,6% và Vinobapuri là 9,2%, trong khi tỷ lệ chung là 7%.</w:t>
+      </w:r>
+    </w:p>
+    <w:p>
+      <w:pPr>
+        <w:pStyle w:val="ListParagraph"/>
+      </w:pPr>
+      <w:r>
+        <w:t>Đây là các khu vực đáng đưa vào danh sách kiểm tra ưu tiên trước khi quyết định tăng số lượng tài xế.</w:t>
+      </w:r>
+    </w:p>
+    <w:p>
+      <w:pPr>
+        <w:pStyle w:val="ListParagraph"/>
+      </w:pPr>
+    </w:p>
+    <w:p>
+      <w:pPr>
+        <w:pStyle w:val="ListParagraph"/>
+        <w:numPr>
+          <w:ilvl w:val="0"/>
+          <w:numId w:val="3"/>
+        </w:numPr>
+      </w:pPr>
+      <w:r>
+        <w:t>Thời gian chờ tài xế và thời gian hoàn thành chuyến đi có liên quan đến điểm đánh giá của khách hàng hoặc khả năng hoàn thành chuyến không?</w:t>
+      </w:r>
+    </w:p>
+    <w:p>
+      <w:pPr>
+        <w:pStyle w:val="ListParagraph"/>
+      </w:pPr>
+    </w:p>
+    <w:p>
+      <w:pPr>
+        <w:pStyle w:val="ListParagraph"/>
+      </w:pPr>
+      <w:r>
+        <w:t>Quyết định mà câu trả lời hỗ trợ</w:t>
+      </w:r>
+    </w:p>
+    <w:p>
+      <w:pPr>
+        <w:pStyle w:val="ListParagraph"/>
+      </w:pPr>
+      <w:r>
+        <w:t>- Cải thiện thuật toán ghép khách và tài xế.</w:t>
+      </w:r>
+    </w:p>
+    <w:p>
+      <w:pPr>
+        <w:pStyle w:val="ListParagraph"/>
+      </w:pPr>
+      <w:r>
+        <w:t>- Đặt mục tiêu thời gian chờ phù hợp.</w:t>
+      </w:r>
+    </w:p>
+    <w:p>
+      <w:pPr>
+        <w:pStyle w:val="ListParagraph"/>
+      </w:pPr>
+      <w:r>
+        <w:t>- Xác định nhóm chuyến đi cần cải thiện chất lượng phục vụ.</w:t>
+      </w:r>
+    </w:p>
+    <w:p>
+      <w:pPr>
+        <w:pStyle w:val="ListParagraph"/>
+      </w:pPr>
+      <w:r>
+        <w:t>- Kiểm tra xem việc giảm thời gian chờ có phải là biện pháp hiệu quả để cải thiện sự hài lòng hay không.</w:t>
+      </w:r>
+    </w:p>
+    <w:p>
+      <w:pPr>
+        <w:pStyle w:val="ListParagraph"/>
+      </w:pPr>
+    </w:p>
+    <w:p>
+      <w:pPr>
+        <w:pStyle w:val="ListParagraph"/>
+      </w:pPr>
+      <w:r>
+        <w:t>Số liệu cần để trả lời</w:t>
+      </w:r>
+    </w:p>
+    <w:p>
+      <w:pPr>
+        <w:pStyle w:val="ListParagraph"/>
+      </w:pPr>
+      <w:r>
+        <w:t xml:space="preserve">Avg VTAT -&gt; </w:t>
+      </w:r>
+      <w:r>
+        <w:t>Thời gian chờ tài xế trung bình</w:t>
+      </w:r>
+    </w:p>
+    <w:p>
+      <w:pPr>
+        <w:pStyle w:val="ListParagraph"/>
+      </w:pPr>
+      <w:r>
+        <w:t>Avg CTAT</w:t>
+      </w:r>
+      <w:r>
+        <w:t xml:space="preserve"> -&gt; </w:t>
+      </w:r>
+      <w:r>
+        <w:t>Thời gian hoàn thành chuyến đi trung bình</w:t>
+      </w:r>
+    </w:p>
+    <w:p>
+      <w:pPr>
+        <w:pStyle w:val="ListParagraph"/>
+      </w:pPr>
+      <w:r>
+        <w:t>Customer Rating</w:t>
+      </w:r>
+      <w:r>
+        <w:t xml:space="preserve"> -&gt; </w:t>
+      </w:r>
+      <w:r>
+        <w:t>Điểm đánh giá trung bình của khách</w:t>
+      </w:r>
+    </w:p>
+    <w:p>
+      <w:pPr>
+        <w:pStyle w:val="ListParagraph"/>
+      </w:pPr>
+      <w:r>
+        <w:t>Driver Ratings</w:t>
+      </w:r>
+      <w:r>
+        <w:t xml:space="preserve"> -&gt; </w:t>
+      </w:r>
+      <w:r>
+        <w:t>Điểm đánh giá trung bình của tài xế</w:t>
+      </w:r>
+    </w:p>
+    <w:p>
+      <w:pPr>
+        <w:pStyle w:val="ListParagraph"/>
+      </w:pPr>
+      <w:r>
+        <w:t>Booking Status</w:t>
+      </w:r>
+      <w:r>
+        <w:t xml:space="preserve"> -&gt; </w:t>
+      </w:r>
+      <w:r>
+        <w:t>Tỷ lệ hoàn thành theo nhóm thời gian chờ</w:t>
+      </w:r>
+    </w:p>
+    <w:p>
+      <w:pPr>
+        <w:pStyle w:val="ListParagraph"/>
+      </w:pPr>
+      <w:r>
+        <w:t>Vehicle Type, Pickup Location</w:t>
+      </w:r>
+      <w:r>
+        <w:t xml:space="preserve"> -&gt; </w:t>
+      </w:r>
+      <w:r>
+        <w:t>So sánh trải nghiệm giữa các nhóm xe và khu vực</w:t>
+      </w:r>
+    </w:p>
+    <w:p>
+      <w:pPr>
+        <w:pStyle w:val="ListParagraph"/>
       </w:pPr>
       <w:bookmarkStart w:id="0" w:name="_GoBack"/>
       <w:bookmarkEnd w:id="0"/>
     </w:p>
     <w:p>
       <w:pPr>
-        <w:numPr>
-          <w:ilvl w:val="0"/>
-          <w:numId w:val="2"/>
-        </w:numPr>
-        <w:spacing w:before="100" w:beforeAutospacing="1" w:after="100" w:afterAutospacing="1" w:line="240" w:lineRule="auto"/>
-        <w:rPr>
-          <w:rFonts w:ascii="Times New Roman" w:eastAsia="Times New Roman" w:hAnsi="Times New Roman" w:cs="Times New Roman"/>
-          <w:sz w:val="24"/>
-          <w:szCs w:val="24"/>
-        </w:rPr>
-      </w:pPr>
-      <w:proofErr w:type="spellStart"/>
-      <w:r>
-        <w:rPr>
-          <w:rFonts w:ascii="Times New Roman" w:eastAsia="Times New Roman" w:hAnsi="Times New Roman" w:cs="Times New Roman"/>
-          <w:sz w:val="24"/>
-          <w:szCs w:val="24"/>
-        </w:rPr>
-        <w:t>Vì</w:t>
-      </w:r>
-      <w:proofErr w:type="spellEnd"/>
-      <w:r>
-        <w:rPr>
-          <w:rFonts w:ascii="Times New Roman" w:eastAsia="Times New Roman" w:hAnsi="Times New Roman" w:cs="Times New Roman"/>
-          <w:sz w:val="24"/>
-          <w:szCs w:val="24"/>
-        </w:rPr>
-        <w:t xml:space="preserve"> </w:t>
-      </w:r>
-      <w:proofErr w:type="spellStart"/>
-      <w:r>
-        <w:rPr>
-          <w:rFonts w:ascii="Times New Roman" w:eastAsia="Times New Roman" w:hAnsi="Times New Roman" w:cs="Times New Roman"/>
-          <w:sz w:val="24"/>
-          <w:szCs w:val="24"/>
-        </w:rPr>
-        <w:t>sao</w:t>
-      </w:r>
-      <w:proofErr w:type="spellEnd"/>
-      <w:r>
-        <w:rPr>
-          <w:rFonts w:ascii="Times New Roman" w:eastAsia="Times New Roman" w:hAnsi="Times New Roman" w:cs="Times New Roman"/>
-          <w:sz w:val="24"/>
-          <w:szCs w:val="24"/>
-        </w:rPr>
-        <w:t xml:space="preserve"> </w:t>
-      </w:r>
-      <w:proofErr w:type="spellStart"/>
-      <w:r>
-        <w:rPr>
-          <w:rFonts w:ascii="Times New Roman" w:eastAsia="Times New Roman" w:hAnsi="Times New Roman" w:cs="Times New Roman"/>
-          <w:sz w:val="24"/>
-          <w:szCs w:val="24"/>
-        </w:rPr>
-        <w:t>thất</w:t>
-      </w:r>
-      <w:proofErr w:type="spellEnd"/>
-      <w:r>
-        <w:rPr>
-          <w:rFonts w:ascii="Times New Roman" w:eastAsia="Times New Roman" w:hAnsi="Times New Roman" w:cs="Times New Roman"/>
-          <w:sz w:val="24"/>
-          <w:szCs w:val="24"/>
-        </w:rPr>
-        <w:t xml:space="preserve"> </w:t>
-      </w:r>
-      <w:proofErr w:type="spellStart"/>
-      <w:r>
-        <w:rPr>
-          <w:rFonts w:ascii="Times New Roman" w:eastAsia="Times New Roman" w:hAnsi="Times New Roman" w:cs="Times New Roman"/>
-          <w:sz w:val="24"/>
-          <w:szCs w:val="24"/>
-        </w:rPr>
-        <w:t>bại</w:t>
-      </w:r>
-      <w:proofErr w:type="spellEnd"/>
-      <w:r>
-        <w:rPr>
-          <w:rFonts w:ascii="Times New Roman" w:eastAsia="Times New Roman" w:hAnsi="Times New Roman" w:cs="Times New Roman"/>
-          <w:sz w:val="24"/>
-          <w:szCs w:val="24"/>
-        </w:rPr>
-        <w:t xml:space="preserve">, </w:t>
-      </w:r>
-      <w:proofErr w:type="spellStart"/>
-      <w:r>
-        <w:rPr>
-          <w:rFonts w:ascii="Times New Roman" w:eastAsia="Times New Roman" w:hAnsi="Times New Roman" w:cs="Times New Roman"/>
-          <w:sz w:val="24"/>
-          <w:szCs w:val="24"/>
-        </w:rPr>
-        <w:t>phần</w:t>
-      </w:r>
-      <w:proofErr w:type="spellEnd"/>
-      <w:r>
-        <w:rPr>
-          <w:rFonts w:ascii="Times New Roman" w:eastAsia="Times New Roman" w:hAnsi="Times New Roman" w:cs="Times New Roman"/>
-          <w:sz w:val="24"/>
-          <w:szCs w:val="24"/>
-        </w:rPr>
-        <w:t xml:space="preserve"> </w:t>
-      </w:r>
-      <w:proofErr w:type="spellStart"/>
-      <w:r>
-        <w:rPr>
-          <w:rFonts w:ascii="Times New Roman" w:eastAsia="Times New Roman" w:hAnsi="Times New Roman" w:cs="Times New Roman"/>
-          <w:sz w:val="24"/>
-          <w:szCs w:val="24"/>
-        </w:rPr>
-        <w:t>nào</w:t>
-      </w:r>
-      <w:proofErr w:type="spellEnd"/>
-      <w:r>
-        <w:rPr>
-          <w:rFonts w:ascii="Times New Roman" w:eastAsia="Times New Roman" w:hAnsi="Times New Roman" w:cs="Times New Roman"/>
-          <w:sz w:val="24"/>
-          <w:szCs w:val="24"/>
-        </w:rPr>
-        <w:t xml:space="preserve"> </w:t>
-      </w:r>
-      <w:proofErr w:type="spellStart"/>
-      <w:r>
-        <w:rPr>
-          <w:rFonts w:ascii="Times New Roman" w:eastAsia="Times New Roman" w:hAnsi="Times New Roman" w:cs="Times New Roman"/>
-          <w:sz w:val="24"/>
-          <w:szCs w:val="24"/>
-        </w:rPr>
-        <w:t>kiểm</w:t>
-      </w:r>
-      <w:proofErr w:type="spellEnd"/>
-      <w:r>
-        <w:rPr>
-          <w:rFonts w:ascii="Times New Roman" w:eastAsia="Times New Roman" w:hAnsi="Times New Roman" w:cs="Times New Roman"/>
-          <w:sz w:val="24"/>
-          <w:szCs w:val="24"/>
-        </w:rPr>
-        <w:t xml:space="preserve"> </w:t>
-      </w:r>
-      <w:proofErr w:type="spellStart"/>
-      <w:r>
-        <w:rPr>
-          <w:rFonts w:ascii="Times New Roman" w:eastAsia="Times New Roman" w:hAnsi="Times New Roman" w:cs="Times New Roman"/>
-          <w:sz w:val="24"/>
-          <w:szCs w:val="24"/>
-        </w:rPr>
-        <w:t>soát</w:t>
-      </w:r>
-      <w:proofErr w:type="spellEnd"/>
-      <w:r>
-        <w:rPr>
-          <w:rFonts w:ascii="Times New Roman" w:eastAsia="Times New Roman" w:hAnsi="Times New Roman" w:cs="Times New Roman"/>
-          <w:sz w:val="24"/>
-          <w:szCs w:val="24"/>
-        </w:rPr>
-        <w:t xml:space="preserve"> </w:t>
-      </w:r>
-      <w:proofErr w:type="spellStart"/>
-      <w:r>
-        <w:rPr>
-          <w:rFonts w:ascii="Times New Roman" w:eastAsia="Times New Roman" w:hAnsi="Times New Roman" w:cs="Times New Roman"/>
-          <w:sz w:val="24"/>
-          <w:szCs w:val="24"/>
-        </w:rPr>
-        <w:t>được</w:t>
-      </w:r>
-      <w:proofErr w:type="spellEnd"/>
-      <w:r>
-        <w:rPr>
-          <w:rFonts w:ascii="Times New Roman" w:eastAsia="Times New Roman" w:hAnsi="Times New Roman" w:cs="Times New Roman"/>
-          <w:sz w:val="24"/>
-          <w:szCs w:val="24"/>
-        </w:rPr>
-        <w:t>?</w:t>
-      </w:r>
-    </w:p>
-    <w:p>
-      <w:pPr>
-        <w:numPr>
-          <w:ilvl w:val="0"/>
-          <w:numId w:val="2"/>
-        </w:numPr>
-        <w:spacing w:before="100" w:beforeAutospacing="1" w:after="100" w:afterAutospacing="1" w:line="240" w:lineRule="auto"/>
-        <w:rPr>
-          <w:rFonts w:ascii="Times New Roman" w:eastAsia="Times New Roman" w:hAnsi="Times New Roman" w:cs="Times New Roman"/>
-          <w:sz w:val="24"/>
-          <w:szCs w:val="24"/>
-        </w:rPr>
-      </w:pPr>
-      <w:proofErr w:type="spellStart"/>
-      <w:r>
-        <w:rPr>
-          <w:rFonts w:ascii="Times New Roman" w:eastAsia="Times New Roman" w:hAnsi="Times New Roman" w:cs="Times New Roman"/>
-          <w:sz w:val="24"/>
-          <w:szCs w:val="24"/>
-        </w:rPr>
-        <w:t>Giá</w:t>
-      </w:r>
-      <w:proofErr w:type="spellEnd"/>
-      <w:r>
-        <w:rPr>
-          <w:rFonts w:ascii="Times New Roman" w:eastAsia="Times New Roman" w:hAnsi="Times New Roman" w:cs="Times New Roman"/>
-          <w:sz w:val="24"/>
-          <w:szCs w:val="24"/>
-        </w:rPr>
-        <w:t xml:space="preserve"> </w:t>
-      </w:r>
-      <w:proofErr w:type="spellStart"/>
-      <w:r>
-        <w:rPr>
-          <w:rFonts w:ascii="Times New Roman" w:eastAsia="Times New Roman" w:hAnsi="Times New Roman" w:cs="Times New Roman"/>
-          <w:sz w:val="24"/>
-          <w:szCs w:val="24"/>
-        </w:rPr>
-        <w:t>và</w:t>
-      </w:r>
-      <w:proofErr w:type="spellEnd"/>
-      <w:r>
-        <w:rPr>
-          <w:rFonts w:ascii="Times New Roman" w:eastAsia="Times New Roman" w:hAnsi="Times New Roman" w:cs="Times New Roman"/>
-          <w:sz w:val="24"/>
-          <w:szCs w:val="24"/>
-        </w:rPr>
-        <w:t xml:space="preserve"> </w:t>
-      </w:r>
-      <w:proofErr w:type="spellStart"/>
-      <w:r>
-        <w:rPr>
-          <w:rFonts w:ascii="Times New Roman" w:eastAsia="Times New Roman" w:hAnsi="Times New Roman" w:cs="Times New Roman"/>
-          <w:sz w:val="24"/>
-          <w:szCs w:val="24"/>
-        </w:rPr>
-        <w:t>trải</w:t>
-      </w:r>
-      <w:proofErr w:type="spellEnd"/>
-      <w:r>
-        <w:rPr>
-          <w:rFonts w:ascii="Times New Roman" w:eastAsia="Times New Roman" w:hAnsi="Times New Roman" w:cs="Times New Roman"/>
-          <w:sz w:val="24"/>
-          <w:szCs w:val="24"/>
-        </w:rPr>
-        <w:t xml:space="preserve"> </w:t>
-      </w:r>
-      <w:proofErr w:type="spellStart"/>
-      <w:r>
-        <w:rPr>
-          <w:rFonts w:ascii="Times New Roman" w:eastAsia="Times New Roman" w:hAnsi="Times New Roman" w:cs="Times New Roman"/>
-          <w:sz w:val="24"/>
-          <w:szCs w:val="24"/>
-        </w:rPr>
-        <w:t>nghiệm</w:t>
-      </w:r>
-      <w:proofErr w:type="spellEnd"/>
-      <w:r>
-        <w:rPr>
-          <w:rFonts w:ascii="Times New Roman" w:eastAsia="Times New Roman" w:hAnsi="Times New Roman" w:cs="Times New Roman"/>
-          <w:sz w:val="24"/>
-          <w:szCs w:val="24"/>
-        </w:rPr>
-        <w:t xml:space="preserve"> </w:t>
-      </w:r>
-      <w:proofErr w:type="spellStart"/>
-      <w:r>
-        <w:rPr>
-          <w:rFonts w:ascii="Times New Roman" w:eastAsia="Times New Roman" w:hAnsi="Times New Roman" w:cs="Times New Roman"/>
-          <w:sz w:val="24"/>
-          <w:szCs w:val="24"/>
-        </w:rPr>
-        <w:t>có</w:t>
-      </w:r>
-      <w:proofErr w:type="spellEnd"/>
-      <w:r>
-        <w:rPr>
-          <w:rFonts w:ascii="Times New Roman" w:eastAsia="Times New Roman" w:hAnsi="Times New Roman" w:cs="Times New Roman"/>
-          <w:sz w:val="24"/>
-          <w:szCs w:val="24"/>
-        </w:rPr>
-        <w:t xml:space="preserve"> </w:t>
-      </w:r>
-      <w:proofErr w:type="spellStart"/>
-      <w:r>
-        <w:rPr>
-          <w:rFonts w:ascii="Times New Roman" w:eastAsia="Times New Roman" w:hAnsi="Times New Roman" w:cs="Times New Roman"/>
-          <w:sz w:val="24"/>
-          <w:szCs w:val="24"/>
-        </w:rPr>
-        <w:t>nhất</w:t>
-      </w:r>
-      <w:proofErr w:type="spellEnd"/>
-      <w:r>
-        <w:rPr>
-          <w:rFonts w:ascii="Times New Roman" w:eastAsia="Times New Roman" w:hAnsi="Times New Roman" w:cs="Times New Roman"/>
-          <w:sz w:val="24"/>
-          <w:szCs w:val="24"/>
-        </w:rPr>
-        <w:t xml:space="preserve"> </w:t>
-      </w:r>
-      <w:proofErr w:type="spellStart"/>
-      <w:r>
-        <w:rPr>
-          <w:rFonts w:ascii="Times New Roman" w:eastAsia="Times New Roman" w:hAnsi="Times New Roman" w:cs="Times New Roman"/>
-          <w:sz w:val="24"/>
-          <w:szCs w:val="24"/>
-        </w:rPr>
-        <w:t>quán</w:t>
-      </w:r>
-      <w:proofErr w:type="spellEnd"/>
-      <w:r>
-        <w:rPr>
-          <w:rFonts w:ascii="Times New Roman" w:eastAsia="Times New Roman" w:hAnsi="Times New Roman" w:cs="Times New Roman"/>
-          <w:sz w:val="24"/>
-          <w:szCs w:val="24"/>
-        </w:rPr>
-        <w:t xml:space="preserve"> </w:t>
-      </w:r>
-      <w:proofErr w:type="spellStart"/>
-      <w:r>
-        <w:rPr>
-          <w:rFonts w:ascii="Times New Roman" w:eastAsia="Times New Roman" w:hAnsi="Times New Roman" w:cs="Times New Roman"/>
-          <w:sz w:val="24"/>
-          <w:szCs w:val="24"/>
-        </w:rPr>
-        <w:t>không</w:t>
-      </w:r>
-      <w:proofErr w:type="spellEnd"/>
-      <w:r>
-        <w:rPr>
-          <w:rFonts w:ascii="Times New Roman" w:eastAsia="Times New Roman" w:hAnsi="Times New Roman" w:cs="Times New Roman"/>
-          <w:sz w:val="24"/>
-          <w:szCs w:val="24"/>
-        </w:rPr>
-        <w:t>?</w:t>
-      </w:r>
-    </w:p>
-    <w:p/>
+        <w:pStyle w:val="ListParagraph"/>
+      </w:pPr>
+      <w:r>
+        <w:t>Giả thuyết ban đầu</w:t>
+      </w:r>
+    </w:p>
+    <w:p>
+      <w:pPr>
+        <w:pStyle w:val="ListParagraph"/>
+      </w:pPr>
+      <w:r>
+        <w:t>Thời gian chờ càng dài thì khách hàng có xu hướng đánh giá thấp hơn và tỷ lệ hoàn thành có thể giảm.</w:t>
+      </w:r>
+    </w:p>
+    <w:p>
+      <w:pPr>
+        <w:pStyle w:val="ListParagraph"/>
+      </w:pPr>
+      <w:r>
+        <w:t>Tuy nhiên, thống kê mô tả sơ bộ của bộ dữ liệu này chưa cho thấy mối quan hệ rõ ràng giữa thời gian chờ và điểm đánh giá. Vì thế, đây là giả thuyết cần kiểm định, không nên mặc định rằng giảm thời gian chờ chắc chắn sẽ làm điểm đánh giá tăng.</w:t>
+      </w:r>
+    </w:p>
+    <w:p>
+      <w:pPr>
+        <w:pStyle w:val="ListParagraph"/>
+      </w:pPr>
+    </w:p>
     <w:sectPr>
       <w:pgSz w:w="12240" w:h="15840"/>
       <w:pgMar w:top="1440" w:right="1440" w:bottom="1440" w:left="1440" w:header="720" w:footer="720" w:gutter="0"/>
@@ -752,6 +1016,245 @@
 <file path=word/numbering.xml><?xml version="1.0" encoding="utf-8"?>
 <w:numbering xmlns:wpc="http://schemas.microsoft.com/office/word/2010/wordprocessingCanvas" xmlns:cx="http://schemas.microsoft.com/office/drawing/2014/chartex" xmlns:mc="http://schemas.openxmlformats.org/markup-compatibility/2006" xmlns:o="urn:schemas-microsoft-com:office:office" xmlns:r="http://schemas.openxmlformats.org/officeDocument/2006/relationships" xmlns:m="http://schemas.openxmlformats.org/officeDocument/2006/math" xmlns:v="urn:schemas-microsoft-com:vml" xmlns:wp14="http://schemas.microsoft.com/office/word/2010/wordprocessingDrawing" xmlns:wp="http://schemas.openxmlformats.org/drawingml/2006/wordprocessingDrawing" xmlns:w10="urn:schemas-microsoft-com:office:word" xmlns:w="http://schemas.openxmlformats.org/wordprocessingml/2006/main" xmlns:w14="http://schemas.microsoft.com/office/word/2010/wordml" xmlns:w15="http://schemas.microsoft.com/office/word/2012/wordml" xmlns:w16se="http://schemas.microsoft.com/office/word/2015/wordml/symex" xmlns:wpg="http://schemas.microsoft.com/office/word/2010/wordprocessingGroup" xmlns:wpi="http://schemas.microsoft.com/office/word/2010/wordprocessingInk" xmlns:wne="http://schemas.microsoft.com/office/word/2006/wordml" xmlns:wps="http://schemas.microsoft.com/office/word/2010/wordprocessingShape" mc:Ignorable="w14 w15 w16se wp14">
   <w:abstractNum w:abstractNumId="0" w15:restartNumberingAfterBreak="0">
+    <w:nsid w:val="23342F2C"/>
+    <w:multiLevelType w:val="multilevel"/>
+    <w:tmpl w:val="D1288850"/>
+    <w:lvl w:ilvl="0">
+      <w:start w:val="1"/>
+      <w:numFmt w:val="bullet"/>
+      <w:lvlText w:val=""/>
+      <w:lvlJc w:val="left"/>
+      <w:pPr>
+        <w:tabs>
+          <w:tab w:val="num" w:pos="720"/>
+        </w:tabs>
+        <w:ind w:left="720" w:hanging="360"/>
+      </w:pPr>
+      <w:rPr>
+        <w:rFonts w:ascii="Symbol" w:hAnsi="Symbol" w:hint="default"/>
+        <w:sz w:val="20"/>
+      </w:rPr>
+    </w:lvl>
+    <w:lvl w:ilvl="1" w:tentative="1">
+      <w:start w:val="1"/>
+      <w:numFmt w:val="bullet"/>
+      <w:lvlText w:val="o"/>
+      <w:lvlJc w:val="left"/>
+      <w:pPr>
+        <w:tabs>
+          <w:tab w:val="num" w:pos="1440"/>
+        </w:tabs>
+        <w:ind w:left="1440" w:hanging="360"/>
+      </w:pPr>
+      <w:rPr>
+        <w:rFonts w:ascii="Courier New" w:hAnsi="Courier New" w:hint="default"/>
+        <w:sz w:val="20"/>
+      </w:rPr>
+    </w:lvl>
+    <w:lvl w:ilvl="2" w:tentative="1">
+      <w:start w:val="1"/>
+      <w:numFmt w:val="bullet"/>
+      <w:lvlText w:val=""/>
+      <w:lvlJc w:val="left"/>
+      <w:pPr>
+        <w:tabs>
+          <w:tab w:val="num" w:pos="2160"/>
+        </w:tabs>
+        <w:ind w:left="2160" w:hanging="360"/>
+      </w:pPr>
+      <w:rPr>
+        <w:rFonts w:ascii="Wingdings" w:hAnsi="Wingdings" w:hint="default"/>
+        <w:sz w:val="20"/>
+      </w:rPr>
+    </w:lvl>
+    <w:lvl w:ilvl="3" w:tentative="1">
+      <w:start w:val="1"/>
+      <w:numFmt w:val="bullet"/>
+      <w:lvlText w:val=""/>
+      <w:lvlJc w:val="left"/>
+      <w:pPr>
+        <w:tabs>
+          <w:tab w:val="num" w:pos="2880"/>
+        </w:tabs>
+        <w:ind w:left="2880" w:hanging="360"/>
+      </w:pPr>
+      <w:rPr>
+        <w:rFonts w:ascii="Wingdings" w:hAnsi="Wingdings" w:hint="default"/>
+        <w:sz w:val="20"/>
+      </w:rPr>
+    </w:lvl>
+    <w:lvl w:ilvl="4" w:tentative="1">
+      <w:start w:val="1"/>
+      <w:numFmt w:val="bullet"/>
+      <w:lvlText w:val=""/>
+      <w:lvlJc w:val="left"/>
+      <w:pPr>
+        <w:tabs>
+          <w:tab w:val="num" w:pos="3600"/>
+        </w:tabs>
+        <w:ind w:left="3600" w:hanging="360"/>
+      </w:pPr>
+      <w:rPr>
+        <w:rFonts w:ascii="Wingdings" w:hAnsi="Wingdings" w:hint="default"/>
+        <w:sz w:val="20"/>
+      </w:rPr>
+    </w:lvl>
+    <w:lvl w:ilvl="5" w:tentative="1">
+      <w:start w:val="1"/>
+      <w:numFmt w:val="bullet"/>
+      <w:lvlText w:val=""/>
+      <w:lvlJc w:val="left"/>
+      <w:pPr>
+        <w:tabs>
+          <w:tab w:val="num" w:pos="4320"/>
+        </w:tabs>
+        <w:ind w:left="4320" w:hanging="360"/>
+      </w:pPr>
+      <w:rPr>
+        <w:rFonts w:ascii="Wingdings" w:hAnsi="Wingdings" w:hint="default"/>
+        <w:sz w:val="20"/>
+      </w:rPr>
+    </w:lvl>
+    <w:lvl w:ilvl="6" w:tentative="1">
+      <w:start w:val="1"/>
+      <w:numFmt w:val="bullet"/>
+      <w:lvlText w:val=""/>
+      <w:lvlJc w:val="left"/>
+      <w:pPr>
+        <w:tabs>
+          <w:tab w:val="num" w:pos="5040"/>
+        </w:tabs>
+        <w:ind w:left="5040" w:hanging="360"/>
+      </w:pPr>
+      <w:rPr>
+        <w:rFonts w:ascii="Wingdings" w:hAnsi="Wingdings" w:hint="default"/>
+        <w:sz w:val="20"/>
+      </w:rPr>
+    </w:lvl>
+    <w:lvl w:ilvl="7" w:tentative="1">
+      <w:start w:val="1"/>
+      <w:numFmt w:val="bullet"/>
+      <w:lvlText w:val=""/>
+      <w:lvlJc w:val="left"/>
+      <w:pPr>
+        <w:tabs>
+          <w:tab w:val="num" w:pos="5760"/>
+        </w:tabs>
+        <w:ind w:left="5760" w:hanging="360"/>
+      </w:pPr>
+      <w:rPr>
+        <w:rFonts w:ascii="Wingdings" w:hAnsi="Wingdings" w:hint="default"/>
+        <w:sz w:val="20"/>
+      </w:rPr>
+    </w:lvl>
+    <w:lvl w:ilvl="8" w:tentative="1">
+      <w:start w:val="1"/>
+      <w:numFmt w:val="bullet"/>
+      <w:lvlText w:val=""/>
+      <w:lvlJc w:val="left"/>
+      <w:pPr>
+        <w:tabs>
+          <w:tab w:val="num" w:pos="6480"/>
+        </w:tabs>
+        <w:ind w:left="6480" w:hanging="360"/>
+      </w:pPr>
+      <w:rPr>
+        <w:rFonts w:ascii="Wingdings" w:hAnsi="Wingdings" w:hint="default"/>
+        <w:sz w:val="20"/>
+      </w:rPr>
+    </w:lvl>
+  </w:abstractNum>
+  <w:abstractNum w:abstractNumId="1" w15:restartNumberingAfterBreak="0">
+    <w:nsid w:val="450346DB"/>
+    <w:multiLevelType w:val="hybridMultilevel"/>
+    <w:tmpl w:val="5C34D47A"/>
+    <w:lvl w:ilvl="0" w:tplc="5DEEDFDA">
+      <w:start w:val="1"/>
+      <w:numFmt w:val="decimal"/>
+      <w:lvlText w:val="%1."/>
+      <w:lvlJc w:val="left"/>
+      <w:pPr>
+        <w:ind w:left="720" w:hanging="360"/>
+      </w:pPr>
+      <w:rPr>
+        <w:rFonts w:ascii="Times New Roman" w:eastAsia="Times New Roman" w:hAnsi="Times New Roman" w:cs="Times New Roman" w:hint="default"/>
+        <w:sz w:val="24"/>
+      </w:rPr>
+    </w:lvl>
+    <w:lvl w:ilvl="1" w:tplc="04090019" w:tentative="1">
+      <w:start w:val="1"/>
+      <w:numFmt w:val="lowerLetter"/>
+      <w:lvlText w:val="%2."/>
+      <w:lvlJc w:val="left"/>
+      <w:pPr>
+        <w:ind w:left="1440" w:hanging="360"/>
+      </w:pPr>
+    </w:lvl>
+    <w:lvl w:ilvl="2" w:tplc="0409001B" w:tentative="1">
+      <w:start w:val="1"/>
+      <w:numFmt w:val="lowerRoman"/>
+      <w:lvlText w:val="%3."/>
+      <w:lvlJc w:val="right"/>
+      <w:pPr>
+        <w:ind w:left="2160" w:hanging="180"/>
+      </w:pPr>
+    </w:lvl>
+    <w:lvl w:ilvl="3" w:tplc="0409000F" w:tentative="1">
+      <w:start w:val="1"/>
+      <w:numFmt w:val="decimal"/>
+      <w:lvlText w:val="%4."/>
+      <w:lvlJc w:val="left"/>
+      <w:pPr>
+        <w:ind w:left="2880" w:hanging="360"/>
+      </w:pPr>
+    </w:lvl>
+    <w:lvl w:ilvl="4" w:tplc="04090019" w:tentative="1">
+      <w:start w:val="1"/>
+      <w:numFmt w:val="lowerLetter"/>
+      <w:lvlText w:val="%5."/>
+      <w:lvlJc w:val="left"/>
+      <w:pPr>
+        <w:ind w:left="3600" w:hanging="360"/>
+      </w:pPr>
+    </w:lvl>
+    <w:lvl w:ilvl="5" w:tplc="0409001B" w:tentative="1">
+      <w:start w:val="1"/>
+      <w:numFmt w:val="lowerRoman"/>
+      <w:lvlText w:val="%6."/>
+      <w:lvlJc w:val="right"/>
+      <w:pPr>
+        <w:ind w:left="4320" w:hanging="180"/>
+      </w:pPr>
+    </w:lvl>
+    <w:lvl w:ilvl="6" w:tplc="0409000F" w:tentative="1">
+      <w:start w:val="1"/>
+      <w:numFmt w:val="decimal"/>
+      <w:lvlText w:val="%7."/>
+      <w:lvlJc w:val="left"/>
+      <w:pPr>
+        <w:ind w:left="5040" w:hanging="360"/>
+      </w:pPr>
+    </w:lvl>
+    <w:lvl w:ilvl="7" w:tplc="04090019" w:tentative="1">
+      <w:start w:val="1"/>
+      <w:numFmt w:val="lowerLetter"/>
+      <w:lvlText w:val="%8."/>
+      <w:lvlJc w:val="left"/>
+      <w:pPr>
+        <w:ind w:left="5760" w:hanging="360"/>
+      </w:pPr>
+    </w:lvl>
+    <w:lvl w:ilvl="8" w:tplc="0409001B" w:tentative="1">
+      <w:start w:val="1"/>
+      <w:numFmt w:val="lowerRoman"/>
+      <w:lvlText w:val="%9."/>
+      <w:lvlJc w:val="right"/>
+      <w:pPr>
+        <w:ind w:left="6480" w:hanging="180"/>
+      </w:pPr>
+    </w:lvl>
+  </w:abstractNum>
+  <w:abstractNum w:abstractNumId="2" w15:restartNumberingAfterBreak="0">
     <w:nsid w:val="61F25A54"/>
     <w:multiLevelType w:val="multilevel"/>
     <w:tmpl w:val="1CC8951E"/>
@@ -864,7 +1367,120 @@
       </w:pPr>
     </w:lvl>
   </w:abstractNum>
-  <w:abstractNum w:abstractNumId="1" w15:restartNumberingAfterBreak="0">
+  <w:abstractNum w:abstractNumId="3" w15:restartNumberingAfterBreak="0">
+    <w:nsid w:val="640D04D1"/>
+    <w:multiLevelType w:val="hybridMultilevel"/>
+    <w:tmpl w:val="764E0F9A"/>
+    <w:lvl w:ilvl="0" w:tplc="69CC4766">
+      <w:start w:val="1"/>
+      <w:numFmt w:val="bullet"/>
+      <w:lvlText w:val="-"/>
+      <w:lvlJc w:val="left"/>
+      <w:pPr>
+        <w:ind w:left="720" w:hanging="360"/>
+      </w:pPr>
+      <w:rPr>
+        <w:rFonts w:ascii="Calibri" w:eastAsiaTheme="minorHAnsi" w:hAnsi="Calibri" w:cs="Calibri" w:hint="default"/>
+      </w:rPr>
+    </w:lvl>
+    <w:lvl w:ilvl="1" w:tplc="04090003" w:tentative="1">
+      <w:start w:val="1"/>
+      <w:numFmt w:val="bullet"/>
+      <w:lvlText w:val="o"/>
+      <w:lvlJc w:val="left"/>
+      <w:pPr>
+        <w:ind w:left="1440" w:hanging="360"/>
+      </w:pPr>
+      <w:rPr>
+        <w:rFonts w:ascii="Courier New" w:hAnsi="Courier New" w:cs="Courier New" w:hint="default"/>
+      </w:rPr>
+    </w:lvl>
+    <w:lvl w:ilvl="2" w:tplc="04090005" w:tentative="1">
+      <w:start w:val="1"/>
+      <w:numFmt w:val="bullet"/>
+      <w:lvlText w:val=""/>
+      <w:lvlJc w:val="left"/>
+      <w:pPr>
+        <w:ind w:left="2160" w:hanging="360"/>
+      </w:pPr>
+      <w:rPr>
+        <w:rFonts w:ascii="Wingdings" w:hAnsi="Wingdings" w:hint="default"/>
+      </w:rPr>
+    </w:lvl>
+    <w:lvl w:ilvl="3" w:tplc="04090001" w:tentative="1">
+      <w:start w:val="1"/>
+      <w:numFmt w:val="bullet"/>
+      <w:lvlText w:val=""/>
+      <w:lvlJc w:val="left"/>
+      <w:pPr>
+        <w:ind w:left="2880" w:hanging="360"/>
+      </w:pPr>
+      <w:rPr>
+        <w:rFonts w:ascii="Symbol" w:hAnsi="Symbol" w:hint="default"/>
+      </w:rPr>
+    </w:lvl>
+    <w:lvl w:ilvl="4" w:tplc="04090003" w:tentative="1">
+      <w:start w:val="1"/>
+      <w:numFmt w:val="bullet"/>
+      <w:lvlText w:val="o"/>
+      <w:lvlJc w:val="left"/>
+      <w:pPr>
+        <w:ind w:left="3600" w:hanging="360"/>
+      </w:pPr>
+      <w:rPr>
+        <w:rFonts w:ascii="Courier New" w:hAnsi="Courier New" w:cs="Courier New" w:hint="default"/>
+      </w:rPr>
+    </w:lvl>
+    <w:lvl w:ilvl="5" w:tplc="04090005" w:tentative="1">
+      <w:start w:val="1"/>
+      <w:numFmt w:val="bullet"/>
+      <w:lvlText w:val=""/>
+      <w:lvlJc w:val="left"/>
+      <w:pPr>
+        <w:ind w:left="4320" w:hanging="360"/>
+      </w:pPr>
+      <w:rPr>
+        <w:rFonts w:ascii="Wingdings" w:hAnsi="Wingdings" w:hint="default"/>
+      </w:rPr>
+    </w:lvl>
+    <w:lvl w:ilvl="6" w:tplc="04090001" w:tentative="1">
+      <w:start w:val="1"/>
+      <w:numFmt w:val="bullet"/>
+      <w:lvlText w:val=""/>
+      <w:lvlJc w:val="left"/>
+      <w:pPr>
+        <w:ind w:left="5040" w:hanging="360"/>
+      </w:pPr>
+      <w:rPr>
+        <w:rFonts w:ascii="Symbol" w:hAnsi="Symbol" w:hint="default"/>
+      </w:rPr>
+    </w:lvl>
+    <w:lvl w:ilvl="7" w:tplc="04090003" w:tentative="1">
+      <w:start w:val="1"/>
+      <w:numFmt w:val="bullet"/>
+      <w:lvlText w:val="o"/>
+      <w:lvlJc w:val="left"/>
+      <w:pPr>
+        <w:ind w:left="5760" w:hanging="360"/>
+      </w:pPr>
+      <w:rPr>
+        <w:rFonts w:ascii="Courier New" w:hAnsi="Courier New" w:cs="Courier New" w:hint="default"/>
+      </w:rPr>
+    </w:lvl>
+    <w:lvl w:ilvl="8" w:tplc="04090005" w:tentative="1">
+      <w:start w:val="1"/>
+      <w:numFmt w:val="bullet"/>
+      <w:lvlText w:val=""/>
+      <w:lvlJc w:val="left"/>
+      <w:pPr>
+        <w:ind w:left="6480" w:hanging="360"/>
+      </w:pPr>
+      <w:rPr>
+        <w:rFonts w:ascii="Wingdings" w:hAnsi="Wingdings" w:hint="default"/>
+      </w:rPr>
+    </w:lvl>
+  </w:abstractNum>
+  <w:abstractNum w:abstractNumId="4" w15:restartNumberingAfterBreak="0">
     <w:nsid w:val="6E090CC1"/>
     <w:multiLevelType w:val="multilevel"/>
     <w:tmpl w:val="EC04E136"/>
@@ -978,10 +1594,19 @@
     </w:lvl>
   </w:abstractNum>
   <w:num w:numId="1">
+    <w:abstractNumId w:val="4"/>
+  </w:num>
+  <w:num w:numId="2">
+    <w:abstractNumId w:val="2"/>
+  </w:num>
+  <w:num w:numId="3">
     <w:abstractNumId w:val="1"/>
   </w:num>
-  <w:num w:numId="2">
+  <w:num w:numId="4">
     <w:abstractNumId w:val="0"/>
+  </w:num>
+  <w:num w:numId="5">
+    <w:abstractNumId w:val="3"/>
   </w:num>
 </w:numbering>
 </file>
@@ -1406,6 +2031,30 @@
     <w:semiHidden/>
     <w:unhideWhenUsed/>
   </w:style>
+  <w:style w:type="paragraph" w:styleId="ListParagraph">
+    <w:name w:val="List Paragraph"/>
+    <w:basedOn w:val="Normal"/>
+    <w:uiPriority w:val="34"/>
+    <w:qFormat/>
+    <w:rsid w:val="00051247"/>
+    <w:pPr>
+      <w:ind w:left="720"/>
+      <w:contextualSpacing/>
+    </w:pPr>
+  </w:style>
+  <w:style w:type="paragraph" w:styleId="NormalWeb">
+    <w:name w:val="Normal (Web)"/>
+    <w:basedOn w:val="Normal"/>
+    <w:uiPriority w:val="99"/>
+    <w:semiHidden/>
+    <w:unhideWhenUsed/>
+    <w:rsid w:val="00051247"/>
+    <w:rPr>
+      <w:rFonts w:ascii="Times New Roman" w:hAnsi="Times New Roman" w:cs="Times New Roman"/>
+      <w:sz w:val="24"/>
+      <w:szCs w:val="24"/>
+    </w:rPr>
+  </w:style>
 </w:styles>
 </file>
 

--- a/câu hỏi.docx
+++ b/câu hỏi.docx
@@ -2,12 +2,12 @@
 <file path=word/document.xml><?xml version="1.0" encoding="utf-8"?>
 <w:document xmlns:wpc="http://schemas.microsoft.com/office/word/2010/wordprocessingCanvas" xmlns:cx="http://schemas.microsoft.com/office/drawing/2014/chartex" xmlns:mc="http://schemas.openxmlformats.org/markup-compatibility/2006" xmlns:o="urn:schemas-microsoft-com:office:office" xmlns:r="http://schemas.openxmlformats.org/officeDocument/2006/relationships" xmlns:m="http://schemas.openxmlformats.org/officeDocument/2006/math" xmlns:v="urn:schemas-microsoft-com:vml" xmlns:wp14="http://schemas.microsoft.com/office/word/2010/wordprocessingDrawing" xmlns:wp="http://schemas.openxmlformats.org/drawingml/2006/wordprocessingDrawing" xmlns:w10="urn:schemas-microsoft-com:office:word" xmlns:w="http://schemas.openxmlformats.org/wordprocessingml/2006/main" xmlns:w14="http://schemas.microsoft.com/office/word/2010/wordml" xmlns:w15="http://schemas.microsoft.com/office/word/2012/wordml" xmlns:w16se="http://schemas.microsoft.com/office/word/2015/wordml/symex" xmlns:wpg="http://schemas.microsoft.com/office/word/2010/wordprocessingGroup" xmlns:wpi="http://schemas.microsoft.com/office/word/2010/wordprocessingInk" xmlns:wne="http://schemas.microsoft.com/office/word/2006/wordml" xmlns:wps="http://schemas.microsoft.com/office/word/2010/wordprocessingShape" mc:Ignorable="w14 w15 w16se wp14">
   <w:body>
-    <w:p>
+    <w:p xmlns:wp14="http://schemas.microsoft.com/office/word/2010/wordml" wp14:textId="77777777">
       <w:r>
         <w:t>Câu hỏi → quyết định mà câu trả lời hỗ trợ → số liệu cần để trả lời → giả thuyết ban đầu</w:t>
       </w:r>
     </w:p>
-    <w:p>
+    <w:p xmlns:wp14="http://schemas.microsoft.com/office/word/2010/wordml" wp14:textId="77777777">
       <w:pPr>
         <w:pStyle w:val="ListParagraph"/>
         <w:numPr>
@@ -19,12 +19,12 @@
         <w:t>Khung giờ nào có nhu cầu đặt xe cao nhất, và tỷ lệ đặt xe không thành công thay đổi như thế nào giữa các khung giờ?</w:t>
       </w:r>
     </w:p>
-    <w:p>
-      <w:pPr>
-        <w:pStyle w:val="ListParagraph"/>
-      </w:pPr>
-    </w:p>
-    <w:p>
+    <w:p xmlns:wp14="http://schemas.microsoft.com/office/word/2010/wordml" wp14:textId="77777777">
+      <w:pPr>
+        <w:pStyle w:val="ListParagraph"/>
+      </w:pPr>
+    </w:p>
+    <w:p xmlns:wp14="http://schemas.microsoft.com/office/word/2010/wordml" wp14:textId="77777777">
       <w:pPr>
         <w:pStyle w:val="ListParagraph"/>
       </w:pPr>
@@ -32,7 +32,7 @@
         <w:t>Quyết định mà câu trả lời hỗ trợ</w:t>
       </w:r>
     </w:p>
-    <w:p>
+    <w:p xmlns:wp14="http://schemas.microsoft.com/office/word/2010/wordml" wp14:textId="77777777">
       <w:pPr>
         <w:pStyle w:val="ListParagraph"/>
         <w:numPr>
@@ -44,7 +44,7 @@
         <w:t>Phân bổ số lượng tài xế theo từng khung giờ.</w:t>
       </w:r>
     </w:p>
-    <w:p>
+    <w:p xmlns:wp14="http://schemas.microsoft.com/office/word/2010/wordml" wp14:textId="77777777">
       <w:pPr>
         <w:pStyle w:val="ListParagraph"/>
         <w:numPr>
@@ -56,7 +56,7 @@
         <w:t>Điều chỉnh lịch làm việc và khuyến khích tài xế hoạt động trong giờ cao điểm.</w:t>
       </w:r>
     </w:p>
-    <w:p>
+    <w:p xmlns:wp14="http://schemas.microsoft.com/office/word/2010/wordml" wp14:textId="77777777">
       <w:pPr>
         <w:pStyle w:val="ListParagraph"/>
         <w:numPr>
@@ -68,12 +68,12 @@
         <w:t>Hạn chế tình trạng khách không tìm được tài xế hoặc phải chờ lâu.</w:t>
       </w:r>
     </w:p>
-    <w:p>
-      <w:pPr>
-        <w:pStyle w:val="ListParagraph"/>
-      </w:pPr>
-    </w:p>
-    <w:p>
+    <w:p xmlns:wp14="http://schemas.microsoft.com/office/word/2010/wordml" wp14:textId="77777777">
+      <w:pPr>
+        <w:pStyle w:val="ListParagraph"/>
+      </w:pPr>
+    </w:p>
+    <w:p xmlns:wp14="http://schemas.microsoft.com/office/word/2010/wordml" wp14:textId="77777777">
       <w:pPr>
         <w:pStyle w:val="ListParagraph"/>
       </w:pPr>
@@ -86,7 +86,7 @@
       </w:r>
       <w:proofErr w:type="gramEnd"/>
     </w:p>
-    <w:p>
+    <w:p xmlns:wp14="http://schemas.microsoft.com/office/word/2010/wordml" wp14:textId="77777777">
       <w:pPr>
         <w:pStyle w:val="ListParagraph"/>
         <w:numPr>
@@ -101,7 +101,7 @@
         <w:t>Số lượt đặt theo giờ, ngày trong tuần, tháng</w:t>
       </w:r>
     </w:p>
-    <w:p>
+    <w:p xmlns:wp14="http://schemas.microsoft.com/office/word/2010/wordml" wp14:textId="77777777">
       <w:pPr>
         <w:pStyle w:val="ListParagraph"/>
         <w:numPr>
@@ -113,7 +113,7 @@
         <w:t>Booking Status -&gt; Tỉ lệ hoàn thành/thất bại</w:t>
       </w:r>
     </w:p>
-    <w:p>
+    <w:p xmlns:wp14="http://schemas.microsoft.com/office/word/2010/wordml" wp14:textId="77777777">
       <w:pPr>
         <w:pStyle w:val="ListParagraph"/>
         <w:numPr>
@@ -125,7 +125,7 @@
         <w:t>Vehicle Type -&gt; Nhu cầu theo từng loại xe</w:t>
       </w:r>
     </w:p>
-    <w:p>
+    <w:p xmlns:wp14="http://schemas.microsoft.com/office/word/2010/wordml" wp14:textId="77777777">
       <w:pPr>
         <w:pStyle w:val="ListParagraph"/>
         <w:numPr>
@@ -137,12 +137,12 @@
         <w:t>Avg VTAT -&gt; Tgian chờ tài xế tbinh</w:t>
       </w:r>
     </w:p>
-    <w:p>
-      <w:pPr>
-        <w:pStyle w:val="ListParagraph"/>
-      </w:pPr>
-    </w:p>
-    <w:p>
+    <w:p xmlns:wp14="http://schemas.microsoft.com/office/word/2010/wordml" wp14:textId="77777777">
+      <w:pPr>
+        <w:pStyle w:val="ListParagraph"/>
+      </w:pPr>
+    </w:p>
+    <w:p xmlns:wp14="http://schemas.microsoft.com/office/word/2010/wordml" wp14:textId="77777777">
       <w:pPr>
         <w:pStyle w:val="ListParagraph"/>
       </w:pPr>
@@ -167,12 +167,12 @@
         <w:t>18:00 là giờ có nhiều bản ghi đặt xe nhất, với khoảng 12.397 lượt. Tuy nhiên, cần kiểm tra thêm tỷ lệ thất bại để xác định việc tăng cung tài xế có thực sự cần thiết hay không.</w:t>
       </w:r>
     </w:p>
-    <w:p>
-      <w:pPr>
-        <w:pStyle w:val="ListParagraph"/>
-      </w:pPr>
-    </w:p>
-    <w:p>
+    <w:p xmlns:wp14="http://schemas.microsoft.com/office/word/2010/wordml" wp14:textId="77777777">
+      <w:pPr>
+        <w:pStyle w:val="ListParagraph"/>
+      </w:pPr>
+    </w:p>
+    <w:p xmlns:wp14="http://schemas.microsoft.com/office/word/2010/wordml" wp14:textId="77777777">
       <w:pPr>
         <w:pStyle w:val="ListParagraph"/>
         <w:numPr>
@@ -187,7 +187,7 @@
         <w:t>Những nguyên nhân nào khiến khách hàng hủy chuyến hoặc chuyến đi không hoàn thành?</w:t>
       </w:r>
     </w:p>
-    <w:p>
+    <w:p xmlns:wp14="http://schemas.microsoft.com/office/word/2010/wordml" wp14:textId="77777777">
       <w:pPr>
         <w:pStyle w:val="ListParagraph"/>
       </w:pPr>
@@ -195,7 +195,7 @@
         <w:t>Quyết định mà câu trả lời hỗ trợ</w:t>
       </w:r>
     </w:p>
-    <w:p>
+    <w:p xmlns:wp14="http://schemas.microsoft.com/office/word/2010/wordml" wp14:textId="77777777">
       <w:pPr>
         <w:pStyle w:val="ListParagraph"/>
       </w:pPr>
@@ -203,7 +203,7 @@
         <w:t>- Cải thiện quy trình ghép khách với tài xế và cập nhật trạng thái tài xế.</w:t>
       </w:r>
     </w:p>
-    <w:p>
+    <w:p xmlns:wp14="http://schemas.microsoft.com/office/word/2010/wordml" wp14:textId="77777777">
       <w:pPr>
         <w:pStyle w:val="ListParagraph"/>
       </w:pPr>
@@ -211,7 +211,7 @@
         <w:t>- Điều chỉnh quy trình xử lý hủy chuyến.</w:t>
       </w:r>
     </w:p>
-    <w:p>
+    <w:p xmlns:wp14="http://schemas.microsoft.com/office/word/2010/wordml" wp14:textId="77777777">
       <w:pPr>
         <w:pStyle w:val="ListParagraph"/>
       </w:pPr>
@@ -219,7 +219,7 @@
         <w:t>- Cải thiện hướng dẫn nhập địa chỉ đón.</w:t>
       </w:r>
     </w:p>
-    <w:p>
+    <w:p xmlns:wp14="http://schemas.microsoft.com/office/word/2010/wordml" wp14:textId="77777777">
       <w:pPr>
         <w:pStyle w:val="ListParagraph"/>
       </w:pPr>
@@ -227,12 +227,12 @@
         <w:t>- Xây dựng quy trình kiểm tra và bảo dưỡng phương tiện.</w:t>
       </w:r>
     </w:p>
-    <w:p>
-      <w:pPr>
-        <w:pStyle w:val="ListParagraph"/>
-      </w:pPr>
-    </w:p>
-    <w:p>
+    <w:p xmlns:wp14="http://schemas.microsoft.com/office/word/2010/wordml" wp14:textId="77777777">
+      <w:pPr>
+        <w:pStyle w:val="ListParagraph"/>
+      </w:pPr>
+    </w:p>
+    <w:p xmlns:wp14="http://schemas.microsoft.com/office/word/2010/wordml" wp14:textId="77777777">
       <w:pPr>
         <w:pStyle w:val="ListParagraph"/>
       </w:pPr>
@@ -240,7 +240,7 @@
         <w:t>Số liệu cần để trả lời</w:t>
       </w:r>
     </w:p>
-    <w:p>
+    <w:p xmlns:wp14="http://schemas.microsoft.com/office/word/2010/wordml" wp14:textId="77777777">
       <w:pPr>
         <w:pStyle w:val="ListParagraph"/>
         <w:numPr>
@@ -261,7 +261,7 @@
         <w:t>Số lượng và tỷ lệ hủy, không tìm được tài xế, chuyến không hoàn thành</w:t>
       </w:r>
     </w:p>
-    <w:p>
+    <w:p xmlns:wp14="http://schemas.microsoft.com/office/word/2010/wordml" wp14:textId="77777777">
       <w:pPr>
         <w:pStyle w:val="ListParagraph"/>
         <w:numPr>
@@ -279,7 +279,7 @@
         <w:t>Tần suất từng nguyên nhân khách hủy</w:t>
       </w:r>
     </w:p>
-    <w:p>
+    <w:p xmlns:wp14="http://schemas.microsoft.com/office/word/2010/wordml" wp14:textId="77777777">
       <w:pPr>
         <w:pStyle w:val="ListParagraph"/>
         <w:numPr>
@@ -294,7 +294,7 @@
         <w:t>Tần suất từng nguyên nhân tài xế hủy</w:t>
       </w:r>
     </w:p>
-    <w:p>
+    <w:p xmlns:wp14="http://schemas.microsoft.com/office/word/2010/wordml" wp14:textId="77777777">
       <w:pPr>
         <w:pStyle w:val="ListParagraph"/>
         <w:numPr>
@@ -309,7 +309,7 @@
         <w:t>Tần suất từng nguyên nhân chuyến không hoàn thành</w:t>
       </w:r>
     </w:p>
-    <w:p>
+    <w:p xmlns:wp14="http://schemas.microsoft.com/office/word/2010/wordml" wp14:textId="77777777">
       <w:pPr>
         <w:pStyle w:val="ListParagraph"/>
         <w:numPr>
@@ -324,12 +324,12 @@
         <w:t>Đối chiếu nguyên nhân theo loại xe</w:t>
       </w:r>
     </w:p>
-    <w:p>
-      <w:pPr>
-        <w:pStyle w:val="ListParagraph"/>
-      </w:pPr>
-    </w:p>
-    <w:p>
+    <w:p xmlns:wp14="http://schemas.microsoft.com/office/word/2010/wordml" wp14:textId="77777777">
+      <w:pPr>
+        <w:pStyle w:val="ListParagraph"/>
+      </w:pPr>
+    </w:p>
+    <w:p xmlns:wp14="http://schemas.microsoft.com/office/word/2010/wordml" wp14:textId="77777777">
       <w:pPr>
         <w:pStyle w:val="ListParagraph"/>
       </w:pPr>
@@ -340,7 +340,7 @@
         <w:t>Hủy chuyến từ phía tài xế là vấn đề cần ưu tiên vì nhóm này chiếm 18% tổng số lượt đặt xe, cao hơn nhóm khách hàng tự hủy (7%).</w:t>
       </w:r>
     </w:p>
-    <w:p>
+    <w:p xmlns:wp14="http://schemas.microsoft.com/office/word/2010/wordml" wp14:textId="77777777">
       <w:pPr>
         <w:pStyle w:val="ListParagraph"/>
       </w:pPr>
@@ -348,7 +348,7 @@
         <w:t>Trong dữ liệu hiện có, các nguyên nhân khách hàng hủy đáng chú ý gồm:</w:t>
       </w:r>
     </w:p>
-    <w:p>
+    <w:p xmlns:wp14="http://schemas.microsoft.com/office/word/2010/wordml" wp14:textId="77777777">
       <w:pPr>
         <w:pStyle w:val="ListParagraph"/>
       </w:pPr>
@@ -356,7 +356,7 @@
         <w:t>- Sai địa chỉ: 2.362 lượt.</w:t>
       </w:r>
     </w:p>
-    <w:p>
+    <w:p xmlns:wp14="http://schemas.microsoft.com/office/word/2010/wordml" wp14:textId="77777777">
       <w:pPr>
         <w:pStyle w:val="ListParagraph"/>
       </w:pPr>
@@ -364,7 +364,7 @@
         <w:t>- Khách thay đổi kế hoạch: 2.353 lượt.</w:t>
       </w:r>
     </w:p>
-    <w:p>
+    <w:p xmlns:wp14="http://schemas.microsoft.com/office/word/2010/wordml" wp14:textId="77777777">
       <w:pPr>
         <w:pStyle w:val="ListParagraph"/>
       </w:pPr>
@@ -372,7 +372,7 @@
         <w:t>- Tài xế không di chuyển về phía điểm đón: 2.335 lượt.</w:t>
       </w:r>
     </w:p>
-    <w:p>
+    <w:p xmlns:wp14="http://schemas.microsoft.com/office/word/2010/wordml" wp14:textId="77777777">
       <w:pPr>
         <w:pStyle w:val="ListParagraph"/>
       </w:pPr>
@@ -380,7 +380,7 @@
         <w:t>- Tài xế yêu cầu khách hủy: 2.295 lượt.</w:t>
       </w:r>
     </w:p>
-    <w:p>
+    <w:p xmlns:wp14="http://schemas.microsoft.com/office/word/2010/wordml" wp14:textId="77777777">
       <w:pPr>
         <w:pStyle w:val="ListParagraph"/>
       </w:pPr>
@@ -388,12 +388,12 @@
         <w:t>Do đó, cải thiện độ tin cậy của tài xế, thông tin đón khách và quy trình giao tiếp có thể là những hướng can thiệp đáng thử nghiệm.</w:t>
       </w:r>
     </w:p>
-    <w:p>
-      <w:pPr>
-        <w:pStyle w:val="ListParagraph"/>
-      </w:pPr>
-    </w:p>
-    <w:p>
+    <w:p xmlns:wp14="http://schemas.microsoft.com/office/word/2010/wordml" wp14:textId="77777777">
+      <w:pPr>
+        <w:pStyle w:val="ListParagraph"/>
+      </w:pPr>
+    </w:p>
+    <w:p xmlns:wp14="http://schemas.microsoft.com/office/word/2010/wordml" wp14:textId="77777777">
       <w:pPr>
         <w:pStyle w:val="ListParagraph"/>
         <w:numPr>
@@ -402,16 +402,15 @@
         </w:numPr>
       </w:pPr>
       <w:r>
-        <w:lastRenderedPageBreak/>
         <w:t>Loại xe nào mang lại tổng giá trị đặt xe cao nhất, có hiệu suất hoàn thành tốt và tạo ra giá trị trung bình cao trên mỗi chuyến?</w:t>
       </w:r>
     </w:p>
-    <w:p>
-      <w:pPr>
-        <w:pStyle w:val="ListParagraph"/>
-      </w:pPr>
-    </w:p>
-    <w:p>
+    <w:p xmlns:wp14="http://schemas.microsoft.com/office/word/2010/wordml" wp14:textId="77777777">
+      <w:pPr>
+        <w:pStyle w:val="ListParagraph"/>
+      </w:pPr>
+    </w:p>
+    <w:p xmlns:wp14="http://schemas.microsoft.com/office/word/2010/wordml" wp14:textId="77777777">
       <w:pPr>
         <w:pStyle w:val="ListParagraph"/>
       </w:pPr>
@@ -419,7 +418,7 @@
         <w:t>Quyết định mà câu trả lời hỗ trợ</w:t>
       </w:r>
     </w:p>
-    <w:p>
+    <w:p xmlns:wp14="http://schemas.microsoft.com/office/word/2010/wordml" wp14:textId="77777777">
       <w:pPr>
         <w:pStyle w:val="ListParagraph"/>
       </w:pPr>
@@ -427,7 +426,7 @@
         <w:t>- Điều chỉnh cơ cấu phương tiện phục vụ.</w:t>
       </w:r>
     </w:p>
-    <w:p>
+    <w:p xmlns:wp14="http://schemas.microsoft.com/office/word/2010/wordml" wp14:textId="77777777">
       <w:pPr>
         <w:pStyle w:val="ListParagraph"/>
       </w:pPr>
@@ -435,7 +434,7 @@
         <w:t>- Phân bổ tài xế theo từng loại xe.</w:t>
       </w:r>
     </w:p>
-    <w:p>
+    <w:p xmlns:wp14="http://schemas.microsoft.com/office/word/2010/wordml" wp14:textId="77777777">
       <w:pPr>
         <w:pStyle w:val="ListParagraph"/>
       </w:pPr>
@@ -443,7 +442,7 @@
         <w:t>- Lựa chọn loại xe để triển khai chương trình khuyến mãi hoặc mở rộng dịch vụ.</w:t>
       </w:r>
     </w:p>
-    <w:p>
+    <w:p xmlns:wp14="http://schemas.microsoft.com/office/word/2010/wordml" wp14:textId="77777777">
       <w:pPr>
         <w:pStyle w:val="ListParagraph"/>
       </w:pPr>
@@ -451,12 +450,12 @@
         <w:t>- Xác định loại xe cần được phân tích sâu hơn về hiệu quả tài chính.</w:t>
       </w:r>
     </w:p>
-    <w:p>
-      <w:pPr>
-        <w:pStyle w:val="ListParagraph"/>
-      </w:pPr>
-    </w:p>
-    <w:p>
+    <w:p xmlns:wp14="http://schemas.microsoft.com/office/word/2010/wordml" wp14:textId="77777777">
+      <w:pPr>
+        <w:pStyle w:val="ListParagraph"/>
+      </w:pPr>
+    </w:p>
+    <w:p xmlns:wp14="http://schemas.microsoft.com/office/word/2010/wordml" wp14:textId="77777777">
       <w:pPr>
         <w:pStyle w:val="ListParagraph"/>
       </w:pPr>
@@ -464,7 +463,7 @@
         <w:t>Số liệu cần để trả lời</w:t>
       </w:r>
     </w:p>
-    <w:p>
+    <w:p xmlns:wp14="http://schemas.microsoft.com/office/word/2010/wordml" wp14:textId="77777777">
       <w:pPr>
         <w:pStyle w:val="ListParagraph"/>
         <w:numPr>
@@ -480,10 +479,12 @@
       </w:r>
       <w:r>
         <w:tab/>
+      </w:r>
+      <w:r>
         <w:t>So sánh giữa các loại xe</w:t>
       </w:r>
     </w:p>
-    <w:p>
+    <w:p xmlns:wp14="http://schemas.microsoft.com/office/word/2010/wordml" wp14:textId="77777777">
       <w:pPr>
         <w:pStyle w:val="ListParagraph"/>
         <w:numPr>
@@ -501,7 +502,7 @@
         <w:t>Tỷ lệ hoàn thành theo loại xe</w:t>
       </w:r>
     </w:p>
-    <w:p>
+    <w:p xmlns:wp14="http://schemas.microsoft.com/office/word/2010/wordml" wp14:textId="77777777">
       <w:pPr>
         <w:pStyle w:val="ListParagraph"/>
         <w:numPr>
@@ -519,7 +520,7 @@
         <w:t>Tổng và giá trị trung bình của các chuyến hoàn thành</w:t>
       </w:r>
     </w:p>
-    <w:p>
+    <w:p xmlns:wp14="http://schemas.microsoft.com/office/word/2010/wordml" wp14:textId="77777777">
       <w:pPr>
         <w:pStyle w:val="ListParagraph"/>
         <w:numPr>
@@ -537,7 +538,7 @@
         <w:t>Quãng đường trung bình</w:t>
       </w:r>
     </w:p>
-    <w:p>
+    <w:p xmlns:wp14="http://schemas.microsoft.com/office/word/2010/wordml" wp14:textId="77777777">
       <w:pPr>
         <w:pStyle w:val="ListParagraph"/>
         <w:numPr>
@@ -555,7 +556,7 @@
         <w:t>Nhu cầu theo loại xe và thời gian</w:t>
       </w:r>
     </w:p>
-    <w:p>
+    <w:p xmlns:wp14="http://schemas.microsoft.com/office/word/2010/wordml" wp14:textId="77777777">
       <w:pPr>
         <w:pStyle w:val="ListParagraph"/>
       </w:pPr>
@@ -563,12 +564,12 @@
         <w:t>Các chỉ số nên tính gồm tổng giá trị đặt xe của các chuyến hoàn thành, giá trị trung bình mỗi chuyến, giá trị trên mỗi kilomet và tỷ lệ hoàn thành.</w:t>
       </w:r>
     </w:p>
-    <w:p>
-      <w:pPr>
-        <w:pStyle w:val="ListParagraph"/>
-      </w:pPr>
-    </w:p>
-    <w:p>
+    <w:p xmlns:wp14="http://schemas.microsoft.com/office/word/2010/wordml" wp14:textId="77777777">
+      <w:pPr>
+        <w:pStyle w:val="ListParagraph"/>
+      </w:pPr>
+    </w:p>
+    <w:p xmlns:wp14="http://schemas.microsoft.com/office/word/2010/wordml" wp14:textId="77777777">
       <w:pPr>
         <w:pStyle w:val="ListParagraph"/>
       </w:pPr>
@@ -587,7 +588,7 @@
         <w:t>Auto có thể là nhóm đóng góp nhiều nhất vào tổng giá trị đặt xe nhờ số lượng chuyến hoàn thành lớn, trong khi giá trị trung bình mỗi chuyến và tỷ lệ hoàn thành giữa các loại xe không khác biệt đáng kể.</w:t>
       </w:r>
     </w:p>
-    <w:p>
+    <w:p xmlns:wp14="http://schemas.microsoft.com/office/word/2010/wordml" wp14:textId="77777777">
       <w:pPr>
         <w:pStyle w:val="ListParagraph"/>
       </w:pPr>
@@ -595,7 +596,7 @@
         <w:t>Quan sát sơ bộ: Auto có 23.155 chuyến hoàn thành, với tổng Booking Value khoảng 11,73 triệu đơn vị tiền tệ theo dữ liệu; tỷ lệ hoàn thành giữa các loại xe nhìn chung dao động khoảng 61–63%.</w:t>
       </w:r>
     </w:p>
-    <w:p>
+    <w:p xmlns:wp14="http://schemas.microsoft.com/office/word/2010/wordml" wp14:textId="77777777">
       <w:pPr>
         <w:pStyle w:val="ListParagraph"/>
       </w:pPr>
@@ -603,12 +604,12 @@
         <w:t>Vì vậy, cần so sánh cả quy mô lẫn hiệu quả trên mỗi chuyến, thay vì chỉ chọn loại xe có tổng giá trị lớn nhất.</w:t>
       </w:r>
     </w:p>
-    <w:p>
-      <w:pPr>
-        <w:pStyle w:val="ListParagraph"/>
-      </w:pPr>
-    </w:p>
-    <w:p>
+    <w:p xmlns:wp14="http://schemas.microsoft.com/office/word/2010/wordml" wp14:textId="77777777">
+      <w:pPr>
+        <w:pStyle w:val="ListParagraph"/>
+      </w:pPr>
+    </w:p>
+    <w:p xmlns:wp14="http://schemas.microsoft.com/office/word/2010/wordml" wp14:textId="77777777">
       <w:pPr>
         <w:pStyle w:val="ListParagraph"/>
         <w:numPr>
@@ -620,12 +621,12 @@
         <w:t>Những khu vực đón nào có tỷ lệ không tìm được tài xế hoặc tỷ lệ hủy chuyến cao bất thường?</w:t>
       </w:r>
     </w:p>
-    <w:p>
-      <w:pPr>
-        <w:pStyle w:val="ListParagraph"/>
-      </w:pPr>
-    </w:p>
-    <w:p>
+    <w:p xmlns:wp14="http://schemas.microsoft.com/office/word/2010/wordml" wp14:textId="77777777">
+      <w:pPr>
+        <w:pStyle w:val="ListParagraph"/>
+      </w:pPr>
+    </w:p>
+    <w:p xmlns:wp14="http://schemas.microsoft.com/office/word/2010/wordml" wp14:textId="77777777">
       <w:pPr>
         <w:pStyle w:val="ListParagraph"/>
       </w:pPr>
@@ -633,7 +634,7 @@
         <w:t>Quyết định mà câu trả lời hỗ trợ</w:t>
       </w:r>
     </w:p>
-    <w:p>
+    <w:p xmlns:wp14="http://schemas.microsoft.com/office/word/2010/wordml" wp14:textId="77777777">
       <w:pPr>
         <w:pStyle w:val="ListParagraph"/>
       </w:pPr>
@@ -641,7 +642,7 @@
         <w:t>- Điều chuyển tài xế đến các khu vực đang thiếu cung.</w:t>
       </w:r>
     </w:p>
-    <w:p>
+    <w:p xmlns:wp14="http://schemas.microsoft.com/office/word/2010/wordml" wp14:textId="77777777">
       <w:pPr>
         <w:pStyle w:val="ListParagraph"/>
       </w:pPr>
@@ -649,7 +650,7 @@
         <w:t>- Xây dựng chính sách thưởng theo khu vực.</w:t>
       </w:r>
     </w:p>
-    <w:p>
+    <w:p xmlns:wp14="http://schemas.microsoft.com/office/word/2010/wordml" wp14:textId="77777777">
       <w:pPr>
         <w:pStyle w:val="ListParagraph"/>
       </w:pPr>
@@ -657,7 +658,7 @@
         <w:t>- Ưu tiên mở rộng độ phủ dịch vụ tại các điểm có nhu cầu nhưng phục vụ chưa tốt.</w:t>
       </w:r>
     </w:p>
-    <w:p>
+    <w:p xmlns:wp14="http://schemas.microsoft.com/office/word/2010/wordml" wp14:textId="77777777">
       <w:pPr>
         <w:pStyle w:val="ListParagraph"/>
       </w:pPr>
@@ -665,12 +666,12 @@
         <w:t>- Xác định khu vực cần kiểm tra riêng theo thời gian và loại xe.</w:t>
       </w:r>
     </w:p>
-    <w:p>
-      <w:pPr>
-        <w:pStyle w:val="ListParagraph"/>
-      </w:pPr>
-    </w:p>
-    <w:p>
+    <w:p xmlns:wp14="http://schemas.microsoft.com/office/word/2010/wordml" wp14:textId="77777777">
+      <w:pPr>
+        <w:pStyle w:val="ListParagraph"/>
+      </w:pPr>
+    </w:p>
+    <w:p xmlns:wp14="http://schemas.microsoft.com/office/word/2010/wordml" wp14:textId="77777777">
       <w:pPr>
         <w:pStyle w:val="ListParagraph"/>
       </w:pPr>
@@ -678,7 +679,7 @@
         <w:t>Số liệu cần để trả lời</w:t>
       </w:r>
     </w:p>
-    <w:p>
+    <w:p xmlns:wp14="http://schemas.microsoft.com/office/word/2010/wordml" wp14:textId="77777777">
       <w:pPr>
         <w:pStyle w:val="ListParagraph"/>
         <w:numPr>
@@ -699,7 +700,7 @@
         <w:t>Số lượt đặt và tỷ lệ thất bại theo điểm đón</w:t>
       </w:r>
     </w:p>
-    <w:p>
+    <w:p xmlns:wp14="http://schemas.microsoft.com/office/word/2010/wordml" wp14:textId="77777777">
       <w:pPr>
         <w:pStyle w:val="ListParagraph"/>
         <w:numPr>
@@ -720,7 +721,7 @@
         <w:t>Tỷ lệ không tìm được tài xế, hủy và hoàn thành</w:t>
       </w:r>
     </w:p>
-    <w:p>
+    <w:p xmlns:wp14="http://schemas.microsoft.com/office/word/2010/wordml" wp14:textId="77777777">
       <w:pPr>
         <w:pStyle w:val="ListParagraph"/>
         <w:numPr>
@@ -735,7 +736,7 @@
         <w:t>Thời điểm xảy ra thiếu cung</w:t>
       </w:r>
     </w:p>
-    <w:p>
+    <w:p xmlns:wp14="http://schemas.microsoft.com/office/word/2010/wordml" wp14:textId="77777777">
       <w:pPr>
         <w:pStyle w:val="ListParagraph"/>
         <w:numPr>
@@ -750,7 +751,7 @@
         <w:t>Loại xe thường không đáp ứng được nhu cầu</w:t>
       </w:r>
     </w:p>
-    <w:p>
+    <w:p xmlns:wp14="http://schemas.microsoft.com/office/word/2010/wordml" wp14:textId="77777777">
       <w:pPr>
         <w:pStyle w:val="ListParagraph"/>
         <w:numPr>
@@ -765,12 +766,12 @@
         <w:t>Thời gian chờ trung bình theo khu vực</w:t>
       </w:r>
     </w:p>
-    <w:p>
-      <w:pPr>
-        <w:pStyle w:val="ListParagraph"/>
-      </w:pPr>
-    </w:p>
-    <w:p>
+    <w:p xmlns:wp14="http://schemas.microsoft.com/office/word/2010/wordml" wp14:textId="77777777">
+      <w:pPr>
+        <w:pStyle w:val="ListParagraph"/>
+      </w:pPr>
+    </w:p>
+    <w:p xmlns:wp14="http://schemas.microsoft.com/office/word/2010/wordml" wp14:textId="77777777">
       <w:pPr>
         <w:pStyle w:val="ListParagraph"/>
       </w:pPr>
@@ -778,16 +779,15 @@
         <w:t>Nên giới hạn phân tích vào các khu vực có đủ số lượt đặt xe, tránh kết luận từ những địa điểm chỉ có vài giao dịch.</w:t>
       </w:r>
     </w:p>
-    <w:p>
-      <w:pPr>
-        <w:pStyle w:val="ListParagraph"/>
-      </w:pPr>
-      <w:r>
-        <w:lastRenderedPageBreak/>
+    <w:p xmlns:wp14="http://schemas.microsoft.com/office/word/2010/wordml" wp14:textId="77777777">
+      <w:pPr>
+        <w:pStyle w:val="ListParagraph"/>
+      </w:pPr>
+      <w:r>
         <w:t xml:space="preserve">Giả thuyết ban đầu </w:t>
       </w:r>
     </w:p>
-    <w:p>
+    <w:p xmlns:wp14="http://schemas.microsoft.com/office/word/2010/wordml" wp14:textId="77777777">
       <w:pPr>
         <w:pStyle w:val="ListParagraph"/>
       </w:pPr>
@@ -795,7 +795,7 @@
         <w:t>Tình trạng thiếu tài xế có thể tập trung ở một số khu vực cụ thể, thay vì phân bố đồng đều trên toàn hệ thống.</w:t>
       </w:r>
     </w:p>
-    <w:p>
+    <w:p xmlns:wp14="http://schemas.microsoft.com/office/word/2010/wordml" wp14:textId="77777777">
       <w:pPr>
         <w:pStyle w:val="ListParagraph"/>
       </w:pPr>
@@ -803,7 +803,7 @@
         <w:t>Quan sát sơ bộ: Trong các khu vực có ít nhất 250 lượt đặt, tỷ lệ No Driver Found tại Old Gurgaon là khoảng 10,3%, Paharganj là 9,6% và Vinobapuri là 9,2%, trong khi tỷ lệ chung là 7%.</w:t>
       </w:r>
     </w:p>
-    <w:p>
+    <w:p xmlns:wp14="http://schemas.microsoft.com/office/word/2010/wordml" wp14:textId="77777777">
       <w:pPr>
         <w:pStyle w:val="ListParagraph"/>
       </w:pPr>
@@ -811,12 +811,12 @@
         <w:t>Đây là các khu vực đáng đưa vào danh sách kiểm tra ưu tiên trước khi quyết định tăng số lượng tài xế.</w:t>
       </w:r>
     </w:p>
-    <w:p>
-      <w:pPr>
-        <w:pStyle w:val="ListParagraph"/>
-      </w:pPr>
-    </w:p>
-    <w:p>
+    <w:p xmlns:wp14="http://schemas.microsoft.com/office/word/2010/wordml" wp14:textId="77777777">
+      <w:pPr>
+        <w:pStyle w:val="ListParagraph"/>
+      </w:pPr>
+    </w:p>
+    <w:p xmlns:wp14="http://schemas.microsoft.com/office/word/2010/wordml" wp14:textId="77777777">
       <w:pPr>
         <w:pStyle w:val="ListParagraph"/>
         <w:numPr>
@@ -828,12 +828,12 @@
         <w:t>Thời gian chờ tài xế và thời gian hoàn thành chuyến đi có liên quan đến điểm đánh giá của khách hàng hoặc khả năng hoàn thành chuyến không?</w:t>
       </w:r>
     </w:p>
-    <w:p>
-      <w:pPr>
-        <w:pStyle w:val="ListParagraph"/>
-      </w:pPr>
-    </w:p>
-    <w:p>
+    <w:p xmlns:wp14="http://schemas.microsoft.com/office/word/2010/wordml" wp14:textId="77777777">
+      <w:pPr>
+        <w:pStyle w:val="ListParagraph"/>
+      </w:pPr>
+    </w:p>
+    <w:p xmlns:wp14="http://schemas.microsoft.com/office/word/2010/wordml" wp14:textId="77777777">
       <w:pPr>
         <w:pStyle w:val="ListParagraph"/>
       </w:pPr>
@@ -841,7 +841,7 @@
         <w:t>Quyết định mà câu trả lời hỗ trợ</w:t>
       </w:r>
     </w:p>
-    <w:p>
+    <w:p xmlns:wp14="http://schemas.microsoft.com/office/word/2010/wordml" wp14:textId="77777777">
       <w:pPr>
         <w:pStyle w:val="ListParagraph"/>
       </w:pPr>
@@ -849,7 +849,7 @@
         <w:t>- Cải thiện thuật toán ghép khách và tài xế.</w:t>
       </w:r>
     </w:p>
-    <w:p>
+    <w:p xmlns:wp14="http://schemas.microsoft.com/office/word/2010/wordml" wp14:textId="77777777">
       <w:pPr>
         <w:pStyle w:val="ListParagraph"/>
       </w:pPr>
@@ -857,7 +857,7 @@
         <w:t>- Đặt mục tiêu thời gian chờ phù hợp.</w:t>
       </w:r>
     </w:p>
-    <w:p>
+    <w:p xmlns:wp14="http://schemas.microsoft.com/office/word/2010/wordml" wp14:textId="77777777">
       <w:pPr>
         <w:pStyle w:val="ListParagraph"/>
       </w:pPr>
@@ -865,7 +865,7 @@
         <w:t>- Xác định nhóm chuyến đi cần cải thiện chất lượng phục vụ.</w:t>
       </w:r>
     </w:p>
-    <w:p>
+    <w:p xmlns:wp14="http://schemas.microsoft.com/office/word/2010/wordml" wp14:textId="77777777">
       <w:pPr>
         <w:pStyle w:val="ListParagraph"/>
       </w:pPr>
@@ -873,12 +873,12 @@
         <w:t>- Kiểm tra xem việc giảm thời gian chờ có phải là biện pháp hiệu quả để cải thiện sự hài lòng hay không.</w:t>
       </w:r>
     </w:p>
-    <w:p>
-      <w:pPr>
-        <w:pStyle w:val="ListParagraph"/>
-      </w:pPr>
-    </w:p>
-    <w:p>
+    <w:p xmlns:wp14="http://schemas.microsoft.com/office/word/2010/wordml" wp14:textId="77777777">
+      <w:pPr>
+        <w:pStyle w:val="ListParagraph"/>
+      </w:pPr>
+    </w:p>
+    <w:p xmlns:wp14="http://schemas.microsoft.com/office/word/2010/wordml" wp14:textId="77777777">
       <w:pPr>
         <w:pStyle w:val="ListParagraph"/>
       </w:pPr>
@@ -886,7 +886,7 @@
         <w:t>Số liệu cần để trả lời</w:t>
       </w:r>
     </w:p>
-    <w:p>
+    <w:p xmlns:wp14="http://schemas.microsoft.com/office/word/2010/wordml" wp14:textId="77777777">
       <w:pPr>
         <w:pStyle w:val="ListParagraph"/>
       </w:pPr>
@@ -897,7 +897,7 @@
         <w:t>Thời gian chờ tài xế trung bình</w:t>
       </w:r>
     </w:p>
-    <w:p>
+    <w:p xmlns:wp14="http://schemas.microsoft.com/office/word/2010/wordml" wp14:textId="77777777">
       <w:pPr>
         <w:pStyle w:val="ListParagraph"/>
       </w:pPr>
@@ -911,7 +911,7 @@
         <w:t>Thời gian hoàn thành chuyến đi trung bình</w:t>
       </w:r>
     </w:p>
-    <w:p>
+    <w:p xmlns:wp14="http://schemas.microsoft.com/office/word/2010/wordml" wp14:textId="77777777">
       <w:pPr>
         <w:pStyle w:val="ListParagraph"/>
       </w:pPr>
@@ -925,7 +925,7 @@
         <w:t>Điểm đánh giá trung bình của khách</w:t>
       </w:r>
     </w:p>
-    <w:p>
+    <w:p xmlns:wp14="http://schemas.microsoft.com/office/word/2010/wordml" wp14:textId="77777777">
       <w:pPr>
         <w:pStyle w:val="ListParagraph"/>
       </w:pPr>
@@ -939,7 +939,7 @@
         <w:t>Điểm đánh giá trung bình của tài xế</w:t>
       </w:r>
     </w:p>
-    <w:p>
+    <w:p xmlns:wp14="http://schemas.microsoft.com/office/word/2010/wordml" wp14:textId="77777777">
       <w:pPr>
         <w:pStyle w:val="ListParagraph"/>
       </w:pPr>
@@ -953,7 +953,7 @@
         <w:t>Tỷ lệ hoàn thành theo nhóm thời gian chờ</w:t>
       </w:r>
     </w:p>
-    <w:p>
+    <w:p xmlns:wp14="http://schemas.microsoft.com/office/word/2010/wordml" wp14:textId="77777777">
       <w:pPr>
         <w:pStyle w:val="ListParagraph"/>
       </w:pPr>
@@ -967,14 +967,14 @@
         <w:t>So sánh trải nghiệm giữa các nhóm xe và khu vực</w:t>
       </w:r>
     </w:p>
-    <w:p>
-      <w:pPr>
-        <w:pStyle w:val="ListParagraph"/>
-      </w:pPr>
-      <w:bookmarkStart w:id="0" w:name="_GoBack"/>
+    <w:p xmlns:wp14="http://schemas.microsoft.com/office/word/2010/wordml" wp14:textId="77777777">
+      <w:pPr>
+        <w:pStyle w:val="ListParagraph"/>
+      </w:pPr>
+      <w:bookmarkStart w:name="_GoBack" w:id="0"/>
       <w:bookmarkEnd w:id="0"/>
     </w:p>
-    <w:p>
+    <w:p xmlns:wp14="http://schemas.microsoft.com/office/word/2010/wordml" wp14:textId="77777777">
       <w:pPr>
         <w:pStyle w:val="ListParagraph"/>
       </w:pPr>
@@ -982,7 +982,7 @@
         <w:t>Giả thuyết ban đầu</w:t>
       </w:r>
     </w:p>
-    <w:p>
+    <w:p xmlns:wp14="http://schemas.microsoft.com/office/word/2010/wordml" wp14:textId="77777777">
       <w:pPr>
         <w:pStyle w:val="ListParagraph"/>
       </w:pPr>
@@ -995,7 +995,3128 @@
         <w:pStyle w:val="ListParagraph"/>
       </w:pPr>
       <w:r>
-        <w:t>Tuy nhiên, thống kê mô tả sơ bộ của bộ dữ liệu này chưa cho thấy mối quan hệ rõ ràng giữa thời gian chờ và điểm đánh giá. Vì thế, đây là giả thuyết cần kiểm định, không nên mặc định rằng giảm thời gian chờ chắc chắn sẽ làm điểm đánh giá tăng.</w:t>
+        <w:rPr/>
+        <w:t xml:space="preserve">Tuy </w:t>
+      </w:r>
+      <w:r>
+        <w:rPr/>
+        <w:t>nhiên</w:t>
+      </w:r>
+      <w:r>
+        <w:rPr/>
+        <w:t xml:space="preserve">, </w:t>
+      </w:r>
+      <w:r>
+        <w:rPr/>
+        <w:t>thống</w:t>
+      </w:r>
+      <w:r>
+        <w:rPr/>
+        <w:t xml:space="preserve"> </w:t>
+      </w:r>
+      <w:r>
+        <w:rPr/>
+        <w:t>kê</w:t>
+      </w:r>
+      <w:r>
+        <w:rPr/>
+        <w:t xml:space="preserve"> </w:t>
+      </w:r>
+      <w:r>
+        <w:rPr/>
+        <w:t>mô</w:t>
+      </w:r>
+      <w:r>
+        <w:rPr/>
+        <w:t xml:space="preserve"> </w:t>
+      </w:r>
+      <w:r>
+        <w:rPr/>
+        <w:t>tả</w:t>
+      </w:r>
+      <w:r>
+        <w:rPr/>
+        <w:t xml:space="preserve"> </w:t>
+      </w:r>
+      <w:r>
+        <w:rPr/>
+        <w:t>sơ</w:t>
+      </w:r>
+      <w:r>
+        <w:rPr/>
+        <w:t xml:space="preserve"> </w:t>
+      </w:r>
+      <w:r>
+        <w:rPr/>
+        <w:t>bộ</w:t>
+      </w:r>
+      <w:r>
+        <w:rPr/>
+        <w:t xml:space="preserve"> </w:t>
+      </w:r>
+      <w:r>
+        <w:rPr/>
+        <w:t>của</w:t>
+      </w:r>
+      <w:r>
+        <w:rPr/>
+        <w:t xml:space="preserve"> </w:t>
+      </w:r>
+      <w:r>
+        <w:rPr/>
+        <w:t>bộ</w:t>
+      </w:r>
+      <w:r>
+        <w:rPr/>
+        <w:t xml:space="preserve"> </w:t>
+      </w:r>
+      <w:r>
+        <w:rPr/>
+        <w:t>dữ</w:t>
+      </w:r>
+      <w:r>
+        <w:rPr/>
+        <w:t xml:space="preserve"> </w:t>
+      </w:r>
+      <w:r>
+        <w:rPr/>
+        <w:t>liệu</w:t>
+      </w:r>
+      <w:r>
+        <w:rPr/>
+        <w:t xml:space="preserve"> </w:t>
+      </w:r>
+      <w:r>
+        <w:rPr/>
+        <w:t>này</w:t>
+      </w:r>
+      <w:r>
+        <w:rPr/>
+        <w:t xml:space="preserve"> </w:t>
+      </w:r>
+      <w:r>
+        <w:rPr/>
+        <w:t>chưa</w:t>
+      </w:r>
+      <w:r>
+        <w:rPr/>
+        <w:t xml:space="preserve"> </w:t>
+      </w:r>
+      <w:r>
+        <w:rPr/>
+        <w:t>cho</w:t>
+      </w:r>
+      <w:r>
+        <w:rPr/>
+        <w:t xml:space="preserve"> </w:t>
+      </w:r>
+      <w:r>
+        <w:rPr/>
+        <w:t>thấy</w:t>
+      </w:r>
+      <w:r>
+        <w:rPr/>
+        <w:t xml:space="preserve"> </w:t>
+      </w:r>
+      <w:r>
+        <w:rPr/>
+        <w:t>mối</w:t>
+      </w:r>
+      <w:r>
+        <w:rPr/>
+        <w:t xml:space="preserve"> </w:t>
+      </w:r>
+      <w:r>
+        <w:rPr/>
+        <w:t>quan</w:t>
+      </w:r>
+      <w:r>
+        <w:rPr/>
+        <w:t xml:space="preserve"> </w:t>
+      </w:r>
+      <w:r>
+        <w:rPr/>
+        <w:t>hệ</w:t>
+      </w:r>
+      <w:r>
+        <w:rPr/>
+        <w:t xml:space="preserve"> </w:t>
+      </w:r>
+      <w:r>
+        <w:rPr/>
+        <w:t>rõ</w:t>
+      </w:r>
+      <w:r>
+        <w:rPr/>
+        <w:t xml:space="preserve"> </w:t>
+      </w:r>
+      <w:r>
+        <w:rPr/>
+        <w:t>ràng</w:t>
+      </w:r>
+      <w:r>
+        <w:rPr/>
+        <w:t xml:space="preserve"> </w:t>
+      </w:r>
+      <w:r>
+        <w:rPr/>
+        <w:t>giữa</w:t>
+      </w:r>
+      <w:r>
+        <w:rPr/>
+        <w:t xml:space="preserve"> </w:t>
+      </w:r>
+      <w:r>
+        <w:rPr/>
+        <w:t>thời</w:t>
+      </w:r>
+      <w:r>
+        <w:rPr/>
+        <w:t xml:space="preserve"> </w:t>
+      </w:r>
+      <w:r>
+        <w:rPr/>
+        <w:t>gian</w:t>
+      </w:r>
+      <w:r>
+        <w:rPr/>
+        <w:t xml:space="preserve"> </w:t>
+      </w:r>
+      <w:r>
+        <w:rPr/>
+        <w:t>chờ</w:t>
+      </w:r>
+      <w:r>
+        <w:rPr/>
+        <w:t xml:space="preserve"> </w:t>
+      </w:r>
+      <w:r>
+        <w:rPr/>
+        <w:t>và</w:t>
+      </w:r>
+      <w:r>
+        <w:rPr/>
+        <w:t xml:space="preserve"> </w:t>
+      </w:r>
+      <w:r>
+        <w:rPr/>
+        <w:t>điểm</w:t>
+      </w:r>
+      <w:r>
+        <w:rPr/>
+        <w:t xml:space="preserve"> </w:t>
+      </w:r>
+      <w:r>
+        <w:rPr/>
+        <w:t>đánh</w:t>
+      </w:r>
+      <w:r>
+        <w:rPr/>
+        <w:t xml:space="preserve"> </w:t>
+      </w:r>
+      <w:r>
+        <w:rPr/>
+        <w:t>giá</w:t>
+      </w:r>
+      <w:r>
+        <w:rPr/>
+        <w:t xml:space="preserve">. </w:t>
+      </w:r>
+      <w:r>
+        <w:rPr/>
+        <w:t>Vì</w:t>
+      </w:r>
+      <w:r>
+        <w:rPr/>
+        <w:t xml:space="preserve"> </w:t>
+      </w:r>
+      <w:r>
+        <w:rPr/>
+        <w:t>thế</w:t>
+      </w:r>
+      <w:r>
+        <w:rPr/>
+        <w:t xml:space="preserve">, </w:t>
+      </w:r>
+      <w:r>
+        <w:rPr/>
+        <w:t>đây</w:t>
+      </w:r>
+      <w:r>
+        <w:rPr/>
+        <w:t xml:space="preserve"> </w:t>
+      </w:r>
+      <w:r>
+        <w:rPr/>
+        <w:t>là</w:t>
+      </w:r>
+      <w:r>
+        <w:rPr/>
+        <w:t xml:space="preserve"> </w:t>
+      </w:r>
+      <w:r>
+        <w:rPr/>
+        <w:t>giả</w:t>
+      </w:r>
+      <w:r>
+        <w:rPr/>
+        <w:t xml:space="preserve"> </w:t>
+      </w:r>
+      <w:r>
+        <w:rPr/>
+        <w:t>thuyết</w:t>
+      </w:r>
+      <w:r>
+        <w:rPr/>
+        <w:t xml:space="preserve"> </w:t>
+      </w:r>
+      <w:r>
+        <w:rPr/>
+        <w:t>cần</w:t>
+      </w:r>
+      <w:r>
+        <w:rPr/>
+        <w:t xml:space="preserve"> </w:t>
+      </w:r>
+      <w:r>
+        <w:rPr/>
+        <w:t>kiểm</w:t>
+      </w:r>
+      <w:r>
+        <w:rPr/>
+        <w:t xml:space="preserve"> </w:t>
+      </w:r>
+      <w:r>
+        <w:rPr/>
+        <w:t>định</w:t>
+      </w:r>
+      <w:r>
+        <w:rPr/>
+        <w:t xml:space="preserve">, </w:t>
+      </w:r>
+      <w:r>
+        <w:rPr/>
+        <w:t>không</w:t>
+      </w:r>
+      <w:r>
+        <w:rPr/>
+        <w:t xml:space="preserve"> </w:t>
+      </w:r>
+      <w:r>
+        <w:rPr/>
+        <w:t>nên</w:t>
+      </w:r>
+      <w:r>
+        <w:rPr/>
+        <w:t xml:space="preserve"> </w:t>
+      </w:r>
+      <w:r>
+        <w:rPr/>
+        <w:t>mặc</w:t>
+      </w:r>
+      <w:r>
+        <w:rPr/>
+        <w:t xml:space="preserve"> </w:t>
+      </w:r>
+      <w:r>
+        <w:rPr/>
+        <w:t>định</w:t>
+      </w:r>
+      <w:r>
+        <w:rPr/>
+        <w:t xml:space="preserve"> </w:t>
+      </w:r>
+      <w:r>
+        <w:rPr/>
+        <w:t>rằng</w:t>
+      </w:r>
+      <w:r>
+        <w:rPr/>
+        <w:t xml:space="preserve"> </w:t>
+      </w:r>
+      <w:r>
+        <w:rPr/>
+        <w:t>giảm</w:t>
+      </w:r>
+      <w:r>
+        <w:rPr/>
+        <w:t xml:space="preserve"> </w:t>
+      </w:r>
+      <w:r>
+        <w:rPr/>
+        <w:t>thời</w:t>
+      </w:r>
+      <w:r>
+        <w:rPr/>
+        <w:t xml:space="preserve"> </w:t>
+      </w:r>
+      <w:r>
+        <w:rPr/>
+        <w:t>gian</w:t>
+      </w:r>
+      <w:r>
+        <w:rPr/>
+        <w:t xml:space="preserve"> </w:t>
+      </w:r>
+      <w:r>
+        <w:rPr/>
+        <w:t>chờ</w:t>
+      </w:r>
+      <w:r>
+        <w:rPr/>
+        <w:t xml:space="preserve"> </w:t>
+      </w:r>
+      <w:r>
+        <w:rPr/>
+        <w:t>chắc</w:t>
+      </w:r>
+      <w:r>
+        <w:rPr/>
+        <w:t xml:space="preserve"> </w:t>
+      </w:r>
+      <w:r>
+        <w:rPr/>
+        <w:t>chắn</w:t>
+      </w:r>
+      <w:r>
+        <w:rPr/>
+        <w:t xml:space="preserve"> </w:t>
+      </w:r>
+      <w:r>
+        <w:rPr/>
+        <w:t>sẽ</w:t>
+      </w:r>
+      <w:r>
+        <w:rPr/>
+        <w:t xml:space="preserve"> </w:t>
+      </w:r>
+      <w:r>
+        <w:rPr/>
+        <w:t>làm</w:t>
+      </w:r>
+      <w:r>
+        <w:rPr/>
+        <w:t xml:space="preserve"> </w:t>
+      </w:r>
+      <w:r>
+        <w:rPr/>
+        <w:t>điểm</w:t>
+      </w:r>
+      <w:r>
+        <w:rPr/>
+        <w:t xml:space="preserve"> </w:t>
+      </w:r>
+      <w:r>
+        <w:rPr/>
+        <w:t>đánh</w:t>
+      </w:r>
+      <w:r>
+        <w:rPr/>
+        <w:t xml:space="preserve"> </w:t>
+      </w:r>
+      <w:r>
+        <w:rPr/>
+        <w:t>giá</w:t>
+      </w:r>
+      <w:r>
+        <w:rPr/>
+        <w:t xml:space="preserve"> </w:t>
+      </w:r>
+      <w:r>
+        <w:rPr/>
+        <w:t>tăng</w:t>
+      </w:r>
+      <w:r>
+        <w:rPr/>
+        <w:t>.</w:t>
+      </w:r>
+    </w:p>
+    <w:p>
+      <w:pPr>
+        <w:pStyle w:val="ListParagraph"/>
+      </w:pPr>
+    </w:p>
+    <w:p>
+      <w:pPr>
+        <w:pStyle w:val="ListParagraph"/>
+        <w:numPr>
+          <w:ilvl w:val="0"/>
+          <w:numId w:val="3"/>
+        </w:numPr>
+        <w:rPr/>
+      </w:pPr>
+      <w:r>
+        <w:rPr/>
+        <w:t xml:space="preserve">Phương </w:t>
+      </w:r>
+      <w:r>
+        <w:rPr/>
+        <w:t>thức</w:t>
+      </w:r>
+      <w:r>
+        <w:rPr/>
+        <w:t xml:space="preserve"> </w:t>
+      </w:r>
+      <w:r>
+        <w:rPr/>
+        <w:t>thanh</w:t>
+      </w:r>
+      <w:r>
+        <w:rPr/>
+        <w:t xml:space="preserve"> </w:t>
+      </w:r>
+      <w:r>
+        <w:rPr/>
+        <w:t>toán</w:t>
+      </w:r>
+      <w:r>
+        <w:rPr/>
+        <w:t xml:space="preserve"> </w:t>
+      </w:r>
+      <w:r>
+        <w:rPr/>
+        <w:t>nào</w:t>
+      </w:r>
+      <w:r>
+        <w:rPr/>
+        <w:t xml:space="preserve"> </w:t>
+      </w:r>
+      <w:r>
+        <w:rPr/>
+        <w:t>được</w:t>
+      </w:r>
+      <w:r>
+        <w:rPr/>
+        <w:t xml:space="preserve"> </w:t>
+      </w:r>
+      <w:r>
+        <w:rPr/>
+        <w:t>dùng</w:t>
+      </w:r>
+      <w:r>
+        <w:rPr/>
+        <w:t xml:space="preserve"> </w:t>
+      </w:r>
+      <w:r>
+        <w:rPr/>
+        <w:t>nhiều</w:t>
+      </w:r>
+      <w:r>
+        <w:rPr/>
+        <w:t xml:space="preserve"> </w:t>
+      </w:r>
+      <w:r>
+        <w:rPr/>
+        <w:t>nhất</w:t>
+      </w:r>
+      <w:r>
+        <w:rPr/>
+        <w:t xml:space="preserve">, </w:t>
+      </w:r>
+      <w:r>
+        <w:rPr/>
+        <w:t>và</w:t>
+      </w:r>
+      <w:r>
+        <w:rPr/>
+        <w:t xml:space="preserve"> </w:t>
+      </w:r>
+      <w:r>
+        <w:rPr/>
+        <w:t>giá</w:t>
+      </w:r>
+      <w:r>
+        <w:rPr/>
+        <w:t xml:space="preserve"> </w:t>
+      </w:r>
+      <w:r>
+        <w:rPr/>
+        <w:t>trị</w:t>
+      </w:r>
+      <w:r>
+        <w:rPr/>
+        <w:t xml:space="preserve"> </w:t>
+      </w:r>
+      <w:r>
+        <w:rPr/>
+        <w:t>mỗi</w:t>
+      </w:r>
+      <w:r>
+        <w:rPr/>
+        <w:t xml:space="preserve"> </w:t>
+      </w:r>
+      <w:r>
+        <w:rPr/>
+        <w:t>chuyến</w:t>
+      </w:r>
+      <w:r>
+        <w:rPr/>
+        <w:t xml:space="preserve"> </w:t>
+      </w:r>
+      <w:r>
+        <w:rPr/>
+        <w:t>có</w:t>
+      </w:r>
+      <w:r>
+        <w:rPr/>
+        <w:t xml:space="preserve"> </w:t>
+      </w:r>
+      <w:r>
+        <w:rPr/>
+        <w:t>khác</w:t>
+      </w:r>
+      <w:r>
+        <w:rPr/>
+        <w:t xml:space="preserve"> </w:t>
+      </w:r>
+      <w:r>
+        <w:rPr/>
+        <w:t>nhau</w:t>
+      </w:r>
+      <w:r>
+        <w:rPr/>
+        <w:t xml:space="preserve"> </w:t>
+      </w:r>
+      <w:r>
+        <w:rPr/>
+        <w:t>giữa</w:t>
+      </w:r>
+      <w:r>
+        <w:rPr/>
+        <w:t xml:space="preserve"> </w:t>
+      </w:r>
+      <w:r>
+        <w:rPr/>
+        <w:t>các</w:t>
+      </w:r>
+      <w:r>
+        <w:rPr/>
+        <w:t xml:space="preserve"> </w:t>
+      </w:r>
+      <w:r>
+        <w:rPr/>
+        <w:t>phương</w:t>
+      </w:r>
+      <w:r>
+        <w:rPr/>
+        <w:t xml:space="preserve"> </w:t>
+      </w:r>
+      <w:r>
+        <w:rPr/>
+        <w:t>thức</w:t>
+      </w:r>
+      <w:r>
+        <w:rPr/>
+        <w:t xml:space="preserve"> </w:t>
+      </w:r>
+      <w:r>
+        <w:rPr/>
+        <w:t>không</w:t>
+      </w:r>
+      <w:r>
+        <w:rPr/>
+        <w:t>?</w:t>
+      </w:r>
+    </w:p>
+    <w:p>
+      <w:pPr>
+        <w:pStyle w:val="ListParagraph"/>
+        <w:ind w:left="720"/>
+      </w:pPr>
+    </w:p>
+    <w:p>
+      <w:pPr>
+        <w:pStyle w:val="ListParagraph"/>
+      </w:pPr>
+      <w:r>
+        <w:rPr/>
+        <w:t>Quyết định mà câu trả lời hỗ trợ</w:t>
+      </w:r>
+    </w:p>
+    <w:p>
+      <w:pPr>
+        <w:pStyle w:val="ListParagraph"/>
+        <w:numPr>
+          <w:ilvl w:val="0"/>
+          <w:numId w:val="7"/>
+        </w:numPr>
+        <w:rPr/>
+      </w:pPr>
+      <w:r>
+        <w:rPr/>
+        <w:t xml:space="preserve">Chọn </w:t>
+      </w:r>
+      <w:r>
+        <w:rPr/>
+        <w:t>đối</w:t>
+      </w:r>
+      <w:r>
+        <w:rPr/>
+        <w:t xml:space="preserve"> </w:t>
+      </w:r>
+      <w:r>
+        <w:rPr/>
+        <w:t>tác</w:t>
+      </w:r>
+      <w:r>
+        <w:rPr/>
+        <w:t xml:space="preserve"> </w:t>
+      </w:r>
+      <w:r>
+        <w:rPr/>
+        <w:t>và</w:t>
+      </w:r>
+      <w:r>
+        <w:rPr/>
+        <w:t xml:space="preserve"> </w:t>
+      </w:r>
+      <w:r>
+        <w:rPr/>
+        <w:t>ưu</w:t>
+      </w:r>
+      <w:r>
+        <w:rPr/>
+        <w:t xml:space="preserve"> </w:t>
+      </w:r>
+      <w:r>
+        <w:rPr/>
+        <w:t>đãi</w:t>
+      </w:r>
+      <w:r>
+        <w:rPr/>
+        <w:t xml:space="preserve"> </w:t>
+      </w:r>
+      <w:r>
+        <w:rPr/>
+        <w:t>thanh</w:t>
+      </w:r>
+      <w:r>
+        <w:rPr/>
+        <w:t xml:space="preserve"> </w:t>
+      </w:r>
+      <w:r>
+        <w:rPr/>
+        <w:t>toán</w:t>
+      </w:r>
+      <w:r>
+        <w:rPr/>
+        <w:t xml:space="preserve"> (</w:t>
+      </w:r>
+      <w:r>
+        <w:rPr/>
+        <w:t>hoàn</w:t>
+      </w:r>
+      <w:r>
+        <w:rPr/>
+        <w:t xml:space="preserve"> </w:t>
+      </w:r>
+      <w:r>
+        <w:rPr/>
+        <w:t>tiền</w:t>
+      </w:r>
+      <w:r>
+        <w:rPr/>
+        <w:t xml:space="preserve">, </w:t>
+      </w:r>
+      <w:r>
+        <w:rPr/>
+        <w:t>ví</w:t>
+      </w:r>
+      <w:r>
+        <w:rPr/>
+        <w:t xml:space="preserve"> </w:t>
+      </w:r>
+      <w:r>
+        <w:rPr/>
+        <w:t>điện</w:t>
+      </w:r>
+      <w:r>
+        <w:rPr/>
+        <w:t xml:space="preserve"> </w:t>
+      </w:r>
+      <w:r>
+        <w:rPr/>
+        <w:t>tử</w:t>
+      </w:r>
+      <w:r>
+        <w:rPr/>
+        <w:t>).</w:t>
+      </w:r>
+    </w:p>
+    <w:p>
+      <w:pPr>
+        <w:pStyle w:val="ListParagraph"/>
+        <w:numPr>
+          <w:ilvl w:val="0"/>
+          <w:numId w:val="7"/>
+        </w:numPr>
+        <w:rPr/>
+      </w:pPr>
+      <w:r>
+        <w:rPr/>
+        <w:t>Quyết định mức đầu tư vào các phương thức đang dùng nhiều.</w:t>
+      </w:r>
+    </w:p>
+    <w:p>
+      <w:pPr>
+        <w:pStyle w:val="ListParagraph"/>
+        <w:numPr>
+          <w:ilvl w:val="0"/>
+          <w:numId w:val="8"/>
+        </w:numPr>
+        <w:rPr/>
+      </w:pPr>
+      <w:r>
+        <w:rPr/>
+        <w:t>Đánh</w:t>
+      </w:r>
+      <w:r>
+        <w:rPr/>
+        <w:t xml:space="preserve"> </w:t>
+      </w:r>
+      <w:r>
+        <w:rPr/>
+        <w:t>giá</w:t>
+      </w:r>
+      <w:r>
+        <w:rPr/>
+        <w:t xml:space="preserve"> </w:t>
+      </w:r>
+      <w:r>
+        <w:rPr/>
+        <w:t>tỷ</w:t>
+      </w:r>
+      <w:r>
+        <w:rPr/>
+        <w:t xml:space="preserve"> </w:t>
+      </w:r>
+      <w:r>
+        <w:rPr/>
+        <w:t>trọng</w:t>
+      </w:r>
+      <w:r>
+        <w:rPr/>
+        <w:t xml:space="preserve"> </w:t>
+      </w:r>
+      <w:r>
+        <w:rPr/>
+        <w:t>tiền</w:t>
+      </w:r>
+      <w:r>
+        <w:rPr/>
+        <w:t xml:space="preserve"> </w:t>
+      </w:r>
+      <w:r>
+        <w:rPr/>
+        <w:t>mặt</w:t>
+      </w:r>
+      <w:r>
+        <w:rPr/>
+        <w:t xml:space="preserve"> </w:t>
+      </w:r>
+      <w:r>
+        <w:rPr/>
+        <w:t>để</w:t>
+      </w:r>
+      <w:r>
+        <w:rPr/>
+        <w:t xml:space="preserve"> </w:t>
+      </w:r>
+      <w:r>
+        <w:rPr/>
+        <w:t>cân</w:t>
+      </w:r>
+      <w:r>
+        <w:rPr/>
+        <w:t xml:space="preserve"> </w:t>
+      </w:r>
+      <w:r>
+        <w:rPr/>
+        <w:t>nhắc</w:t>
+      </w:r>
+      <w:r>
+        <w:rPr/>
+        <w:t xml:space="preserve"> </w:t>
+      </w:r>
+      <w:r>
+        <w:rPr/>
+        <w:t>việc</w:t>
+      </w:r>
+      <w:r>
+        <w:rPr/>
+        <w:t xml:space="preserve"> </w:t>
+      </w:r>
+      <w:r>
+        <w:rPr/>
+        <w:t>đối</w:t>
+      </w:r>
+      <w:r>
+        <w:rPr/>
+        <w:t xml:space="preserve"> </w:t>
+      </w:r>
+      <w:r>
+        <w:rPr/>
+        <w:t>soát</w:t>
+      </w:r>
+      <w:r>
+        <w:rPr/>
+        <w:t xml:space="preserve"> </w:t>
+      </w:r>
+      <w:r>
+        <w:rPr/>
+        <w:t>và</w:t>
+      </w:r>
+      <w:r>
+        <w:rPr/>
+        <w:t xml:space="preserve"> </w:t>
+      </w:r>
+      <w:r>
+        <w:rPr/>
+        <w:t>thu</w:t>
+      </w:r>
+      <w:r>
+        <w:rPr/>
+        <w:t xml:space="preserve"> </w:t>
+      </w:r>
+      <w:r>
+        <w:rPr/>
+        <w:t>tiền</w:t>
+      </w:r>
+      <w:r>
+        <w:rPr/>
+        <w:t>.</w:t>
+      </w:r>
+    </w:p>
+    <w:p>
+      <w:pPr>
+        <w:pStyle w:val="ListParagraph"/>
+        <w:ind w:left="1080"/>
+      </w:pPr>
+    </w:p>
+    <w:p>
+      <w:pPr>
+        <w:pStyle w:val="ListParagraph"/>
+      </w:pPr>
+      <w:r>
+        <w:rPr/>
+        <w:t>Số liệu cần để trả lời</w:t>
+      </w:r>
+    </w:p>
+    <w:p>
+      <w:pPr>
+        <w:pStyle w:val="ListParagraph"/>
+        <w:numPr>
+          <w:ilvl w:val="0"/>
+          <w:numId w:val="9"/>
+        </w:numPr>
+        <w:rPr/>
+      </w:pPr>
+      <w:r>
+        <w:rPr/>
+        <w:t xml:space="preserve">Payment Method -&gt; </w:t>
+      </w:r>
+      <w:r>
+        <w:rPr/>
+        <w:t>số</w:t>
+      </w:r>
+      <w:r>
+        <w:rPr/>
+        <w:t xml:space="preserve"> </w:t>
+      </w:r>
+      <w:r>
+        <w:rPr/>
+        <w:t>chuyến</w:t>
+      </w:r>
+      <w:r>
+        <w:rPr/>
+        <w:t xml:space="preserve"> </w:t>
+      </w:r>
+      <w:r>
+        <w:rPr/>
+        <w:t>và</w:t>
+      </w:r>
+      <w:r>
+        <w:rPr/>
+        <w:t xml:space="preserve"> </w:t>
+      </w:r>
+      <w:r>
+        <w:rPr/>
+        <w:t>tỷ</w:t>
+      </w:r>
+      <w:r>
+        <w:rPr/>
+        <w:t xml:space="preserve"> </w:t>
+      </w:r>
+      <w:r>
+        <w:rPr/>
+        <w:t>trọng</w:t>
+      </w:r>
+      <w:r>
+        <w:rPr/>
+        <w:t xml:space="preserve"> </w:t>
+      </w:r>
+      <w:r>
+        <w:rPr/>
+        <w:t>từng</w:t>
+      </w:r>
+      <w:r>
+        <w:rPr/>
+        <w:t xml:space="preserve"> </w:t>
+      </w:r>
+      <w:r>
+        <w:rPr/>
+        <w:t>phương</w:t>
+      </w:r>
+      <w:r>
+        <w:rPr/>
+        <w:t xml:space="preserve"> </w:t>
+      </w:r>
+      <w:r>
+        <w:rPr/>
+        <w:t>thức</w:t>
+      </w:r>
+      <w:r>
+        <w:rPr/>
+        <w:t xml:space="preserve"> (</w:t>
+      </w:r>
+      <w:r>
+        <w:rPr/>
+        <w:t>loại</w:t>
+      </w:r>
+      <w:r>
+        <w:rPr/>
+        <w:t xml:space="preserve"> </w:t>
+      </w:r>
+      <w:r>
+        <w:rPr/>
+        <w:t>chuỗi</w:t>
+      </w:r>
+      <w:r>
+        <w:rPr/>
+        <w:t xml:space="preserve"> “null” </w:t>
+      </w:r>
+      <w:r>
+        <w:rPr/>
+        <w:t>ra</w:t>
+      </w:r>
+      <w:r>
+        <w:rPr/>
+        <w:t xml:space="preserve"> </w:t>
+      </w:r>
+      <w:r>
+        <w:rPr/>
+        <w:t>khỏi</w:t>
+      </w:r>
+      <w:r>
+        <w:rPr/>
+        <w:t xml:space="preserve"> </w:t>
+      </w:r>
+      <w:r>
+        <w:rPr/>
+        <w:t>mẫu</w:t>
+      </w:r>
+      <w:r>
+        <w:rPr/>
+        <w:t xml:space="preserve"> </w:t>
+      </w:r>
+      <w:r>
+        <w:rPr/>
+        <w:t>số</w:t>
+      </w:r>
+      <w:r>
+        <w:rPr/>
+        <w:t>)</w:t>
+      </w:r>
+    </w:p>
+    <w:p>
+      <w:pPr>
+        <w:pStyle w:val="ListParagraph"/>
+        <w:numPr>
+          <w:ilvl w:val="0"/>
+          <w:numId w:val="9"/>
+        </w:numPr>
+        <w:rPr/>
+      </w:pPr>
+      <w:r>
+        <w:rPr/>
+        <w:t>Booking Value -&gt; tổng và giá trị trung bình theo phương thức</w:t>
+      </w:r>
+    </w:p>
+    <w:p>
+      <w:pPr>
+        <w:pStyle w:val="ListParagraph"/>
+        <w:numPr>
+          <w:ilvl w:val="0"/>
+          <w:numId w:val="9"/>
+        </w:numPr>
+        <w:rPr/>
+      </w:pPr>
+      <w:r>
+        <w:rPr/>
+        <w:t>Vehicle Type -&gt; phương thức thanh toán theo loại xe</w:t>
+      </w:r>
+    </w:p>
+    <w:p>
+      <w:pPr>
+        <w:pStyle w:val="ListParagraph"/>
+        <w:numPr>
+          <w:ilvl w:val="0"/>
+          <w:numId w:val="9"/>
+        </w:numPr>
+        <w:rPr/>
+      </w:pPr>
+      <w:r>
+        <w:rPr/>
+        <w:t>Date, Time -&gt; phương thức theo khung giờ</w:t>
+      </w:r>
+    </w:p>
+    <w:p>
+      <w:pPr>
+        <w:pStyle w:val="ListParagraph"/>
+        <w:ind w:left="1080"/>
+      </w:pPr>
+    </w:p>
+    <w:p>
+      <w:pPr>
+        <w:pStyle w:val="ListParagraph"/>
+      </w:pPr>
+      <w:r>
+        <w:rPr/>
+        <w:t>Giả thuyết ban đầu: UPI là phương thức chiếm tỷ trọng lớn nhất, còn giá trị trung bình mỗi chuyến giữa các phương thức không chênh lệch đáng kể. Quan sát sơ bộ: Payment Method chỉ có dữ liệu thật ở 102,000 chuyến, trong đó UPI khoảng 45,909 chuyến (≈45%), tiếp theo là Cash, Uber Wallet, Credit Card, Debit Card.</w:t>
+      </w:r>
+    </w:p>
+    <w:p>
+      <w:pPr>
+        <w:pStyle w:val="ListParagraph"/>
+      </w:pPr>
+    </w:p>
+    <w:p>
+      <w:pPr>
+        <w:pStyle w:val="ListParagraph"/>
+        <w:numPr>
+          <w:ilvl w:val="0"/>
+          <w:numId w:val="3"/>
+        </w:numPr>
+        <w:rPr/>
+      </w:pPr>
+      <w:r>
+        <w:rPr/>
+        <w:t>Giá</w:t>
+      </w:r>
+      <w:r>
+        <w:rPr/>
+        <w:t xml:space="preserve"> </w:t>
+      </w:r>
+      <w:r>
+        <w:rPr/>
+        <w:t>trị</w:t>
+      </w:r>
+      <w:r>
+        <w:rPr/>
+        <w:t xml:space="preserve"> </w:t>
+      </w:r>
+      <w:r>
+        <w:rPr/>
+        <w:t>đặt</w:t>
+      </w:r>
+      <w:r>
+        <w:rPr/>
+        <w:t xml:space="preserve"> </w:t>
+      </w:r>
+      <w:r>
+        <w:rPr/>
+        <w:t>xe</w:t>
+      </w:r>
+      <w:r>
+        <w:rPr/>
+        <w:t xml:space="preserve"> </w:t>
+      </w:r>
+      <w:r>
+        <w:rPr/>
+        <w:t>bị</w:t>
+      </w:r>
+      <w:r>
+        <w:rPr/>
+        <w:t xml:space="preserve"> </w:t>
+      </w:r>
+      <w:r>
+        <w:rPr/>
+        <w:t>mất</w:t>
+      </w:r>
+      <w:r>
+        <w:rPr/>
+        <w:t xml:space="preserve"> do </w:t>
+      </w:r>
+      <w:r>
+        <w:rPr/>
+        <w:t>chuyến</w:t>
+      </w:r>
+      <w:r>
+        <w:rPr/>
+        <w:t xml:space="preserve"> </w:t>
+      </w:r>
+      <w:r>
+        <w:rPr/>
+        <w:t>hủy</w:t>
+      </w:r>
+      <w:r>
+        <w:rPr/>
+        <w:t xml:space="preserve"> </w:t>
+      </w:r>
+      <w:r>
+        <w:rPr/>
+        <w:t>hoặc</w:t>
+      </w:r>
+      <w:r>
+        <w:rPr/>
+        <w:t xml:space="preserve"> </w:t>
+      </w:r>
+      <w:r>
+        <w:rPr/>
+        <w:t>không</w:t>
+      </w:r>
+      <w:r>
+        <w:rPr/>
+        <w:t xml:space="preserve"> </w:t>
+      </w:r>
+      <w:r>
+        <w:rPr/>
+        <w:t>tìm</w:t>
+      </w:r>
+      <w:r>
+        <w:rPr/>
+        <w:t xml:space="preserve"> </w:t>
+      </w:r>
+      <w:r>
+        <w:rPr/>
+        <w:t>được</w:t>
+      </w:r>
+      <w:r>
+        <w:rPr/>
+        <w:t xml:space="preserve"> </w:t>
+      </w:r>
+      <w:r>
+        <w:rPr/>
+        <w:t>tài</w:t>
+      </w:r>
+      <w:r>
+        <w:rPr/>
+        <w:t xml:space="preserve"> </w:t>
+      </w:r>
+      <w:r>
+        <w:rPr/>
+        <w:t>xế</w:t>
+      </w:r>
+      <w:r>
+        <w:rPr/>
+        <w:t xml:space="preserve"> </w:t>
+      </w:r>
+      <w:r>
+        <w:rPr/>
+        <w:t>ước</w:t>
+      </w:r>
+      <w:r>
+        <w:rPr/>
+        <w:t xml:space="preserve"> </w:t>
+      </w:r>
+      <w:r>
+        <w:rPr/>
+        <w:t>tính</w:t>
+      </w:r>
+      <w:r>
+        <w:rPr/>
+        <w:t xml:space="preserve"> </w:t>
+      </w:r>
+      <w:r>
+        <w:rPr/>
+        <w:t>là</w:t>
+      </w:r>
+      <w:r>
+        <w:rPr/>
+        <w:t xml:space="preserve"> bao </w:t>
+      </w:r>
+      <w:r>
+        <w:rPr/>
+        <w:t>nhiêu</w:t>
+      </w:r>
+      <w:r>
+        <w:rPr/>
+        <w:t xml:space="preserve">, </w:t>
+      </w:r>
+      <w:r>
+        <w:rPr/>
+        <w:t>và</w:t>
+      </w:r>
+      <w:r>
+        <w:rPr/>
+        <w:t xml:space="preserve"> </w:t>
+      </w:r>
+      <w:r>
+        <w:rPr/>
+        <w:t>nhóm</w:t>
+      </w:r>
+      <w:r>
+        <w:rPr/>
+        <w:t xml:space="preserve"> </w:t>
+      </w:r>
+      <w:r>
+        <w:rPr/>
+        <w:t>nguyên</w:t>
+      </w:r>
+      <w:r>
+        <w:rPr/>
+        <w:t xml:space="preserve"> </w:t>
+      </w:r>
+      <w:r>
+        <w:rPr/>
+        <w:t>nhân</w:t>
+      </w:r>
+      <w:r>
+        <w:rPr/>
+        <w:t xml:space="preserve"> </w:t>
+      </w:r>
+      <w:r>
+        <w:rPr/>
+        <w:t>nào</w:t>
+      </w:r>
+      <w:r>
+        <w:rPr/>
+        <w:t xml:space="preserve"> </w:t>
+      </w:r>
+      <w:r>
+        <w:rPr/>
+        <w:t>gây</w:t>
+      </w:r>
+      <w:r>
+        <w:rPr/>
+        <w:t xml:space="preserve"> </w:t>
+      </w:r>
+      <w:r>
+        <w:rPr/>
+        <w:t>thất</w:t>
+      </w:r>
+      <w:r>
+        <w:rPr/>
+        <w:t xml:space="preserve"> </w:t>
+      </w:r>
+      <w:r>
+        <w:rPr/>
+        <w:t>thoát</w:t>
+      </w:r>
+      <w:r>
+        <w:rPr/>
+        <w:t xml:space="preserve"> </w:t>
+      </w:r>
+      <w:r>
+        <w:rPr/>
+        <w:t>lớn</w:t>
+      </w:r>
+      <w:r>
+        <w:rPr/>
+        <w:t xml:space="preserve"> </w:t>
+      </w:r>
+      <w:r>
+        <w:rPr/>
+        <w:t>nhất</w:t>
+      </w:r>
+      <w:r>
+        <w:rPr/>
+        <w:t>?</w:t>
+      </w:r>
+    </w:p>
+    <w:p>
+      <w:pPr>
+        <w:pStyle w:val="ListParagraph"/>
+        <w:ind w:left="720"/>
+      </w:pPr>
+    </w:p>
+    <w:p>
+      <w:pPr>
+        <w:pStyle w:val="ListParagraph"/>
+      </w:pPr>
+      <w:r>
+        <w:rPr/>
+        <w:t>Quyết định mà câu trả lời hỗ trợ</w:t>
+      </w:r>
+    </w:p>
+    <w:p>
+      <w:pPr>
+        <w:pStyle w:val="ListParagraph"/>
+        <w:numPr>
+          <w:ilvl w:val="0"/>
+          <w:numId w:val="12"/>
+        </w:numPr>
+        <w:rPr/>
+      </w:pPr>
+      <w:r>
+        <w:rPr/>
+        <w:t xml:space="preserve">Xếp </w:t>
+      </w:r>
+      <w:r>
+        <w:rPr/>
+        <w:t>thứ</w:t>
+      </w:r>
+      <w:r>
+        <w:rPr/>
+        <w:t xml:space="preserve"> </w:t>
+      </w:r>
+      <w:r>
+        <w:rPr/>
+        <w:t>tự</w:t>
+      </w:r>
+      <w:r>
+        <w:rPr/>
+        <w:t xml:space="preserve"> </w:t>
+      </w:r>
+      <w:r>
+        <w:rPr/>
+        <w:t>ưu</w:t>
+      </w:r>
+      <w:r>
+        <w:rPr/>
+        <w:t xml:space="preserve"> </w:t>
+      </w:r>
+      <w:r>
+        <w:rPr/>
+        <w:t>tiên</w:t>
+      </w:r>
+      <w:r>
+        <w:rPr/>
+        <w:t xml:space="preserve"> </w:t>
+      </w:r>
+      <w:r>
+        <w:rPr/>
+        <w:t>cải</w:t>
+      </w:r>
+      <w:r>
+        <w:rPr/>
+        <w:t xml:space="preserve"> </w:t>
+      </w:r>
+      <w:r>
+        <w:rPr/>
+        <w:t>thiện</w:t>
+      </w:r>
+      <w:r>
+        <w:rPr/>
+        <w:t xml:space="preserve"> </w:t>
+      </w:r>
+      <w:r>
+        <w:rPr/>
+        <w:t>theo</w:t>
+      </w:r>
+      <w:r>
+        <w:rPr/>
+        <w:t xml:space="preserve"> </w:t>
+      </w:r>
+      <w:r>
+        <w:rPr/>
+        <w:t>tác</w:t>
+      </w:r>
+      <w:r>
+        <w:rPr/>
+        <w:t xml:space="preserve"> </w:t>
+      </w:r>
+      <w:r>
+        <w:rPr/>
+        <w:t>động</w:t>
+      </w:r>
+      <w:r>
+        <w:rPr/>
+        <w:t xml:space="preserve"> </w:t>
+      </w:r>
+      <w:r>
+        <w:rPr/>
+        <w:t>tài</w:t>
+      </w:r>
+      <w:r>
+        <w:rPr/>
+        <w:t xml:space="preserve"> </w:t>
+      </w:r>
+      <w:r>
+        <w:rPr/>
+        <w:t>chính</w:t>
+      </w:r>
+      <w:r>
+        <w:rPr/>
+        <w:t>.</w:t>
+      </w:r>
+    </w:p>
+    <w:p>
+      <w:pPr>
+        <w:pStyle w:val="ListParagraph"/>
+        <w:numPr>
+          <w:ilvl w:val="0"/>
+          <w:numId w:val="12"/>
+        </w:numPr>
+        <w:rPr/>
+      </w:pPr>
+      <w:r>
+        <w:rPr/>
+        <w:t>Cân đối đầu tư giữa tăng nguồn cung tài xế và giảm tỷ lệ hủy.</w:t>
+      </w:r>
+    </w:p>
+    <w:p>
+      <w:pPr>
+        <w:pStyle w:val="ListParagraph"/>
+        <w:numPr>
+          <w:ilvl w:val="0"/>
+          <w:numId w:val="12"/>
+        </w:numPr>
+        <w:rPr/>
+      </w:pPr>
+      <w:r>
+        <w:rPr/>
+        <w:t>Đặt mục tiêu giảm tỷ lệ thất bại theo từng nhóm.</w:t>
+      </w:r>
+    </w:p>
+    <w:p>
+      <w:pPr>
+        <w:pStyle w:val="ListParagraph"/>
+        <w:ind w:left="1080"/>
+      </w:pPr>
+    </w:p>
+    <w:p>
+      <w:pPr>
+        <w:pStyle w:val="ListParagraph"/>
+      </w:pPr>
+      <w:r>
+        <w:rPr/>
+        <w:t>Số liệu cần để trả lời</w:t>
+      </w:r>
+    </w:p>
+    <w:p>
+      <w:pPr>
+        <w:pStyle w:val="ListParagraph"/>
+        <w:numPr>
+          <w:ilvl w:val="0"/>
+          <w:numId w:val="13"/>
+        </w:numPr>
+        <w:rPr/>
+      </w:pPr>
+      <w:r>
+        <w:rPr/>
+        <w:t xml:space="preserve">Booking Status -&gt; </w:t>
+      </w:r>
+      <w:r>
+        <w:rPr/>
+        <w:t>số</w:t>
+      </w:r>
+      <w:r>
+        <w:rPr/>
+        <w:t xml:space="preserve"> </w:t>
+      </w:r>
+      <w:r>
+        <w:rPr/>
+        <w:t>chuyến</w:t>
+      </w:r>
+      <w:r>
+        <w:rPr/>
+        <w:t xml:space="preserve"> </w:t>
+      </w:r>
+      <w:r>
+        <w:rPr/>
+        <w:t>theo</w:t>
+      </w:r>
+      <w:r>
+        <w:rPr/>
+        <w:t xml:space="preserve"> </w:t>
+      </w:r>
+      <w:r>
+        <w:rPr/>
+        <w:t>từng</w:t>
+      </w:r>
+      <w:r>
+        <w:rPr/>
+        <w:t xml:space="preserve"> </w:t>
+      </w:r>
+      <w:r>
+        <w:rPr/>
+        <w:t>nhóm</w:t>
+      </w:r>
+      <w:r>
+        <w:rPr/>
+        <w:t xml:space="preserve"> </w:t>
+      </w:r>
+      <w:r>
+        <w:rPr/>
+        <w:t>thất</w:t>
+      </w:r>
+      <w:r>
+        <w:rPr/>
+        <w:t xml:space="preserve"> </w:t>
+      </w:r>
+      <w:r>
+        <w:rPr/>
+        <w:t>bại</w:t>
+      </w:r>
+      <w:r>
+        <w:rPr/>
+        <w:t xml:space="preserve"> (Cancelled by Driver, Cancelled by Customer, No Driver Found, Incomplete)</w:t>
+      </w:r>
+    </w:p>
+    <w:p>
+      <w:pPr>
+        <w:pStyle w:val="ListParagraph"/>
+        <w:numPr>
+          <w:ilvl w:val="0"/>
+          <w:numId w:val="13"/>
+        </w:numPr>
+        <w:rPr/>
+      </w:pPr>
+      <w:r>
+        <w:rPr/>
+        <w:t>Booking Value -&gt; giá trị trung bình chuyến hoàn thành theo Vehicle Type, dùng để ước tính</w:t>
+      </w:r>
+    </w:p>
+    <w:p>
+      <w:pPr>
+        <w:pStyle w:val="ListParagraph"/>
+        <w:numPr>
+          <w:ilvl w:val="0"/>
+          <w:numId w:val="13"/>
+        </w:numPr>
+        <w:rPr/>
+      </w:pPr>
+      <w:r>
+        <w:rPr/>
+        <w:t>Vehicle Type -&gt; thất thoát theo loại xe</w:t>
+      </w:r>
+    </w:p>
+    <w:p>
+      <w:pPr>
+        <w:pStyle w:val="ListParagraph"/>
+        <w:numPr>
+          <w:ilvl w:val="0"/>
+          <w:numId w:val="13"/>
+        </w:numPr>
+        <w:rPr/>
+      </w:pPr>
+      <w:r>
+        <w:rPr/>
+        <w:t>Các cột lý do -&gt; thất thoát theo nguyên nhân</w:t>
+      </w:r>
+    </w:p>
+    <w:p>
+      <w:pPr>
+        <w:pStyle w:val="ListParagraph"/>
+        <w:ind w:left="1080"/>
+      </w:pPr>
+    </w:p>
+    <w:p>
+      <w:pPr>
+        <w:pStyle w:val="ListParagraph"/>
+      </w:pPr>
+      <w:r>
+        <w:rPr/>
+        <w:t>Giả thuyết ban đầu: Khoảng 32% lượt đặt (hủy bởi tài xế 18%, hủy bởi khách 7%, không tìm được tài xế 7%) không có Booking Value, nên toàn bộ giá trị này bị mất. Hủy bởi tài xế nhiều khả năng là nguồn thất thoát lớn nhất vì chiếm tỷ trọng cao nhất. Lưu ý: đây là ước tính với giả định chuyến thất bại có giá trị bằng trung bình chuyến hoàn thành cùng loại xe, nên ghi giả định này vào Decision Log. Nhóm Incomplete (6%) có Booking Value nên tách riêng khi tính.</w:t>
+      </w:r>
+    </w:p>
+    <w:p>
+      <w:pPr>
+        <w:pStyle w:val="ListParagraph"/>
+      </w:pPr>
+    </w:p>
+    <w:p>
+      <w:pPr>
+        <w:pStyle w:val="ListParagraph"/>
+        <w:numPr>
+          <w:ilvl w:val="0"/>
+          <w:numId w:val="3"/>
+        </w:numPr>
+        <w:rPr/>
+      </w:pPr>
+      <w:r>
+        <w:rPr/>
+        <w:t>Có</w:t>
+      </w:r>
+      <w:r>
+        <w:rPr/>
+        <w:t xml:space="preserve"> bao </w:t>
+      </w:r>
+      <w:r>
+        <w:rPr/>
+        <w:t>nhiêu</w:t>
+      </w:r>
+      <w:r>
+        <w:rPr/>
+        <w:t xml:space="preserve"> </w:t>
+      </w:r>
+      <w:r>
+        <w:rPr/>
+        <w:t>khách</w:t>
+      </w:r>
+      <w:r>
+        <w:rPr/>
+        <w:t xml:space="preserve"> </w:t>
+      </w:r>
+      <w:r>
+        <w:rPr/>
+        <w:t>đặt</w:t>
+      </w:r>
+      <w:r>
+        <w:rPr/>
+        <w:t xml:space="preserve"> </w:t>
+      </w:r>
+      <w:r>
+        <w:rPr/>
+        <w:t>xe</w:t>
+      </w:r>
+      <w:r>
+        <w:rPr/>
+        <w:t xml:space="preserve"> </w:t>
+      </w:r>
+      <w:r>
+        <w:rPr/>
+        <w:t>nhiều</w:t>
+      </w:r>
+      <w:r>
+        <w:rPr/>
+        <w:t xml:space="preserve"> </w:t>
+      </w:r>
+      <w:r>
+        <w:rPr/>
+        <w:t>lần</w:t>
+      </w:r>
+      <w:r>
+        <w:rPr/>
+        <w:t xml:space="preserve">, </w:t>
+      </w:r>
+      <w:r>
+        <w:rPr/>
+        <w:t>và</w:t>
+      </w:r>
+      <w:r>
+        <w:rPr/>
+        <w:t xml:space="preserve"> </w:t>
+      </w:r>
+      <w:r>
+        <w:rPr/>
+        <w:t>nhóm</w:t>
+      </w:r>
+      <w:r>
+        <w:rPr/>
+        <w:t xml:space="preserve"> </w:t>
+      </w:r>
+      <w:r>
+        <w:rPr/>
+        <w:t>khách</w:t>
+      </w:r>
+      <w:r>
+        <w:rPr/>
+        <w:t xml:space="preserve"> </w:t>
+      </w:r>
+      <w:r>
+        <w:rPr/>
+        <w:t>lặp</w:t>
+      </w:r>
+      <w:r>
+        <w:rPr/>
+        <w:t xml:space="preserve"> </w:t>
+      </w:r>
+      <w:r>
+        <w:rPr/>
+        <w:t>lại</w:t>
+      </w:r>
+      <w:r>
+        <w:rPr/>
+        <w:t xml:space="preserve"> </w:t>
+      </w:r>
+      <w:r>
+        <w:rPr/>
+        <w:t>có</w:t>
+      </w:r>
+      <w:r>
+        <w:rPr/>
+        <w:t xml:space="preserve"> </w:t>
+      </w:r>
+      <w:r>
+        <w:rPr/>
+        <w:t>hành</w:t>
+      </w:r>
+      <w:r>
+        <w:rPr/>
+        <w:t xml:space="preserve"> vi (</w:t>
+      </w:r>
+      <w:r>
+        <w:rPr/>
+        <w:t>hủy</w:t>
+      </w:r>
+      <w:r>
+        <w:rPr/>
+        <w:t xml:space="preserve">, </w:t>
+      </w:r>
+      <w:r>
+        <w:rPr/>
+        <w:t>giá</w:t>
+      </w:r>
+      <w:r>
+        <w:rPr/>
+        <w:t xml:space="preserve"> </w:t>
+      </w:r>
+      <w:r>
+        <w:rPr/>
+        <w:t>trị</w:t>
+      </w:r>
+      <w:r>
+        <w:rPr/>
+        <w:t xml:space="preserve">, </w:t>
+      </w:r>
+      <w:r>
+        <w:rPr/>
+        <w:t>đánh</w:t>
+      </w:r>
+      <w:r>
+        <w:rPr/>
+        <w:t xml:space="preserve"> </w:t>
+      </w:r>
+      <w:r>
+        <w:rPr/>
+        <w:t>giá</w:t>
+      </w:r>
+      <w:r>
+        <w:rPr/>
+        <w:t xml:space="preserve">) </w:t>
+      </w:r>
+      <w:r>
+        <w:rPr/>
+        <w:t>khác</w:t>
+      </w:r>
+      <w:r>
+        <w:rPr/>
+        <w:t xml:space="preserve"> </w:t>
+      </w:r>
+      <w:r>
+        <w:rPr/>
+        <w:t>nhóm</w:t>
+      </w:r>
+      <w:r>
+        <w:rPr/>
+        <w:t xml:space="preserve"> </w:t>
+      </w:r>
+      <w:r>
+        <w:rPr/>
+        <w:t>đặt</w:t>
+      </w:r>
+      <w:r>
+        <w:rPr/>
+        <w:t xml:space="preserve"> </w:t>
+      </w:r>
+      <w:r>
+        <w:rPr/>
+        <w:t>một</w:t>
+      </w:r>
+      <w:r>
+        <w:rPr/>
+        <w:t xml:space="preserve"> </w:t>
+      </w:r>
+      <w:r>
+        <w:rPr/>
+        <w:t>lần</w:t>
+      </w:r>
+      <w:r>
+        <w:rPr/>
+        <w:t xml:space="preserve"> </w:t>
+      </w:r>
+      <w:r>
+        <w:rPr/>
+        <w:t>không</w:t>
+      </w:r>
+      <w:r>
+        <w:rPr/>
+        <w:t>?</w:t>
+      </w:r>
+    </w:p>
+    <w:p>
+      <w:pPr>
+        <w:pStyle w:val="ListParagraph"/>
+        <w:ind w:left="720"/>
+      </w:pPr>
+    </w:p>
+    <w:p>
+      <w:pPr>
+        <w:pStyle w:val="ListParagraph"/>
+        <w:ind w:left="720"/>
+      </w:pPr>
+      <w:r>
+        <w:rPr/>
+        <w:t>Quyết định mà câu trả lời hỗ trợ</w:t>
+      </w:r>
+    </w:p>
+    <w:p>
+      <w:pPr>
+        <w:pStyle w:val="ListParagraph"/>
+        <w:numPr>
+          <w:ilvl w:val="0"/>
+          <w:numId w:val="14"/>
+        </w:numPr>
+        <w:rPr/>
+      </w:pPr>
+      <w:r>
+        <w:rPr/>
+        <w:t xml:space="preserve">Thiết </w:t>
+      </w:r>
+      <w:r>
+        <w:rPr/>
+        <w:t>kế</w:t>
+      </w:r>
+      <w:r>
+        <w:rPr/>
+        <w:t xml:space="preserve"> </w:t>
+      </w:r>
+      <w:r>
+        <w:rPr/>
+        <w:t>chương</w:t>
+      </w:r>
+      <w:r>
+        <w:rPr/>
+        <w:t xml:space="preserve"> </w:t>
+      </w:r>
+      <w:r>
+        <w:rPr/>
+        <w:t>trình</w:t>
+      </w:r>
+      <w:r>
+        <w:rPr/>
+        <w:t xml:space="preserve"> </w:t>
+      </w:r>
+      <w:r>
+        <w:rPr/>
+        <w:t>khách</w:t>
+      </w:r>
+      <w:r>
+        <w:rPr/>
+        <w:t xml:space="preserve"> </w:t>
+      </w:r>
+      <w:r>
+        <w:rPr/>
+        <w:t>hàng</w:t>
+      </w:r>
+      <w:r>
+        <w:rPr/>
+        <w:t xml:space="preserve"> </w:t>
+      </w:r>
+      <w:r>
+        <w:rPr/>
+        <w:t>thân</w:t>
+      </w:r>
+      <w:r>
+        <w:rPr/>
+        <w:t xml:space="preserve"> </w:t>
+      </w:r>
+      <w:r>
+        <w:rPr/>
+        <w:t>thiết</w:t>
+      </w:r>
+      <w:r>
+        <w:rPr/>
+        <w:t>.</w:t>
+      </w:r>
+    </w:p>
+    <w:p>
+      <w:pPr>
+        <w:pStyle w:val="ListParagraph"/>
+        <w:numPr>
+          <w:ilvl w:val="0"/>
+          <w:numId w:val="14"/>
+        </w:numPr>
+        <w:rPr/>
+      </w:pPr>
+      <w:r>
+        <w:rPr/>
+        <w:t>Nhắm khuyến mãi vào nhóm khách có nguy cơ rời bỏ.</w:t>
+      </w:r>
+    </w:p>
+    <w:p>
+      <w:pPr>
+        <w:pStyle w:val="ListParagraph"/>
+        <w:numPr>
+          <w:ilvl w:val="0"/>
+          <w:numId w:val="14"/>
+        </w:numPr>
+        <w:rPr/>
+      </w:pPr>
+      <w:r>
+        <w:rPr/>
+        <w:t>Xác định nhóm khách có giá trị cao để chăm sóc.</w:t>
+      </w:r>
+    </w:p>
+    <w:p>
+      <w:pPr>
+        <w:pStyle w:val="ListParagraph"/>
+        <w:ind w:left="1080"/>
+      </w:pPr>
+    </w:p>
+    <w:p>
+      <w:pPr>
+        <w:pStyle w:val="ListParagraph"/>
+        <w:ind w:left="720"/>
+      </w:pPr>
+      <w:r>
+        <w:rPr/>
+        <w:t>Số liệu cần để trả lời</w:t>
+      </w:r>
+    </w:p>
+    <w:p>
+      <w:pPr>
+        <w:pStyle w:val="ListParagraph"/>
+        <w:numPr>
+          <w:ilvl w:val="0"/>
+          <w:numId w:val="15"/>
+        </w:numPr>
+        <w:rPr/>
+      </w:pPr>
+      <w:r>
+        <w:rPr/>
+        <w:t xml:space="preserve">Customer ID -&gt; </w:t>
+      </w:r>
+      <w:r>
+        <w:rPr/>
+        <w:t>số</w:t>
+      </w:r>
+      <w:r>
+        <w:rPr/>
+        <w:t xml:space="preserve"> </w:t>
+      </w:r>
+      <w:r>
+        <w:rPr/>
+        <w:t>lượt</w:t>
+      </w:r>
+      <w:r>
+        <w:rPr/>
+        <w:t xml:space="preserve"> </w:t>
+      </w:r>
+      <w:r>
+        <w:rPr/>
+        <w:t>đặt</w:t>
+      </w:r>
+      <w:r>
+        <w:rPr/>
+        <w:t xml:space="preserve"> </w:t>
+      </w:r>
+      <w:r>
+        <w:rPr/>
+        <w:t>trên</w:t>
+      </w:r>
+      <w:r>
+        <w:rPr/>
+        <w:t xml:space="preserve"> </w:t>
+      </w:r>
+      <w:r>
+        <w:rPr/>
+        <w:t>mỗi</w:t>
+      </w:r>
+      <w:r>
+        <w:rPr/>
+        <w:t xml:space="preserve"> </w:t>
+      </w:r>
+      <w:r>
+        <w:rPr/>
+        <w:t>khách</w:t>
+      </w:r>
+    </w:p>
+    <w:p>
+      <w:pPr>
+        <w:pStyle w:val="ListParagraph"/>
+        <w:numPr>
+          <w:ilvl w:val="0"/>
+          <w:numId w:val="15"/>
+        </w:numPr>
+        <w:rPr/>
+      </w:pPr>
+      <w:r>
+        <w:rPr/>
+        <w:t>Booking Status -&gt; tỷ lệ hoàn thành và hủy theo nhóm khách</w:t>
+      </w:r>
+    </w:p>
+    <w:p>
+      <w:pPr>
+        <w:pStyle w:val="ListParagraph"/>
+        <w:numPr>
+          <w:ilvl w:val="0"/>
+          <w:numId w:val="15"/>
+        </w:numPr>
+        <w:rPr/>
+      </w:pPr>
+      <w:r>
+        <w:rPr/>
+        <w:t>Booking Value -&gt; tổng giá trị theo khách</w:t>
+      </w:r>
+    </w:p>
+    <w:p>
+      <w:pPr>
+        <w:pStyle w:val="ListParagraph"/>
+        <w:numPr>
+          <w:ilvl w:val="0"/>
+          <w:numId w:val="15"/>
+        </w:numPr>
+        <w:rPr/>
+      </w:pPr>
+      <w:r>
+        <w:rPr/>
+        <w:t>Customer Rating -&gt; đánh giá theo nhóm</w:t>
+      </w:r>
+    </w:p>
+    <w:p>
+      <w:pPr>
+        <w:pStyle w:val="ListParagraph"/>
+        <w:numPr>
+          <w:ilvl w:val="0"/>
+          <w:numId w:val="15"/>
+        </w:numPr>
+        <w:rPr/>
+      </w:pPr>
+      <w:r>
+        <w:rPr/>
+        <w:t>Date -&gt; khoảng cách giữa các lượt đặt</w:t>
+      </w:r>
+    </w:p>
+    <w:p>
+      <w:pPr>
+        <w:pStyle w:val="ListParagraph"/>
+        <w:ind w:left="1080"/>
+      </w:pPr>
+    </w:p>
+    <w:p>
+      <w:pPr>
+        <w:pStyle w:val="ListParagraph"/>
+        <w:ind w:left="720"/>
+      </w:pPr>
+      <w:r>
+        <w:rPr/>
+        <w:t>Giả thuyết ban đầu: Phần lớn khách chỉ xuất hiện rất ít lần trong kỳ dữ liệu nên nhóm khách lặp lại nhỏ. Cần kiểm tra trước: đếm Distinct Customer ID so với 150,000 dòng. Nếu gần như mỗi dòng là một khách khác nhau thì câu hỏi này không đủ dữ liệu, nên loại.</w:t>
+      </w:r>
+    </w:p>
+    <w:p>
+      <w:pPr>
+        <w:pStyle w:val="ListParagraph"/>
+        <w:ind w:left="720"/>
+      </w:pPr>
+    </w:p>
+    <w:p>
+      <w:pPr>
+        <w:pStyle w:val="ListParagraph"/>
+        <w:ind w:left="720"/>
+      </w:pPr>
+    </w:p>
+    <w:p>
+      <w:pPr>
+        <w:pStyle w:val="ListParagraph"/>
+        <w:numPr>
+          <w:ilvl w:val="0"/>
+          <w:numId w:val="3"/>
+        </w:numPr>
+        <w:rPr/>
+      </w:pPr>
+      <w:r>
+        <w:rPr/>
+        <w:t>Điểm</w:t>
+      </w:r>
+      <w:r>
+        <w:rPr/>
+        <w:t xml:space="preserve"> </w:t>
+      </w:r>
+      <w:r>
+        <w:rPr/>
+        <w:t>đến</w:t>
+      </w:r>
+      <w:r>
+        <w:rPr/>
+        <w:t xml:space="preserve"> </w:t>
+      </w:r>
+      <w:r>
+        <w:rPr/>
+        <w:t>và</w:t>
+      </w:r>
+      <w:r>
+        <w:rPr/>
+        <w:t xml:space="preserve"> </w:t>
+      </w:r>
+      <w:r>
+        <w:rPr/>
+        <w:t>tuyến</w:t>
+      </w:r>
+      <w:r>
+        <w:rPr/>
+        <w:t xml:space="preserve"> </w:t>
+      </w:r>
+      <w:r>
+        <w:rPr/>
+        <w:t>đón</w:t>
+      </w:r>
+      <w:r>
+        <w:rPr/>
+        <w:t>–</w:t>
+      </w:r>
+      <w:r>
+        <w:rPr/>
+        <w:t>trả</w:t>
+      </w:r>
+      <w:r>
+        <w:rPr/>
+        <w:t xml:space="preserve"> </w:t>
+      </w:r>
+      <w:r>
+        <w:rPr/>
+        <w:t>nào</w:t>
+      </w:r>
+      <w:r>
+        <w:rPr/>
+        <w:t xml:space="preserve"> </w:t>
+      </w:r>
+      <w:r>
+        <w:rPr/>
+        <w:t>có</w:t>
+      </w:r>
+      <w:r>
+        <w:rPr/>
+        <w:t xml:space="preserve"> </w:t>
+      </w:r>
+      <w:r>
+        <w:rPr/>
+        <w:t>nhu</w:t>
+      </w:r>
+      <w:r>
+        <w:rPr/>
+        <w:t xml:space="preserve"> </w:t>
+      </w:r>
+      <w:r>
+        <w:rPr/>
+        <w:t>cầu</w:t>
+      </w:r>
+      <w:r>
+        <w:rPr/>
+        <w:t xml:space="preserve"> </w:t>
+      </w:r>
+      <w:r>
+        <w:rPr/>
+        <w:t>và</w:t>
+      </w:r>
+      <w:r>
+        <w:rPr/>
+        <w:t xml:space="preserve"> </w:t>
+      </w:r>
+      <w:r>
+        <w:rPr/>
+        <w:t>giá</w:t>
+      </w:r>
+      <w:r>
+        <w:rPr/>
+        <w:t xml:space="preserve"> </w:t>
+      </w:r>
+      <w:r>
+        <w:rPr/>
+        <w:t>trị</w:t>
+      </w:r>
+      <w:r>
+        <w:rPr/>
+        <w:t xml:space="preserve"> </w:t>
+      </w:r>
+      <w:r>
+        <w:rPr/>
+        <w:t>cao</w:t>
+      </w:r>
+      <w:r>
+        <w:rPr/>
+        <w:t xml:space="preserve">, </w:t>
+      </w:r>
+      <w:r>
+        <w:rPr/>
+        <w:t>và</w:t>
+      </w:r>
+      <w:r>
+        <w:rPr/>
+        <w:t xml:space="preserve"> </w:t>
+      </w:r>
+      <w:r>
+        <w:rPr/>
+        <w:t>nhu</w:t>
+      </w:r>
+      <w:r>
+        <w:rPr/>
+        <w:t xml:space="preserve"> </w:t>
+      </w:r>
+      <w:r>
+        <w:rPr/>
+        <w:t>cầu</w:t>
+      </w:r>
+      <w:r>
+        <w:rPr/>
+        <w:t xml:space="preserve"> </w:t>
+      </w:r>
+      <w:r>
+        <w:rPr/>
+        <w:t>giữa</w:t>
+      </w:r>
+      <w:r>
+        <w:rPr/>
+        <w:t xml:space="preserve"> </w:t>
+      </w:r>
+      <w:r>
+        <w:rPr/>
+        <w:t>các</w:t>
+      </w:r>
+      <w:r>
+        <w:rPr/>
+        <w:t xml:space="preserve"> </w:t>
+      </w:r>
+      <w:r>
+        <w:rPr/>
+        <w:t>điểm</w:t>
+      </w:r>
+      <w:r>
+        <w:rPr/>
+        <w:t xml:space="preserve"> </w:t>
+      </w:r>
+      <w:r>
+        <w:rPr/>
+        <w:t>có</w:t>
+      </w:r>
+      <w:r>
+        <w:rPr/>
+        <w:t xml:space="preserve"> </w:t>
+      </w:r>
+      <w:r>
+        <w:rPr/>
+        <w:t>chênh</w:t>
+      </w:r>
+      <w:r>
+        <w:rPr/>
+        <w:t xml:space="preserve"> </w:t>
+      </w:r>
+      <w:r>
+        <w:rPr/>
+        <w:t>lệch</w:t>
+      </w:r>
+      <w:r>
+        <w:rPr/>
+        <w:t xml:space="preserve"> </w:t>
+      </w:r>
+      <w:r>
+        <w:rPr/>
+        <w:t>đáng</w:t>
+      </w:r>
+      <w:r>
+        <w:rPr/>
+        <w:t xml:space="preserve"> </w:t>
+      </w:r>
+      <w:r>
+        <w:rPr/>
+        <w:t>kể</w:t>
+      </w:r>
+      <w:r>
+        <w:rPr/>
+        <w:t xml:space="preserve"> </w:t>
+      </w:r>
+      <w:r>
+        <w:rPr/>
+        <w:t>không</w:t>
+      </w:r>
+      <w:r>
+        <w:rPr/>
+        <w:t>?</w:t>
+      </w:r>
+    </w:p>
+    <w:p>
+      <w:pPr>
+        <w:pStyle w:val="ListParagraph"/>
+        <w:ind w:left="720"/>
+      </w:pPr>
+    </w:p>
+    <w:p>
+      <w:pPr>
+        <w:pStyle w:val="ListParagraph"/>
+        <w:ind w:left="720"/>
+      </w:pPr>
+      <w:r>
+        <w:rPr/>
+        <w:t>Quyết định mà câu trả lời hỗ trợ</w:t>
+      </w:r>
+    </w:p>
+    <w:p>
+      <w:pPr>
+        <w:pStyle w:val="ListParagraph"/>
+        <w:numPr>
+          <w:ilvl w:val="0"/>
+          <w:numId w:val="16"/>
+        </w:numPr>
+        <w:rPr/>
+      </w:pPr>
+      <w:r>
+        <w:rPr/>
+        <w:t>Bố</w:t>
+      </w:r>
+      <w:r>
+        <w:rPr/>
+        <w:t xml:space="preserve"> </w:t>
+      </w:r>
+      <w:r>
+        <w:rPr/>
+        <w:t>trí</w:t>
+      </w:r>
+      <w:r>
+        <w:rPr/>
+        <w:t xml:space="preserve"> </w:t>
+      </w:r>
+      <w:r>
+        <w:rPr/>
+        <w:t>tài</w:t>
+      </w:r>
+      <w:r>
+        <w:rPr/>
+        <w:t xml:space="preserve"> </w:t>
+      </w:r>
+      <w:r>
+        <w:rPr/>
+        <w:t>xế</w:t>
+      </w:r>
+      <w:r>
+        <w:rPr/>
+        <w:t xml:space="preserve"> </w:t>
+      </w:r>
+      <w:r>
+        <w:rPr/>
+        <w:t>chờ</w:t>
+      </w:r>
+      <w:r>
+        <w:rPr/>
+        <w:t xml:space="preserve"> ở </w:t>
+      </w:r>
+      <w:r>
+        <w:rPr/>
+        <w:t>các</w:t>
+      </w:r>
+      <w:r>
+        <w:rPr/>
+        <w:t xml:space="preserve"> </w:t>
+      </w:r>
+      <w:r>
+        <w:rPr/>
+        <w:t>điểm</w:t>
+      </w:r>
+      <w:r>
+        <w:rPr/>
+        <w:t xml:space="preserve"> </w:t>
+      </w:r>
+      <w:r>
+        <w:rPr/>
+        <w:t>đón</w:t>
+      </w:r>
+      <w:r>
+        <w:rPr/>
+        <w:t xml:space="preserve"> </w:t>
+      </w:r>
+      <w:r>
+        <w:rPr/>
+        <w:t>có</w:t>
+      </w:r>
+      <w:r>
+        <w:rPr/>
+        <w:t xml:space="preserve"> </w:t>
+      </w:r>
+      <w:r>
+        <w:rPr/>
+        <w:t>nhiều</w:t>
+      </w:r>
+      <w:r>
+        <w:rPr/>
+        <w:t xml:space="preserve"> </w:t>
+      </w:r>
+      <w:r>
+        <w:rPr/>
+        <w:t>tuyến</w:t>
+      </w:r>
+      <w:r>
+        <w:rPr/>
+        <w:t xml:space="preserve"> </w:t>
+      </w:r>
+      <w:r>
+        <w:rPr/>
+        <w:t>giá</w:t>
+      </w:r>
+      <w:r>
+        <w:rPr/>
+        <w:t xml:space="preserve"> </w:t>
+      </w:r>
+      <w:r>
+        <w:rPr/>
+        <w:t>trị</w:t>
+      </w:r>
+      <w:r>
+        <w:rPr/>
+        <w:t xml:space="preserve"> </w:t>
+      </w:r>
+      <w:r>
+        <w:rPr/>
+        <w:t>cao</w:t>
+      </w:r>
+      <w:r>
+        <w:rPr/>
+        <w:t>.</w:t>
+      </w:r>
+    </w:p>
+    <w:p>
+      <w:pPr>
+        <w:pStyle w:val="ListParagraph"/>
+        <w:numPr>
+          <w:ilvl w:val="0"/>
+          <w:numId w:val="16"/>
+        </w:numPr>
+        <w:rPr/>
+      </w:pPr>
+      <w:r>
+        <w:rPr/>
+        <w:t>Xây dựng khuyến mãi theo tuyến.</w:t>
+      </w:r>
+    </w:p>
+    <w:p>
+      <w:pPr>
+        <w:pStyle w:val="ListParagraph"/>
+        <w:numPr>
+          <w:ilvl w:val="0"/>
+          <w:numId w:val="16"/>
+        </w:numPr>
+        <w:rPr/>
+      </w:pPr>
+      <w:r>
+        <w:rPr/>
+        <w:t>Xác định điểm đến cần ưu tiên về độ phủ dịch vụ.</w:t>
+      </w:r>
+    </w:p>
+    <w:p>
+      <w:pPr>
+        <w:pStyle w:val="ListParagraph"/>
+        <w:ind w:left="1080"/>
+      </w:pPr>
+    </w:p>
+    <w:p>
+      <w:pPr>
+        <w:pStyle w:val="ListParagraph"/>
+        <w:ind w:left="720"/>
+      </w:pPr>
+      <w:r>
+        <w:rPr/>
+        <w:t>Số liệu cần để trả lời</w:t>
+      </w:r>
+    </w:p>
+    <w:p>
+      <w:pPr>
+        <w:pStyle w:val="ListParagraph"/>
+        <w:numPr>
+          <w:ilvl w:val="0"/>
+          <w:numId w:val="17"/>
+        </w:numPr>
+        <w:rPr/>
+      </w:pPr>
+      <w:r>
+        <w:rPr/>
+        <w:t xml:space="preserve">Drop Location -&gt; </w:t>
+      </w:r>
+      <w:r>
+        <w:rPr/>
+        <w:t>số</w:t>
+      </w:r>
+      <w:r>
+        <w:rPr/>
+        <w:t xml:space="preserve"> </w:t>
+      </w:r>
+      <w:r>
+        <w:rPr/>
+        <w:t>chuyến</w:t>
+      </w:r>
+      <w:r>
+        <w:rPr/>
+        <w:t xml:space="preserve">, </w:t>
+      </w:r>
+      <w:r>
+        <w:rPr/>
+        <w:t>tỷ</w:t>
+      </w:r>
+      <w:r>
+        <w:rPr/>
+        <w:t xml:space="preserve"> </w:t>
+      </w:r>
+      <w:r>
+        <w:rPr/>
+        <w:t>lệ</w:t>
+      </w:r>
+      <w:r>
+        <w:rPr/>
+        <w:t xml:space="preserve"> </w:t>
+      </w:r>
+      <w:r>
+        <w:rPr/>
+        <w:t>hoàn</w:t>
+      </w:r>
+      <w:r>
+        <w:rPr/>
+        <w:t xml:space="preserve"> </w:t>
+      </w:r>
+      <w:r>
+        <w:rPr/>
+        <w:t>thành</w:t>
+      </w:r>
+      <w:r>
+        <w:rPr/>
+        <w:t xml:space="preserve"> </w:t>
+      </w:r>
+      <w:r>
+        <w:rPr/>
+        <w:t>theo</w:t>
+      </w:r>
+      <w:r>
+        <w:rPr/>
+        <w:t xml:space="preserve"> </w:t>
+      </w:r>
+      <w:r>
+        <w:rPr/>
+        <w:t>điểm</w:t>
+      </w:r>
+      <w:r>
+        <w:rPr/>
+        <w:t xml:space="preserve"> </w:t>
+      </w:r>
+      <w:r>
+        <w:rPr/>
+        <w:t>đến</w:t>
+      </w:r>
+    </w:p>
+    <w:p>
+      <w:pPr>
+        <w:pStyle w:val="ListParagraph"/>
+        <w:numPr>
+          <w:ilvl w:val="0"/>
+          <w:numId w:val="17"/>
+        </w:numPr>
+        <w:rPr/>
+      </w:pPr>
+      <w:r>
+        <w:rPr/>
+        <w:t>Pickup Location, Drop Location -&gt; tuyến đón–trả (gom theo cặp hoặc theo khu vực)</w:t>
+      </w:r>
+    </w:p>
+    <w:p>
+      <w:pPr>
+        <w:pStyle w:val="ListParagraph"/>
+        <w:numPr>
+          <w:ilvl w:val="0"/>
+          <w:numId w:val="17"/>
+        </w:numPr>
+        <w:rPr/>
+      </w:pPr>
+      <w:r>
+        <w:rPr/>
+        <w:t>Ride Distance, Booking Value -&gt; quãng đường và giá trị trung bình theo tuyến</w:t>
+      </w:r>
+    </w:p>
+    <w:p>
+      <w:pPr>
+        <w:pStyle w:val="ListParagraph"/>
+        <w:numPr>
+          <w:ilvl w:val="0"/>
+          <w:numId w:val="17"/>
+        </w:numPr>
+        <w:rPr/>
+      </w:pPr>
+      <w:r>
+        <w:rPr/>
+        <w:t>Booking Status -&gt; tỷ lệ hoàn thành</w:t>
+      </w:r>
+    </w:p>
+    <w:p>
+      <w:pPr>
+        <w:pStyle w:val="ListParagraph"/>
+        <w:ind w:left="1080"/>
+      </w:pPr>
+    </w:p>
+    <w:p>
+      <w:pPr>
+        <w:pStyle w:val="ListParagraph"/>
+        <w:ind w:left="720"/>
+      </w:pPr>
+      <w:r>
+        <w:rPr/>
+        <w:t>Giả thuyết ban đầu và quan sát sơ bộ: Theo profiling, Drop Location có 176 giá trị, mỗi nơi từ 774 đến 936 chuyến (trung bình 852), tức phân bố rất đều. Vì vậy so sánh theo số lượt sẽ không cho thấy điểm nóng rõ rệt, nên cần so theo giá trị trung bình, quãng đường và tỷ lệ hoàn thành. Với cặp tuyến, 176 × 176 = 30,976 cặp thì trung bình chỉ khoảng 5 chuyến mỗi cặp, quá ít để kết luận, nên cần đặt ngưỡng số chuyến tối thiểu hoặc gom theo khu vực. Nên kiểm tra thêm số dòng điểm đón trùng điểm đến.</w:t>
+      </w:r>
+    </w:p>
+    <w:p>
+      <w:pPr>
+        <w:pStyle w:val="ListParagraph"/>
+        <w:ind w:left="720"/>
+      </w:pPr>
+    </w:p>
+    <w:p>
+      <w:pPr>
+        <w:pStyle w:val="ListParagraph"/>
+        <w:ind w:left="720"/>
+      </w:pPr>
+    </w:p>
+    <w:p>
+      <w:pPr>
+        <w:pStyle w:val="ListParagraph"/>
+        <w:numPr>
+          <w:ilvl w:val="0"/>
+          <w:numId w:val="3"/>
+        </w:numPr>
+        <w:rPr/>
+      </w:pPr>
+      <w:r>
+        <w:rPr/>
+        <w:t>Số</w:t>
+      </w:r>
+      <w:r>
+        <w:rPr/>
+        <w:t xml:space="preserve"> </w:t>
+      </w:r>
+      <w:r>
+        <w:rPr/>
+        <w:t>chuyến</w:t>
+      </w:r>
+      <w:r>
+        <w:rPr/>
+        <w:t xml:space="preserve"> </w:t>
+      </w:r>
+      <w:r>
+        <w:rPr/>
+        <w:t>và</w:t>
+      </w:r>
+      <w:r>
+        <w:rPr/>
+        <w:t xml:space="preserve"> </w:t>
+      </w:r>
+      <w:r>
+        <w:rPr/>
+        <w:t>giá</w:t>
+      </w:r>
+      <w:r>
+        <w:rPr/>
+        <w:t xml:space="preserve"> </w:t>
+      </w:r>
+      <w:r>
+        <w:rPr/>
+        <w:t>trị</w:t>
+      </w:r>
+      <w:r>
+        <w:rPr/>
+        <w:t xml:space="preserve"> </w:t>
+      </w:r>
+      <w:r>
+        <w:rPr/>
+        <w:t>đặt</w:t>
+      </w:r>
+      <w:r>
+        <w:rPr/>
+        <w:t xml:space="preserve"> </w:t>
+      </w:r>
+      <w:r>
+        <w:rPr/>
+        <w:t>xe</w:t>
+      </w:r>
+      <w:r>
+        <w:rPr/>
+        <w:t xml:space="preserve"> </w:t>
+      </w:r>
+      <w:r>
+        <w:rPr/>
+        <w:t>thay</w:t>
+      </w:r>
+      <w:r>
+        <w:rPr/>
+        <w:t xml:space="preserve"> </w:t>
+      </w:r>
+      <w:r>
+        <w:rPr/>
+        <w:t>đổi</w:t>
+      </w:r>
+      <w:r>
+        <w:rPr/>
+        <w:t xml:space="preserve"> </w:t>
+      </w:r>
+      <w:r>
+        <w:rPr/>
+        <w:t>thế</w:t>
+      </w:r>
+      <w:r>
+        <w:rPr/>
+        <w:t xml:space="preserve"> </w:t>
+      </w:r>
+      <w:r>
+        <w:rPr/>
+        <w:t>nào</w:t>
+      </w:r>
+      <w:r>
+        <w:rPr/>
+        <w:t xml:space="preserve"> </w:t>
+      </w:r>
+      <w:r>
+        <w:rPr/>
+        <w:t>theo</w:t>
+      </w:r>
+      <w:r>
+        <w:rPr/>
+        <w:t xml:space="preserve"> </w:t>
+      </w:r>
+      <w:r>
+        <w:rPr/>
+        <w:t>ngày</w:t>
+      </w:r>
+      <w:r>
+        <w:rPr/>
+        <w:t xml:space="preserve"> </w:t>
+      </w:r>
+      <w:r>
+        <w:rPr/>
+        <w:t>trong</w:t>
+      </w:r>
+      <w:r>
+        <w:rPr/>
+        <w:t xml:space="preserve"> </w:t>
+      </w:r>
+      <w:r>
+        <w:rPr/>
+        <w:t>tuần</w:t>
+      </w:r>
+      <w:r>
+        <w:rPr/>
+        <w:t xml:space="preserve"> </w:t>
+      </w:r>
+      <w:r>
+        <w:rPr/>
+        <w:t>và</w:t>
+      </w:r>
+      <w:r>
+        <w:rPr/>
+        <w:t xml:space="preserve"> </w:t>
+      </w:r>
+      <w:r>
+        <w:rPr/>
+        <w:t>theo</w:t>
+      </w:r>
+      <w:r>
+        <w:rPr/>
+        <w:t xml:space="preserve"> </w:t>
+      </w:r>
+      <w:r>
+        <w:rPr/>
+        <w:t>tháng</w:t>
+      </w:r>
+      <w:r>
+        <w:rPr/>
+        <w:t xml:space="preserve">, </w:t>
+      </w:r>
+      <w:r>
+        <w:rPr/>
+        <w:t>có</w:t>
+      </w:r>
+      <w:r>
+        <w:rPr/>
+        <w:t xml:space="preserve"> </w:t>
+      </w:r>
+      <w:r>
+        <w:rPr/>
+        <w:t>giai</w:t>
+      </w:r>
+      <w:r>
+        <w:rPr/>
+        <w:t xml:space="preserve"> </w:t>
+      </w:r>
+      <w:r>
+        <w:rPr/>
+        <w:t>đoạn</w:t>
+      </w:r>
+      <w:r>
+        <w:rPr/>
+        <w:t xml:space="preserve"> </w:t>
+      </w:r>
+      <w:r>
+        <w:rPr/>
+        <w:t>nào</w:t>
+      </w:r>
+      <w:r>
+        <w:rPr/>
+        <w:t xml:space="preserve"> </w:t>
+      </w:r>
+      <w:r>
+        <w:rPr/>
+        <w:t>tăng</w:t>
+      </w:r>
+      <w:r>
+        <w:rPr/>
+        <w:t xml:space="preserve"> </w:t>
+      </w:r>
+      <w:r>
+        <w:rPr/>
+        <w:t>hoặc</w:t>
+      </w:r>
+      <w:r>
+        <w:rPr/>
+        <w:t xml:space="preserve"> </w:t>
+      </w:r>
+      <w:r>
+        <w:rPr/>
+        <w:t>giảm</w:t>
+      </w:r>
+      <w:r>
+        <w:rPr/>
+        <w:t xml:space="preserve"> </w:t>
+      </w:r>
+      <w:r>
+        <w:rPr/>
+        <w:t>bất</w:t>
+      </w:r>
+      <w:r>
+        <w:rPr/>
+        <w:t xml:space="preserve"> </w:t>
+      </w:r>
+      <w:r>
+        <w:rPr/>
+        <w:t>thường</w:t>
+      </w:r>
+      <w:r>
+        <w:rPr/>
+        <w:t xml:space="preserve"> </w:t>
+      </w:r>
+      <w:r>
+        <w:rPr/>
+        <w:t>không</w:t>
+      </w:r>
+      <w:r>
+        <w:rPr/>
+        <w:t>?</w:t>
+      </w:r>
+    </w:p>
+    <w:p>
+      <w:pPr>
+        <w:pStyle w:val="ListParagraph"/>
+        <w:ind w:left="720"/>
+      </w:pPr>
+    </w:p>
+    <w:p>
+      <w:pPr>
+        <w:pStyle w:val="ListParagraph"/>
+      </w:pPr>
+      <w:r>
+        <w:rPr/>
+        <w:t>Quyết định mà câu trả lời hỗ trợ</w:t>
+      </w:r>
+    </w:p>
+    <w:p>
+      <w:pPr>
+        <w:pStyle w:val="ListParagraph"/>
+        <w:numPr>
+          <w:ilvl w:val="0"/>
+          <w:numId w:val="18"/>
+        </w:numPr>
+        <w:rPr/>
+      </w:pPr>
+      <w:r>
+        <w:rPr/>
+        <w:t xml:space="preserve">Lên </w:t>
+      </w:r>
+      <w:r>
+        <w:rPr/>
+        <w:t>kế</w:t>
+      </w:r>
+      <w:r>
+        <w:rPr/>
+        <w:t xml:space="preserve"> </w:t>
+      </w:r>
+      <w:r>
+        <w:rPr/>
+        <w:t>hoạch</w:t>
+      </w:r>
+      <w:r>
+        <w:rPr/>
+        <w:t xml:space="preserve"> </w:t>
+      </w:r>
+      <w:r>
+        <w:rPr/>
+        <w:t>khuyến</w:t>
+      </w:r>
+      <w:r>
+        <w:rPr/>
+        <w:t xml:space="preserve"> </w:t>
+      </w:r>
+      <w:r>
+        <w:rPr/>
+        <w:t>mãi</w:t>
+      </w:r>
+      <w:r>
+        <w:rPr/>
+        <w:t xml:space="preserve"> </w:t>
+      </w:r>
+      <w:r>
+        <w:rPr/>
+        <w:t>theo</w:t>
+      </w:r>
+      <w:r>
+        <w:rPr/>
+        <w:t xml:space="preserve"> </w:t>
+      </w:r>
+      <w:r>
+        <w:rPr/>
+        <w:t>ngày</w:t>
+      </w:r>
+      <w:r>
+        <w:rPr/>
+        <w:t xml:space="preserve"> </w:t>
+      </w:r>
+      <w:r>
+        <w:rPr/>
+        <w:t>và</w:t>
+      </w:r>
+      <w:r>
+        <w:rPr/>
+        <w:t xml:space="preserve"> </w:t>
+      </w:r>
+      <w:r>
+        <w:rPr/>
+        <w:t>tháng</w:t>
+      </w:r>
+      <w:r>
+        <w:rPr/>
+        <w:t>.</w:t>
+      </w:r>
+    </w:p>
+    <w:p>
+      <w:pPr>
+        <w:pStyle w:val="ListParagraph"/>
+        <w:numPr>
+          <w:ilvl w:val="0"/>
+          <w:numId w:val="18"/>
+        </w:numPr>
+        <w:rPr/>
+      </w:pPr>
+      <w:r>
+        <w:rPr/>
+        <w:t>Dự báo nhu cầu để xếp lịch tài xế dài hạn.</w:t>
+      </w:r>
+    </w:p>
+    <w:p>
+      <w:pPr>
+        <w:pStyle w:val="ListParagraph"/>
+        <w:numPr>
+          <w:ilvl w:val="0"/>
+          <w:numId w:val="18"/>
+        </w:numPr>
+        <w:rPr/>
+      </w:pPr>
+      <w:r>
+        <w:rPr/>
+        <w:t>Phát hiện giai đoạn cần can thiệp sớm.</w:t>
+      </w:r>
+    </w:p>
+    <w:p>
+      <w:pPr>
+        <w:pStyle w:val="ListParagraph"/>
+        <w:ind w:left="1080"/>
+      </w:pPr>
+    </w:p>
+    <w:p>
+      <w:pPr>
+        <w:pStyle w:val="ListParagraph"/>
+      </w:pPr>
+      <w:r>
+        <w:rPr/>
+        <w:t>Số liệu cần để trả lời</w:t>
+      </w:r>
+    </w:p>
+    <w:p>
+      <w:pPr>
+        <w:pStyle w:val="ListParagraph"/>
+        <w:numPr>
+          <w:ilvl w:val="0"/>
+          <w:numId w:val="19"/>
+        </w:numPr>
+        <w:rPr/>
+      </w:pPr>
+      <w:r>
+        <w:rPr/>
+        <w:t xml:space="preserve">Date -&gt; </w:t>
+      </w:r>
+      <w:r>
+        <w:rPr/>
+        <w:t>ngày</w:t>
+      </w:r>
+      <w:r>
+        <w:rPr/>
+        <w:t xml:space="preserve"> </w:t>
+      </w:r>
+      <w:r>
+        <w:rPr/>
+        <w:t>trong</w:t>
+      </w:r>
+      <w:r>
+        <w:rPr/>
+        <w:t xml:space="preserve"> </w:t>
+      </w:r>
+      <w:r>
+        <w:rPr/>
+        <w:t>tuần</w:t>
+      </w:r>
+      <w:r>
+        <w:rPr/>
+        <w:t xml:space="preserve">, </w:t>
+      </w:r>
+      <w:r>
+        <w:rPr/>
+        <w:t>tháng</w:t>
+      </w:r>
+    </w:p>
+    <w:p>
+      <w:pPr>
+        <w:pStyle w:val="ListParagraph"/>
+        <w:numPr>
+          <w:ilvl w:val="0"/>
+          <w:numId w:val="19"/>
+        </w:numPr>
+        <w:rPr/>
+      </w:pPr>
+      <w:r>
+        <w:rPr/>
+        <w:t>Booking Value -&gt; tổng giá trị của chuyến hoàn thành theo từng mốc</w:t>
+      </w:r>
+    </w:p>
+    <w:p>
+      <w:pPr>
+        <w:pStyle w:val="ListParagraph"/>
+        <w:numPr>
+          <w:ilvl w:val="0"/>
+          <w:numId w:val="19"/>
+        </w:numPr>
+        <w:rPr/>
+      </w:pPr>
+      <w:r>
+        <w:rPr/>
+        <w:t>Booking Status -&gt; tỷ lệ hoàn thành theo ngày, tháng</w:t>
+      </w:r>
+    </w:p>
+    <w:p>
+      <w:pPr>
+        <w:pStyle w:val="ListParagraph"/>
+        <w:numPr>
+          <w:ilvl w:val="0"/>
+          <w:numId w:val="19"/>
+        </w:numPr>
+        <w:rPr/>
+      </w:pPr>
+      <w:r>
+        <w:rPr/>
+        <w:t>Vehicle Type -&gt; xu hướng theo loại xe</w:t>
+      </w:r>
+    </w:p>
+    <w:p>
+      <w:pPr>
+        <w:pStyle w:val="ListParagraph"/>
+        <w:ind w:left="1080"/>
+      </w:pPr>
+    </w:p>
+    <w:p>
+      <w:pPr>
+        <w:pStyle w:val="ListParagraph"/>
+      </w:pPr>
+      <w:r>
+        <w:rPr/>
+        <w:t>Giả thuyết ban đầu: Số chuyến và giá trị khá ổn định theo thời gian, cuối tuần có thể cao hơn ngày thường. Đây là giả thuyết cần kiểm định, nếu không có khác biệt rõ thì kết luận “không có mùa vụ đáng kể” cũng là kết quả hợp lệ. Câu này bổ sung cho câu 1 (phân tích theo giờ trong ngày), nên cần kiểm tra thêm dữ liệu kéo dài bao nhiêu tháng.</w:t>
       </w:r>
     </w:p>
     <w:p>
@@ -1004,7 +4125,7 @@
       </w:pPr>
     </w:p>
     <w:sectPr>
-      <w:pgSz w:w="12240" w:h="15840"/>
+      <w:pgSz w:w="12240" w:h="15840" w:orient="portrait"/>
       <w:pgMar w:top="1440" w:right="1440" w:bottom="1440" w:left="1440" w:header="720" w:footer="720" w:gutter="0"/>
       <w:cols w:space="720"/>
       <w:docGrid w:linePitch="360"/>
@@ -1015,6 +4136,1493 @@
 
 <file path=word/numbering.xml><?xml version="1.0" encoding="utf-8"?>
 <w:numbering xmlns:wpc="http://schemas.microsoft.com/office/word/2010/wordprocessingCanvas" xmlns:cx="http://schemas.microsoft.com/office/drawing/2014/chartex" xmlns:mc="http://schemas.openxmlformats.org/markup-compatibility/2006" xmlns:o="urn:schemas-microsoft-com:office:office" xmlns:r="http://schemas.openxmlformats.org/officeDocument/2006/relationships" xmlns:m="http://schemas.openxmlformats.org/officeDocument/2006/math" xmlns:v="urn:schemas-microsoft-com:vml" xmlns:wp14="http://schemas.microsoft.com/office/word/2010/wordprocessingDrawing" xmlns:wp="http://schemas.openxmlformats.org/drawingml/2006/wordprocessingDrawing" xmlns:w10="urn:schemas-microsoft-com:office:word" xmlns:w="http://schemas.openxmlformats.org/wordprocessingml/2006/main" xmlns:w14="http://schemas.microsoft.com/office/word/2010/wordml" xmlns:w15="http://schemas.microsoft.com/office/word/2012/wordml" xmlns:w16se="http://schemas.microsoft.com/office/word/2015/wordml/symex" xmlns:wpg="http://schemas.microsoft.com/office/word/2010/wordprocessingGroup" xmlns:wpi="http://schemas.microsoft.com/office/word/2010/wordprocessingInk" xmlns:wne="http://schemas.microsoft.com/office/word/2006/wordml" xmlns:wps="http://schemas.microsoft.com/office/word/2010/wordprocessingShape" mc:Ignorable="w14 w15 w16se wp14">
+  <w:abstractNum xmlns:w="http://schemas.openxmlformats.org/wordprocessingml/2006/main" w:abstractNumId="18">
+    <w:nsid w:val="766a9ece"/>
+    <w:multiLevelType xmlns:w="http://schemas.openxmlformats.org/wordprocessingml/2006/main" w:val="hybridMultilevel"/>
+    <w:lvl xmlns:w="http://schemas.openxmlformats.org/wordprocessingml/2006/main" w:ilvl="0">
+      <w:start w:val="1"/>
+      <w:numFmt w:val="bullet"/>
+      <w:lvlText w:val="-"/>
+      <w:lvlJc w:val="left"/>
+      <w:pPr>
+        <w:ind w:left="1080" w:hanging="360"/>
+      </w:pPr>
+      <w:rPr>
+        <w:rFonts w:hint="default" w:ascii="Aptos" w:hAnsi="Aptos"/>
+      </w:rPr>
+    </w:lvl>
+    <w:lvl xmlns:w="http://schemas.openxmlformats.org/wordprocessingml/2006/main" w:ilvl="1">
+      <w:start w:val="1"/>
+      <w:numFmt w:val="bullet"/>
+      <w:lvlText w:val="o"/>
+      <w:lvlJc w:val="left"/>
+      <w:pPr>
+        <w:ind w:left="1800" w:hanging="360"/>
+      </w:pPr>
+      <w:rPr>
+        <w:rFonts w:hint="default" w:ascii="Courier New" w:hAnsi="Courier New"/>
+      </w:rPr>
+    </w:lvl>
+    <w:lvl xmlns:w="http://schemas.openxmlformats.org/wordprocessingml/2006/main" w:ilvl="2">
+      <w:start w:val="1"/>
+      <w:numFmt w:val="bullet"/>
+      <w:lvlText w:val=""/>
+      <w:lvlJc w:val="left"/>
+      <w:pPr>
+        <w:ind w:left="2520" w:hanging="360"/>
+      </w:pPr>
+      <w:rPr>
+        <w:rFonts w:hint="default" w:ascii="Wingdings" w:hAnsi="Wingdings"/>
+      </w:rPr>
+    </w:lvl>
+    <w:lvl xmlns:w="http://schemas.openxmlformats.org/wordprocessingml/2006/main" w:ilvl="3">
+      <w:start w:val="1"/>
+      <w:numFmt w:val="bullet"/>
+      <w:lvlText w:val=""/>
+      <w:lvlJc w:val="left"/>
+      <w:pPr>
+        <w:ind w:left="3240" w:hanging="360"/>
+      </w:pPr>
+      <w:rPr>
+        <w:rFonts w:hint="default" w:ascii="Symbol" w:hAnsi="Symbol"/>
+      </w:rPr>
+    </w:lvl>
+    <w:lvl xmlns:w="http://schemas.openxmlformats.org/wordprocessingml/2006/main" w:ilvl="4">
+      <w:start w:val="1"/>
+      <w:numFmt w:val="bullet"/>
+      <w:lvlText w:val="o"/>
+      <w:lvlJc w:val="left"/>
+      <w:pPr>
+        <w:ind w:left="3960" w:hanging="360"/>
+      </w:pPr>
+      <w:rPr>
+        <w:rFonts w:hint="default" w:ascii="Courier New" w:hAnsi="Courier New"/>
+      </w:rPr>
+    </w:lvl>
+    <w:lvl xmlns:w="http://schemas.openxmlformats.org/wordprocessingml/2006/main" w:ilvl="5">
+      <w:start w:val="1"/>
+      <w:numFmt w:val="bullet"/>
+      <w:lvlText w:val=""/>
+      <w:lvlJc w:val="left"/>
+      <w:pPr>
+        <w:ind w:left="4680" w:hanging="360"/>
+      </w:pPr>
+      <w:rPr>
+        <w:rFonts w:hint="default" w:ascii="Wingdings" w:hAnsi="Wingdings"/>
+      </w:rPr>
+    </w:lvl>
+    <w:lvl xmlns:w="http://schemas.openxmlformats.org/wordprocessingml/2006/main" w:ilvl="6">
+      <w:start w:val="1"/>
+      <w:numFmt w:val="bullet"/>
+      <w:lvlText w:val=""/>
+      <w:lvlJc w:val="left"/>
+      <w:pPr>
+        <w:ind w:left="5400" w:hanging="360"/>
+      </w:pPr>
+      <w:rPr>
+        <w:rFonts w:hint="default" w:ascii="Symbol" w:hAnsi="Symbol"/>
+      </w:rPr>
+    </w:lvl>
+    <w:lvl xmlns:w="http://schemas.openxmlformats.org/wordprocessingml/2006/main" w:ilvl="7">
+      <w:start w:val="1"/>
+      <w:numFmt w:val="bullet"/>
+      <w:lvlText w:val="o"/>
+      <w:lvlJc w:val="left"/>
+      <w:pPr>
+        <w:ind w:left="6120" w:hanging="360"/>
+      </w:pPr>
+      <w:rPr>
+        <w:rFonts w:hint="default" w:ascii="Courier New" w:hAnsi="Courier New"/>
+      </w:rPr>
+    </w:lvl>
+    <w:lvl xmlns:w="http://schemas.openxmlformats.org/wordprocessingml/2006/main" w:ilvl="8">
+      <w:start w:val="1"/>
+      <w:numFmt w:val="bullet"/>
+      <w:lvlText w:val=""/>
+      <w:lvlJc w:val="left"/>
+      <w:pPr>
+        <w:ind w:left="6840" w:hanging="360"/>
+      </w:pPr>
+      <w:rPr>
+        <w:rFonts w:hint="default" w:ascii="Wingdings" w:hAnsi="Wingdings"/>
+      </w:rPr>
+    </w:lvl>
+  </w:abstractNum>
+  <w:abstractNum xmlns:w="http://schemas.openxmlformats.org/wordprocessingml/2006/main" w:abstractNumId="17">
+    <w:nsid w:val="762f276d"/>
+    <w:multiLevelType xmlns:w="http://schemas.openxmlformats.org/wordprocessingml/2006/main" w:val="hybridMultilevel"/>
+    <w:lvl xmlns:w="http://schemas.openxmlformats.org/wordprocessingml/2006/main" w:ilvl="0">
+      <w:start w:val="1"/>
+      <w:numFmt w:val="bullet"/>
+      <w:lvlText w:val="-"/>
+      <w:lvlJc w:val="left"/>
+      <w:pPr>
+        <w:ind w:left="1080" w:hanging="360"/>
+      </w:pPr>
+      <w:rPr>
+        <w:rFonts w:hint="default" w:ascii="Aptos" w:hAnsi="Aptos"/>
+      </w:rPr>
+    </w:lvl>
+    <w:lvl xmlns:w="http://schemas.openxmlformats.org/wordprocessingml/2006/main" w:ilvl="1">
+      <w:start w:val="1"/>
+      <w:numFmt w:val="bullet"/>
+      <w:lvlText w:val="o"/>
+      <w:lvlJc w:val="left"/>
+      <w:pPr>
+        <w:ind w:left="1800" w:hanging="360"/>
+      </w:pPr>
+      <w:rPr>
+        <w:rFonts w:hint="default" w:ascii="Courier New" w:hAnsi="Courier New"/>
+      </w:rPr>
+    </w:lvl>
+    <w:lvl xmlns:w="http://schemas.openxmlformats.org/wordprocessingml/2006/main" w:ilvl="2">
+      <w:start w:val="1"/>
+      <w:numFmt w:val="bullet"/>
+      <w:lvlText w:val=""/>
+      <w:lvlJc w:val="left"/>
+      <w:pPr>
+        <w:ind w:left="2520" w:hanging="360"/>
+      </w:pPr>
+      <w:rPr>
+        <w:rFonts w:hint="default" w:ascii="Wingdings" w:hAnsi="Wingdings"/>
+      </w:rPr>
+    </w:lvl>
+    <w:lvl xmlns:w="http://schemas.openxmlformats.org/wordprocessingml/2006/main" w:ilvl="3">
+      <w:start w:val="1"/>
+      <w:numFmt w:val="bullet"/>
+      <w:lvlText w:val=""/>
+      <w:lvlJc w:val="left"/>
+      <w:pPr>
+        <w:ind w:left="3240" w:hanging="360"/>
+      </w:pPr>
+      <w:rPr>
+        <w:rFonts w:hint="default" w:ascii="Symbol" w:hAnsi="Symbol"/>
+      </w:rPr>
+    </w:lvl>
+    <w:lvl xmlns:w="http://schemas.openxmlformats.org/wordprocessingml/2006/main" w:ilvl="4">
+      <w:start w:val="1"/>
+      <w:numFmt w:val="bullet"/>
+      <w:lvlText w:val="o"/>
+      <w:lvlJc w:val="left"/>
+      <w:pPr>
+        <w:ind w:left="3960" w:hanging="360"/>
+      </w:pPr>
+      <w:rPr>
+        <w:rFonts w:hint="default" w:ascii="Courier New" w:hAnsi="Courier New"/>
+      </w:rPr>
+    </w:lvl>
+    <w:lvl xmlns:w="http://schemas.openxmlformats.org/wordprocessingml/2006/main" w:ilvl="5">
+      <w:start w:val="1"/>
+      <w:numFmt w:val="bullet"/>
+      <w:lvlText w:val=""/>
+      <w:lvlJc w:val="left"/>
+      <w:pPr>
+        <w:ind w:left="4680" w:hanging="360"/>
+      </w:pPr>
+      <w:rPr>
+        <w:rFonts w:hint="default" w:ascii="Wingdings" w:hAnsi="Wingdings"/>
+      </w:rPr>
+    </w:lvl>
+    <w:lvl xmlns:w="http://schemas.openxmlformats.org/wordprocessingml/2006/main" w:ilvl="6">
+      <w:start w:val="1"/>
+      <w:numFmt w:val="bullet"/>
+      <w:lvlText w:val=""/>
+      <w:lvlJc w:val="left"/>
+      <w:pPr>
+        <w:ind w:left="5400" w:hanging="360"/>
+      </w:pPr>
+      <w:rPr>
+        <w:rFonts w:hint="default" w:ascii="Symbol" w:hAnsi="Symbol"/>
+      </w:rPr>
+    </w:lvl>
+    <w:lvl xmlns:w="http://schemas.openxmlformats.org/wordprocessingml/2006/main" w:ilvl="7">
+      <w:start w:val="1"/>
+      <w:numFmt w:val="bullet"/>
+      <w:lvlText w:val="o"/>
+      <w:lvlJc w:val="left"/>
+      <w:pPr>
+        <w:ind w:left="6120" w:hanging="360"/>
+      </w:pPr>
+      <w:rPr>
+        <w:rFonts w:hint="default" w:ascii="Courier New" w:hAnsi="Courier New"/>
+      </w:rPr>
+    </w:lvl>
+    <w:lvl xmlns:w="http://schemas.openxmlformats.org/wordprocessingml/2006/main" w:ilvl="8">
+      <w:start w:val="1"/>
+      <w:numFmt w:val="bullet"/>
+      <w:lvlText w:val=""/>
+      <w:lvlJc w:val="left"/>
+      <w:pPr>
+        <w:ind w:left="6840" w:hanging="360"/>
+      </w:pPr>
+      <w:rPr>
+        <w:rFonts w:hint="default" w:ascii="Wingdings" w:hAnsi="Wingdings"/>
+      </w:rPr>
+    </w:lvl>
+  </w:abstractNum>
+  <w:abstractNum xmlns:w="http://schemas.openxmlformats.org/wordprocessingml/2006/main" w:abstractNumId="16">
+    <w:nsid w:val="39f7e7d9"/>
+    <w:multiLevelType xmlns:w="http://schemas.openxmlformats.org/wordprocessingml/2006/main" w:val="hybridMultilevel"/>
+    <w:lvl xmlns:w="http://schemas.openxmlformats.org/wordprocessingml/2006/main" w:ilvl="0">
+      <w:start w:val="1"/>
+      <w:numFmt w:val="bullet"/>
+      <w:lvlText w:val="-"/>
+      <w:lvlJc w:val="left"/>
+      <w:pPr>
+        <w:ind w:left="1080" w:hanging="360"/>
+      </w:pPr>
+      <w:rPr>
+        <w:rFonts w:hint="default" w:ascii="Aptos" w:hAnsi="Aptos"/>
+      </w:rPr>
+    </w:lvl>
+    <w:lvl xmlns:w="http://schemas.openxmlformats.org/wordprocessingml/2006/main" w:ilvl="1">
+      <w:start w:val="1"/>
+      <w:numFmt w:val="bullet"/>
+      <w:lvlText w:val="o"/>
+      <w:lvlJc w:val="left"/>
+      <w:pPr>
+        <w:ind w:left="1800" w:hanging="360"/>
+      </w:pPr>
+      <w:rPr>
+        <w:rFonts w:hint="default" w:ascii="Courier New" w:hAnsi="Courier New"/>
+      </w:rPr>
+    </w:lvl>
+    <w:lvl xmlns:w="http://schemas.openxmlformats.org/wordprocessingml/2006/main" w:ilvl="2">
+      <w:start w:val="1"/>
+      <w:numFmt w:val="bullet"/>
+      <w:lvlText w:val=""/>
+      <w:lvlJc w:val="left"/>
+      <w:pPr>
+        <w:ind w:left="2520" w:hanging="360"/>
+      </w:pPr>
+      <w:rPr>
+        <w:rFonts w:hint="default" w:ascii="Wingdings" w:hAnsi="Wingdings"/>
+      </w:rPr>
+    </w:lvl>
+    <w:lvl xmlns:w="http://schemas.openxmlformats.org/wordprocessingml/2006/main" w:ilvl="3">
+      <w:start w:val="1"/>
+      <w:numFmt w:val="bullet"/>
+      <w:lvlText w:val=""/>
+      <w:lvlJc w:val="left"/>
+      <w:pPr>
+        <w:ind w:left="3240" w:hanging="360"/>
+      </w:pPr>
+      <w:rPr>
+        <w:rFonts w:hint="default" w:ascii="Symbol" w:hAnsi="Symbol"/>
+      </w:rPr>
+    </w:lvl>
+    <w:lvl xmlns:w="http://schemas.openxmlformats.org/wordprocessingml/2006/main" w:ilvl="4">
+      <w:start w:val="1"/>
+      <w:numFmt w:val="bullet"/>
+      <w:lvlText w:val="o"/>
+      <w:lvlJc w:val="left"/>
+      <w:pPr>
+        <w:ind w:left="3960" w:hanging="360"/>
+      </w:pPr>
+      <w:rPr>
+        <w:rFonts w:hint="default" w:ascii="Courier New" w:hAnsi="Courier New"/>
+      </w:rPr>
+    </w:lvl>
+    <w:lvl xmlns:w="http://schemas.openxmlformats.org/wordprocessingml/2006/main" w:ilvl="5">
+      <w:start w:val="1"/>
+      <w:numFmt w:val="bullet"/>
+      <w:lvlText w:val=""/>
+      <w:lvlJc w:val="left"/>
+      <w:pPr>
+        <w:ind w:left="4680" w:hanging="360"/>
+      </w:pPr>
+      <w:rPr>
+        <w:rFonts w:hint="default" w:ascii="Wingdings" w:hAnsi="Wingdings"/>
+      </w:rPr>
+    </w:lvl>
+    <w:lvl xmlns:w="http://schemas.openxmlformats.org/wordprocessingml/2006/main" w:ilvl="6">
+      <w:start w:val="1"/>
+      <w:numFmt w:val="bullet"/>
+      <w:lvlText w:val=""/>
+      <w:lvlJc w:val="left"/>
+      <w:pPr>
+        <w:ind w:left="5400" w:hanging="360"/>
+      </w:pPr>
+      <w:rPr>
+        <w:rFonts w:hint="default" w:ascii="Symbol" w:hAnsi="Symbol"/>
+      </w:rPr>
+    </w:lvl>
+    <w:lvl xmlns:w="http://schemas.openxmlformats.org/wordprocessingml/2006/main" w:ilvl="7">
+      <w:start w:val="1"/>
+      <w:numFmt w:val="bullet"/>
+      <w:lvlText w:val="o"/>
+      <w:lvlJc w:val="left"/>
+      <w:pPr>
+        <w:ind w:left="6120" w:hanging="360"/>
+      </w:pPr>
+      <w:rPr>
+        <w:rFonts w:hint="default" w:ascii="Courier New" w:hAnsi="Courier New"/>
+      </w:rPr>
+    </w:lvl>
+    <w:lvl xmlns:w="http://schemas.openxmlformats.org/wordprocessingml/2006/main" w:ilvl="8">
+      <w:start w:val="1"/>
+      <w:numFmt w:val="bullet"/>
+      <w:lvlText w:val=""/>
+      <w:lvlJc w:val="left"/>
+      <w:pPr>
+        <w:ind w:left="6840" w:hanging="360"/>
+      </w:pPr>
+      <w:rPr>
+        <w:rFonts w:hint="default" w:ascii="Wingdings" w:hAnsi="Wingdings"/>
+      </w:rPr>
+    </w:lvl>
+  </w:abstractNum>
+  <w:abstractNum xmlns:w="http://schemas.openxmlformats.org/wordprocessingml/2006/main" w:abstractNumId="15">
+    <w:nsid w:val="337d68a9"/>
+    <w:multiLevelType xmlns:w="http://schemas.openxmlformats.org/wordprocessingml/2006/main" w:val="hybridMultilevel"/>
+    <w:lvl xmlns:w="http://schemas.openxmlformats.org/wordprocessingml/2006/main" w:ilvl="0">
+      <w:start w:val="1"/>
+      <w:numFmt w:val="bullet"/>
+      <w:lvlText w:val="-"/>
+      <w:lvlJc w:val="left"/>
+      <w:pPr>
+        <w:ind w:left="1080" w:hanging="360"/>
+      </w:pPr>
+      <w:rPr>
+        <w:rFonts w:hint="default" w:ascii="Aptos" w:hAnsi="Aptos"/>
+      </w:rPr>
+    </w:lvl>
+    <w:lvl xmlns:w="http://schemas.openxmlformats.org/wordprocessingml/2006/main" w:ilvl="1">
+      <w:start w:val="1"/>
+      <w:numFmt w:val="bullet"/>
+      <w:lvlText w:val="o"/>
+      <w:lvlJc w:val="left"/>
+      <w:pPr>
+        <w:ind w:left="1800" w:hanging="360"/>
+      </w:pPr>
+      <w:rPr>
+        <w:rFonts w:hint="default" w:ascii="Courier New" w:hAnsi="Courier New"/>
+      </w:rPr>
+    </w:lvl>
+    <w:lvl xmlns:w="http://schemas.openxmlformats.org/wordprocessingml/2006/main" w:ilvl="2">
+      <w:start w:val="1"/>
+      <w:numFmt w:val="bullet"/>
+      <w:lvlText w:val=""/>
+      <w:lvlJc w:val="left"/>
+      <w:pPr>
+        <w:ind w:left="2520" w:hanging="360"/>
+      </w:pPr>
+      <w:rPr>
+        <w:rFonts w:hint="default" w:ascii="Wingdings" w:hAnsi="Wingdings"/>
+      </w:rPr>
+    </w:lvl>
+    <w:lvl xmlns:w="http://schemas.openxmlformats.org/wordprocessingml/2006/main" w:ilvl="3">
+      <w:start w:val="1"/>
+      <w:numFmt w:val="bullet"/>
+      <w:lvlText w:val=""/>
+      <w:lvlJc w:val="left"/>
+      <w:pPr>
+        <w:ind w:left="3240" w:hanging="360"/>
+      </w:pPr>
+      <w:rPr>
+        <w:rFonts w:hint="default" w:ascii="Symbol" w:hAnsi="Symbol"/>
+      </w:rPr>
+    </w:lvl>
+    <w:lvl xmlns:w="http://schemas.openxmlformats.org/wordprocessingml/2006/main" w:ilvl="4">
+      <w:start w:val="1"/>
+      <w:numFmt w:val="bullet"/>
+      <w:lvlText w:val="o"/>
+      <w:lvlJc w:val="left"/>
+      <w:pPr>
+        <w:ind w:left="3960" w:hanging="360"/>
+      </w:pPr>
+      <w:rPr>
+        <w:rFonts w:hint="default" w:ascii="Courier New" w:hAnsi="Courier New"/>
+      </w:rPr>
+    </w:lvl>
+    <w:lvl xmlns:w="http://schemas.openxmlformats.org/wordprocessingml/2006/main" w:ilvl="5">
+      <w:start w:val="1"/>
+      <w:numFmt w:val="bullet"/>
+      <w:lvlText w:val=""/>
+      <w:lvlJc w:val="left"/>
+      <w:pPr>
+        <w:ind w:left="4680" w:hanging="360"/>
+      </w:pPr>
+      <w:rPr>
+        <w:rFonts w:hint="default" w:ascii="Wingdings" w:hAnsi="Wingdings"/>
+      </w:rPr>
+    </w:lvl>
+    <w:lvl xmlns:w="http://schemas.openxmlformats.org/wordprocessingml/2006/main" w:ilvl="6">
+      <w:start w:val="1"/>
+      <w:numFmt w:val="bullet"/>
+      <w:lvlText w:val=""/>
+      <w:lvlJc w:val="left"/>
+      <w:pPr>
+        <w:ind w:left="5400" w:hanging="360"/>
+      </w:pPr>
+      <w:rPr>
+        <w:rFonts w:hint="default" w:ascii="Symbol" w:hAnsi="Symbol"/>
+      </w:rPr>
+    </w:lvl>
+    <w:lvl xmlns:w="http://schemas.openxmlformats.org/wordprocessingml/2006/main" w:ilvl="7">
+      <w:start w:val="1"/>
+      <w:numFmt w:val="bullet"/>
+      <w:lvlText w:val="o"/>
+      <w:lvlJc w:val="left"/>
+      <w:pPr>
+        <w:ind w:left="6120" w:hanging="360"/>
+      </w:pPr>
+      <w:rPr>
+        <w:rFonts w:hint="default" w:ascii="Courier New" w:hAnsi="Courier New"/>
+      </w:rPr>
+    </w:lvl>
+    <w:lvl xmlns:w="http://schemas.openxmlformats.org/wordprocessingml/2006/main" w:ilvl="8">
+      <w:start w:val="1"/>
+      <w:numFmt w:val="bullet"/>
+      <w:lvlText w:val=""/>
+      <w:lvlJc w:val="left"/>
+      <w:pPr>
+        <w:ind w:left="6840" w:hanging="360"/>
+      </w:pPr>
+      <w:rPr>
+        <w:rFonts w:hint="default" w:ascii="Wingdings" w:hAnsi="Wingdings"/>
+      </w:rPr>
+    </w:lvl>
+  </w:abstractNum>
+  <w:abstractNum xmlns:w="http://schemas.openxmlformats.org/wordprocessingml/2006/main" w:abstractNumId="14">
+    <w:nsid w:val="6f5c2624"/>
+    <w:multiLevelType xmlns:w="http://schemas.openxmlformats.org/wordprocessingml/2006/main" w:val="hybridMultilevel"/>
+    <w:lvl xmlns:w="http://schemas.openxmlformats.org/wordprocessingml/2006/main" w:ilvl="0">
+      <w:start w:val="1"/>
+      <w:numFmt w:val="bullet"/>
+      <w:lvlText w:val="-"/>
+      <w:lvlJc w:val="left"/>
+      <w:pPr>
+        <w:ind w:left="1080" w:hanging="360"/>
+      </w:pPr>
+      <w:rPr>
+        <w:rFonts w:hint="default" w:ascii="Aptos" w:hAnsi="Aptos"/>
+      </w:rPr>
+    </w:lvl>
+    <w:lvl xmlns:w="http://schemas.openxmlformats.org/wordprocessingml/2006/main" w:ilvl="1">
+      <w:start w:val="1"/>
+      <w:numFmt w:val="bullet"/>
+      <w:lvlText w:val="o"/>
+      <w:lvlJc w:val="left"/>
+      <w:pPr>
+        <w:ind w:left="1800" w:hanging="360"/>
+      </w:pPr>
+      <w:rPr>
+        <w:rFonts w:hint="default" w:ascii="Courier New" w:hAnsi="Courier New"/>
+      </w:rPr>
+    </w:lvl>
+    <w:lvl xmlns:w="http://schemas.openxmlformats.org/wordprocessingml/2006/main" w:ilvl="2">
+      <w:start w:val="1"/>
+      <w:numFmt w:val="bullet"/>
+      <w:lvlText w:val=""/>
+      <w:lvlJc w:val="left"/>
+      <w:pPr>
+        <w:ind w:left="2520" w:hanging="360"/>
+      </w:pPr>
+      <w:rPr>
+        <w:rFonts w:hint="default" w:ascii="Wingdings" w:hAnsi="Wingdings"/>
+      </w:rPr>
+    </w:lvl>
+    <w:lvl xmlns:w="http://schemas.openxmlformats.org/wordprocessingml/2006/main" w:ilvl="3">
+      <w:start w:val="1"/>
+      <w:numFmt w:val="bullet"/>
+      <w:lvlText w:val=""/>
+      <w:lvlJc w:val="left"/>
+      <w:pPr>
+        <w:ind w:left="3240" w:hanging="360"/>
+      </w:pPr>
+      <w:rPr>
+        <w:rFonts w:hint="default" w:ascii="Symbol" w:hAnsi="Symbol"/>
+      </w:rPr>
+    </w:lvl>
+    <w:lvl xmlns:w="http://schemas.openxmlformats.org/wordprocessingml/2006/main" w:ilvl="4">
+      <w:start w:val="1"/>
+      <w:numFmt w:val="bullet"/>
+      <w:lvlText w:val="o"/>
+      <w:lvlJc w:val="left"/>
+      <w:pPr>
+        <w:ind w:left="3960" w:hanging="360"/>
+      </w:pPr>
+      <w:rPr>
+        <w:rFonts w:hint="default" w:ascii="Courier New" w:hAnsi="Courier New"/>
+      </w:rPr>
+    </w:lvl>
+    <w:lvl xmlns:w="http://schemas.openxmlformats.org/wordprocessingml/2006/main" w:ilvl="5">
+      <w:start w:val="1"/>
+      <w:numFmt w:val="bullet"/>
+      <w:lvlText w:val=""/>
+      <w:lvlJc w:val="left"/>
+      <w:pPr>
+        <w:ind w:left="4680" w:hanging="360"/>
+      </w:pPr>
+      <w:rPr>
+        <w:rFonts w:hint="default" w:ascii="Wingdings" w:hAnsi="Wingdings"/>
+      </w:rPr>
+    </w:lvl>
+    <w:lvl xmlns:w="http://schemas.openxmlformats.org/wordprocessingml/2006/main" w:ilvl="6">
+      <w:start w:val="1"/>
+      <w:numFmt w:val="bullet"/>
+      <w:lvlText w:val=""/>
+      <w:lvlJc w:val="left"/>
+      <w:pPr>
+        <w:ind w:left="5400" w:hanging="360"/>
+      </w:pPr>
+      <w:rPr>
+        <w:rFonts w:hint="default" w:ascii="Symbol" w:hAnsi="Symbol"/>
+      </w:rPr>
+    </w:lvl>
+    <w:lvl xmlns:w="http://schemas.openxmlformats.org/wordprocessingml/2006/main" w:ilvl="7">
+      <w:start w:val="1"/>
+      <w:numFmt w:val="bullet"/>
+      <w:lvlText w:val="o"/>
+      <w:lvlJc w:val="left"/>
+      <w:pPr>
+        <w:ind w:left="6120" w:hanging="360"/>
+      </w:pPr>
+      <w:rPr>
+        <w:rFonts w:hint="default" w:ascii="Courier New" w:hAnsi="Courier New"/>
+      </w:rPr>
+    </w:lvl>
+    <w:lvl xmlns:w="http://schemas.openxmlformats.org/wordprocessingml/2006/main" w:ilvl="8">
+      <w:start w:val="1"/>
+      <w:numFmt w:val="bullet"/>
+      <w:lvlText w:val=""/>
+      <w:lvlJc w:val="left"/>
+      <w:pPr>
+        <w:ind w:left="6840" w:hanging="360"/>
+      </w:pPr>
+      <w:rPr>
+        <w:rFonts w:hint="default" w:ascii="Wingdings" w:hAnsi="Wingdings"/>
+      </w:rPr>
+    </w:lvl>
+  </w:abstractNum>
+  <w:abstractNum xmlns:w="http://schemas.openxmlformats.org/wordprocessingml/2006/main" w:abstractNumId="13">
+    <w:nsid w:val="2447bf0e"/>
+    <w:multiLevelType xmlns:w="http://schemas.openxmlformats.org/wordprocessingml/2006/main" w:val="hybridMultilevel"/>
+    <w:lvl xmlns:w="http://schemas.openxmlformats.org/wordprocessingml/2006/main" w:ilvl="0">
+      <w:start w:val="1"/>
+      <w:numFmt w:val="bullet"/>
+      <w:lvlText w:val="-"/>
+      <w:lvlJc w:val="left"/>
+      <w:pPr>
+        <w:ind w:left="1080" w:hanging="360"/>
+      </w:pPr>
+      <w:rPr>
+        <w:rFonts w:hint="default" w:ascii="Aptos" w:hAnsi="Aptos"/>
+      </w:rPr>
+    </w:lvl>
+    <w:lvl xmlns:w="http://schemas.openxmlformats.org/wordprocessingml/2006/main" w:ilvl="1">
+      <w:start w:val="1"/>
+      <w:numFmt w:val="bullet"/>
+      <w:lvlText w:val="o"/>
+      <w:lvlJc w:val="left"/>
+      <w:pPr>
+        <w:ind w:left="1800" w:hanging="360"/>
+      </w:pPr>
+      <w:rPr>
+        <w:rFonts w:hint="default" w:ascii="Courier New" w:hAnsi="Courier New"/>
+      </w:rPr>
+    </w:lvl>
+    <w:lvl xmlns:w="http://schemas.openxmlformats.org/wordprocessingml/2006/main" w:ilvl="2">
+      <w:start w:val="1"/>
+      <w:numFmt w:val="bullet"/>
+      <w:lvlText w:val=""/>
+      <w:lvlJc w:val="left"/>
+      <w:pPr>
+        <w:ind w:left="2520" w:hanging="360"/>
+      </w:pPr>
+      <w:rPr>
+        <w:rFonts w:hint="default" w:ascii="Wingdings" w:hAnsi="Wingdings"/>
+      </w:rPr>
+    </w:lvl>
+    <w:lvl xmlns:w="http://schemas.openxmlformats.org/wordprocessingml/2006/main" w:ilvl="3">
+      <w:start w:val="1"/>
+      <w:numFmt w:val="bullet"/>
+      <w:lvlText w:val=""/>
+      <w:lvlJc w:val="left"/>
+      <w:pPr>
+        <w:ind w:left="3240" w:hanging="360"/>
+      </w:pPr>
+      <w:rPr>
+        <w:rFonts w:hint="default" w:ascii="Symbol" w:hAnsi="Symbol"/>
+      </w:rPr>
+    </w:lvl>
+    <w:lvl xmlns:w="http://schemas.openxmlformats.org/wordprocessingml/2006/main" w:ilvl="4">
+      <w:start w:val="1"/>
+      <w:numFmt w:val="bullet"/>
+      <w:lvlText w:val="o"/>
+      <w:lvlJc w:val="left"/>
+      <w:pPr>
+        <w:ind w:left="3960" w:hanging="360"/>
+      </w:pPr>
+      <w:rPr>
+        <w:rFonts w:hint="default" w:ascii="Courier New" w:hAnsi="Courier New"/>
+      </w:rPr>
+    </w:lvl>
+    <w:lvl xmlns:w="http://schemas.openxmlformats.org/wordprocessingml/2006/main" w:ilvl="5">
+      <w:start w:val="1"/>
+      <w:numFmt w:val="bullet"/>
+      <w:lvlText w:val=""/>
+      <w:lvlJc w:val="left"/>
+      <w:pPr>
+        <w:ind w:left="4680" w:hanging="360"/>
+      </w:pPr>
+      <w:rPr>
+        <w:rFonts w:hint="default" w:ascii="Wingdings" w:hAnsi="Wingdings"/>
+      </w:rPr>
+    </w:lvl>
+    <w:lvl xmlns:w="http://schemas.openxmlformats.org/wordprocessingml/2006/main" w:ilvl="6">
+      <w:start w:val="1"/>
+      <w:numFmt w:val="bullet"/>
+      <w:lvlText w:val=""/>
+      <w:lvlJc w:val="left"/>
+      <w:pPr>
+        <w:ind w:left="5400" w:hanging="360"/>
+      </w:pPr>
+      <w:rPr>
+        <w:rFonts w:hint="default" w:ascii="Symbol" w:hAnsi="Symbol"/>
+      </w:rPr>
+    </w:lvl>
+    <w:lvl xmlns:w="http://schemas.openxmlformats.org/wordprocessingml/2006/main" w:ilvl="7">
+      <w:start w:val="1"/>
+      <w:numFmt w:val="bullet"/>
+      <w:lvlText w:val="o"/>
+      <w:lvlJc w:val="left"/>
+      <w:pPr>
+        <w:ind w:left="6120" w:hanging="360"/>
+      </w:pPr>
+      <w:rPr>
+        <w:rFonts w:hint="default" w:ascii="Courier New" w:hAnsi="Courier New"/>
+      </w:rPr>
+    </w:lvl>
+    <w:lvl xmlns:w="http://schemas.openxmlformats.org/wordprocessingml/2006/main" w:ilvl="8">
+      <w:start w:val="1"/>
+      <w:numFmt w:val="bullet"/>
+      <w:lvlText w:val=""/>
+      <w:lvlJc w:val="left"/>
+      <w:pPr>
+        <w:ind w:left="6840" w:hanging="360"/>
+      </w:pPr>
+      <w:rPr>
+        <w:rFonts w:hint="default" w:ascii="Wingdings" w:hAnsi="Wingdings"/>
+      </w:rPr>
+    </w:lvl>
+  </w:abstractNum>
+  <w:abstractNum xmlns:w="http://schemas.openxmlformats.org/wordprocessingml/2006/main" w:abstractNumId="12">
+    <w:nsid w:val="143d646f"/>
+    <w:multiLevelType xmlns:w="http://schemas.openxmlformats.org/wordprocessingml/2006/main" w:val="hybridMultilevel"/>
+    <w:lvl xmlns:w="http://schemas.openxmlformats.org/wordprocessingml/2006/main" w:ilvl="0">
+      <w:start w:val="1"/>
+      <w:numFmt w:val="bullet"/>
+      <w:lvlText w:val="-"/>
+      <w:lvlJc w:val="left"/>
+      <w:pPr>
+        <w:ind w:left="1080" w:hanging="360"/>
+      </w:pPr>
+      <w:rPr>
+        <w:rFonts w:hint="default" w:ascii="Aptos" w:hAnsi="Aptos"/>
+      </w:rPr>
+    </w:lvl>
+    <w:lvl xmlns:w="http://schemas.openxmlformats.org/wordprocessingml/2006/main" w:ilvl="1">
+      <w:start w:val="1"/>
+      <w:numFmt w:val="bullet"/>
+      <w:lvlText w:val="o"/>
+      <w:lvlJc w:val="left"/>
+      <w:pPr>
+        <w:ind w:left="1800" w:hanging="360"/>
+      </w:pPr>
+      <w:rPr>
+        <w:rFonts w:hint="default" w:ascii="Courier New" w:hAnsi="Courier New"/>
+      </w:rPr>
+    </w:lvl>
+    <w:lvl xmlns:w="http://schemas.openxmlformats.org/wordprocessingml/2006/main" w:ilvl="2">
+      <w:start w:val="1"/>
+      <w:numFmt w:val="bullet"/>
+      <w:lvlText w:val=""/>
+      <w:lvlJc w:val="left"/>
+      <w:pPr>
+        <w:ind w:left="2520" w:hanging="360"/>
+      </w:pPr>
+      <w:rPr>
+        <w:rFonts w:hint="default" w:ascii="Wingdings" w:hAnsi="Wingdings"/>
+      </w:rPr>
+    </w:lvl>
+    <w:lvl xmlns:w="http://schemas.openxmlformats.org/wordprocessingml/2006/main" w:ilvl="3">
+      <w:start w:val="1"/>
+      <w:numFmt w:val="bullet"/>
+      <w:lvlText w:val=""/>
+      <w:lvlJc w:val="left"/>
+      <w:pPr>
+        <w:ind w:left="3240" w:hanging="360"/>
+      </w:pPr>
+      <w:rPr>
+        <w:rFonts w:hint="default" w:ascii="Symbol" w:hAnsi="Symbol"/>
+      </w:rPr>
+    </w:lvl>
+    <w:lvl xmlns:w="http://schemas.openxmlformats.org/wordprocessingml/2006/main" w:ilvl="4">
+      <w:start w:val="1"/>
+      <w:numFmt w:val="bullet"/>
+      <w:lvlText w:val="o"/>
+      <w:lvlJc w:val="left"/>
+      <w:pPr>
+        <w:ind w:left="3960" w:hanging="360"/>
+      </w:pPr>
+      <w:rPr>
+        <w:rFonts w:hint="default" w:ascii="Courier New" w:hAnsi="Courier New"/>
+      </w:rPr>
+    </w:lvl>
+    <w:lvl xmlns:w="http://schemas.openxmlformats.org/wordprocessingml/2006/main" w:ilvl="5">
+      <w:start w:val="1"/>
+      <w:numFmt w:val="bullet"/>
+      <w:lvlText w:val=""/>
+      <w:lvlJc w:val="left"/>
+      <w:pPr>
+        <w:ind w:left="4680" w:hanging="360"/>
+      </w:pPr>
+      <w:rPr>
+        <w:rFonts w:hint="default" w:ascii="Wingdings" w:hAnsi="Wingdings"/>
+      </w:rPr>
+    </w:lvl>
+    <w:lvl xmlns:w="http://schemas.openxmlformats.org/wordprocessingml/2006/main" w:ilvl="6">
+      <w:start w:val="1"/>
+      <w:numFmt w:val="bullet"/>
+      <w:lvlText w:val=""/>
+      <w:lvlJc w:val="left"/>
+      <w:pPr>
+        <w:ind w:left="5400" w:hanging="360"/>
+      </w:pPr>
+      <w:rPr>
+        <w:rFonts w:hint="default" w:ascii="Symbol" w:hAnsi="Symbol"/>
+      </w:rPr>
+    </w:lvl>
+    <w:lvl xmlns:w="http://schemas.openxmlformats.org/wordprocessingml/2006/main" w:ilvl="7">
+      <w:start w:val="1"/>
+      <w:numFmt w:val="bullet"/>
+      <w:lvlText w:val="o"/>
+      <w:lvlJc w:val="left"/>
+      <w:pPr>
+        <w:ind w:left="6120" w:hanging="360"/>
+      </w:pPr>
+      <w:rPr>
+        <w:rFonts w:hint="default" w:ascii="Courier New" w:hAnsi="Courier New"/>
+      </w:rPr>
+    </w:lvl>
+    <w:lvl xmlns:w="http://schemas.openxmlformats.org/wordprocessingml/2006/main" w:ilvl="8">
+      <w:start w:val="1"/>
+      <w:numFmt w:val="bullet"/>
+      <w:lvlText w:val=""/>
+      <w:lvlJc w:val="left"/>
+      <w:pPr>
+        <w:ind w:left="6840" w:hanging="360"/>
+      </w:pPr>
+      <w:rPr>
+        <w:rFonts w:hint="default" w:ascii="Wingdings" w:hAnsi="Wingdings"/>
+      </w:rPr>
+    </w:lvl>
+  </w:abstractNum>
+  <w:abstractNum xmlns:w="http://schemas.openxmlformats.org/wordprocessingml/2006/main" w:abstractNumId="11">
+    <w:nsid w:val="2b0f19be"/>
+    <w:multiLevelType xmlns:w="http://schemas.openxmlformats.org/wordprocessingml/2006/main" w:val="hybridMultilevel"/>
+    <w:lvl xmlns:w="http://schemas.openxmlformats.org/wordprocessingml/2006/main" w:ilvl="0">
+      <w:start w:val="1"/>
+      <w:numFmt w:val="bullet"/>
+      <w:lvlText w:val="-"/>
+      <w:lvlJc w:val="left"/>
+      <w:pPr>
+        <w:ind w:left="1080" w:hanging="360"/>
+      </w:pPr>
+      <w:rPr>
+        <w:rFonts w:hint="default" w:ascii="Aptos" w:hAnsi="Aptos"/>
+      </w:rPr>
+    </w:lvl>
+    <w:lvl xmlns:w="http://schemas.openxmlformats.org/wordprocessingml/2006/main" w:ilvl="1">
+      <w:start w:val="1"/>
+      <w:numFmt w:val="bullet"/>
+      <w:lvlText w:val="o"/>
+      <w:lvlJc w:val="left"/>
+      <w:pPr>
+        <w:ind w:left="1800" w:hanging="360"/>
+      </w:pPr>
+      <w:rPr>
+        <w:rFonts w:hint="default" w:ascii="Courier New" w:hAnsi="Courier New"/>
+      </w:rPr>
+    </w:lvl>
+    <w:lvl xmlns:w="http://schemas.openxmlformats.org/wordprocessingml/2006/main" w:ilvl="2">
+      <w:start w:val="1"/>
+      <w:numFmt w:val="bullet"/>
+      <w:lvlText w:val=""/>
+      <w:lvlJc w:val="left"/>
+      <w:pPr>
+        <w:ind w:left="2520" w:hanging="360"/>
+      </w:pPr>
+      <w:rPr>
+        <w:rFonts w:hint="default" w:ascii="Wingdings" w:hAnsi="Wingdings"/>
+      </w:rPr>
+    </w:lvl>
+    <w:lvl xmlns:w="http://schemas.openxmlformats.org/wordprocessingml/2006/main" w:ilvl="3">
+      <w:start w:val="1"/>
+      <w:numFmt w:val="bullet"/>
+      <w:lvlText w:val=""/>
+      <w:lvlJc w:val="left"/>
+      <w:pPr>
+        <w:ind w:left="3240" w:hanging="360"/>
+      </w:pPr>
+      <w:rPr>
+        <w:rFonts w:hint="default" w:ascii="Symbol" w:hAnsi="Symbol"/>
+      </w:rPr>
+    </w:lvl>
+    <w:lvl xmlns:w="http://schemas.openxmlformats.org/wordprocessingml/2006/main" w:ilvl="4">
+      <w:start w:val="1"/>
+      <w:numFmt w:val="bullet"/>
+      <w:lvlText w:val="o"/>
+      <w:lvlJc w:val="left"/>
+      <w:pPr>
+        <w:ind w:left="3960" w:hanging="360"/>
+      </w:pPr>
+      <w:rPr>
+        <w:rFonts w:hint="default" w:ascii="Courier New" w:hAnsi="Courier New"/>
+      </w:rPr>
+    </w:lvl>
+    <w:lvl xmlns:w="http://schemas.openxmlformats.org/wordprocessingml/2006/main" w:ilvl="5">
+      <w:start w:val="1"/>
+      <w:numFmt w:val="bullet"/>
+      <w:lvlText w:val=""/>
+      <w:lvlJc w:val="left"/>
+      <w:pPr>
+        <w:ind w:left="4680" w:hanging="360"/>
+      </w:pPr>
+      <w:rPr>
+        <w:rFonts w:hint="default" w:ascii="Wingdings" w:hAnsi="Wingdings"/>
+      </w:rPr>
+    </w:lvl>
+    <w:lvl xmlns:w="http://schemas.openxmlformats.org/wordprocessingml/2006/main" w:ilvl="6">
+      <w:start w:val="1"/>
+      <w:numFmt w:val="bullet"/>
+      <w:lvlText w:val=""/>
+      <w:lvlJc w:val="left"/>
+      <w:pPr>
+        <w:ind w:left="5400" w:hanging="360"/>
+      </w:pPr>
+      <w:rPr>
+        <w:rFonts w:hint="default" w:ascii="Symbol" w:hAnsi="Symbol"/>
+      </w:rPr>
+    </w:lvl>
+    <w:lvl xmlns:w="http://schemas.openxmlformats.org/wordprocessingml/2006/main" w:ilvl="7">
+      <w:start w:val="1"/>
+      <w:numFmt w:val="bullet"/>
+      <w:lvlText w:val="o"/>
+      <w:lvlJc w:val="left"/>
+      <w:pPr>
+        <w:ind w:left="6120" w:hanging="360"/>
+      </w:pPr>
+      <w:rPr>
+        <w:rFonts w:hint="default" w:ascii="Courier New" w:hAnsi="Courier New"/>
+      </w:rPr>
+    </w:lvl>
+    <w:lvl xmlns:w="http://schemas.openxmlformats.org/wordprocessingml/2006/main" w:ilvl="8">
+      <w:start w:val="1"/>
+      <w:numFmt w:val="bullet"/>
+      <w:lvlText w:val=""/>
+      <w:lvlJc w:val="left"/>
+      <w:pPr>
+        <w:ind w:left="6840" w:hanging="360"/>
+      </w:pPr>
+      <w:rPr>
+        <w:rFonts w:hint="default" w:ascii="Wingdings" w:hAnsi="Wingdings"/>
+      </w:rPr>
+    </w:lvl>
+  </w:abstractNum>
+  <w:abstractNum xmlns:w="http://schemas.openxmlformats.org/wordprocessingml/2006/main" w:abstractNumId="10">
+    <w:nsid w:val="f7f6528"/>
+    <w:multiLevelType xmlns:w="http://schemas.openxmlformats.org/wordprocessingml/2006/main" w:val="hybridMultilevel"/>
+    <w:lvl xmlns:w="http://schemas.openxmlformats.org/wordprocessingml/2006/main" w:ilvl="0">
+      <w:start w:val="1"/>
+      <w:numFmt w:val="decimal"/>
+      <w:lvlText w:val="%1."/>
+      <w:lvlJc w:val="left"/>
+      <w:pPr>
+        <w:ind w:left="1080" w:hanging="360"/>
+      </w:pPr>
+    </w:lvl>
+    <w:lvl xmlns:w="http://schemas.openxmlformats.org/wordprocessingml/2006/main" w:ilvl="1">
+      <w:start w:val="1"/>
+      <w:numFmt w:val="lowerLetter"/>
+      <w:lvlText w:val="%2."/>
+      <w:lvlJc w:val="left"/>
+      <w:pPr>
+        <w:ind w:left="1800" w:hanging="360"/>
+      </w:pPr>
+    </w:lvl>
+    <w:lvl xmlns:w="http://schemas.openxmlformats.org/wordprocessingml/2006/main" w:ilvl="2">
+      <w:start w:val="1"/>
+      <w:numFmt w:val="lowerRoman"/>
+      <w:lvlText w:val="%3."/>
+      <w:lvlJc w:val="right"/>
+      <w:pPr>
+        <w:ind w:left="2520" w:hanging="180"/>
+      </w:pPr>
+    </w:lvl>
+    <w:lvl xmlns:w="http://schemas.openxmlformats.org/wordprocessingml/2006/main" w:ilvl="3">
+      <w:start w:val="1"/>
+      <w:numFmt w:val="decimal"/>
+      <w:lvlText w:val="%4."/>
+      <w:lvlJc w:val="left"/>
+      <w:pPr>
+        <w:ind w:left="3240" w:hanging="360"/>
+      </w:pPr>
+    </w:lvl>
+    <w:lvl xmlns:w="http://schemas.openxmlformats.org/wordprocessingml/2006/main" w:ilvl="4">
+      <w:start w:val="1"/>
+      <w:numFmt w:val="lowerLetter"/>
+      <w:lvlText w:val="%5."/>
+      <w:lvlJc w:val="left"/>
+      <w:pPr>
+        <w:ind w:left="3960" w:hanging="360"/>
+      </w:pPr>
+    </w:lvl>
+    <w:lvl xmlns:w="http://schemas.openxmlformats.org/wordprocessingml/2006/main" w:ilvl="5">
+      <w:start w:val="1"/>
+      <w:numFmt w:val="lowerRoman"/>
+      <w:lvlText w:val="%6."/>
+      <w:lvlJc w:val="right"/>
+      <w:pPr>
+        <w:ind w:left="4680" w:hanging="180"/>
+      </w:pPr>
+    </w:lvl>
+    <w:lvl xmlns:w="http://schemas.openxmlformats.org/wordprocessingml/2006/main" w:ilvl="6">
+      <w:start w:val="1"/>
+      <w:numFmt w:val="decimal"/>
+      <w:lvlText w:val="%7."/>
+      <w:lvlJc w:val="left"/>
+      <w:pPr>
+        <w:ind w:left="5400" w:hanging="360"/>
+      </w:pPr>
+    </w:lvl>
+    <w:lvl xmlns:w="http://schemas.openxmlformats.org/wordprocessingml/2006/main" w:ilvl="7">
+      <w:start w:val="1"/>
+      <w:numFmt w:val="lowerLetter"/>
+      <w:lvlText w:val="%8."/>
+      <w:lvlJc w:val="left"/>
+      <w:pPr>
+        <w:ind w:left="6120" w:hanging="360"/>
+      </w:pPr>
+    </w:lvl>
+    <w:lvl xmlns:w="http://schemas.openxmlformats.org/wordprocessingml/2006/main" w:ilvl="8">
+      <w:start w:val="1"/>
+      <w:numFmt w:val="lowerRoman"/>
+      <w:lvlText w:val="%9."/>
+      <w:lvlJc w:val="right"/>
+      <w:pPr>
+        <w:ind w:left="6840" w:hanging="180"/>
+      </w:pPr>
+    </w:lvl>
+  </w:abstractNum>
+  <w:abstractNum xmlns:w="http://schemas.openxmlformats.org/wordprocessingml/2006/main" w:abstractNumId="9">
+    <w:nsid w:val="733ec32a"/>
+    <w:multiLevelType xmlns:w="http://schemas.openxmlformats.org/wordprocessingml/2006/main" w:val="hybridMultilevel"/>
+    <w:lvl xmlns:w="http://schemas.openxmlformats.org/wordprocessingml/2006/main" w:ilvl="0">
+      <w:start w:val="1"/>
+      <w:numFmt w:val="decimal"/>
+      <w:lvlText w:val="%1."/>
+      <w:lvlJc w:val="left"/>
+      <w:pPr>
+        <w:ind w:left="1080" w:hanging="360"/>
+      </w:pPr>
+    </w:lvl>
+    <w:lvl xmlns:w="http://schemas.openxmlformats.org/wordprocessingml/2006/main" w:ilvl="1">
+      <w:start w:val="1"/>
+      <w:numFmt w:val="lowerLetter"/>
+      <w:lvlText w:val="%2."/>
+      <w:lvlJc w:val="left"/>
+      <w:pPr>
+        <w:ind w:left="1800" w:hanging="360"/>
+      </w:pPr>
+    </w:lvl>
+    <w:lvl xmlns:w="http://schemas.openxmlformats.org/wordprocessingml/2006/main" w:ilvl="2">
+      <w:start w:val="1"/>
+      <w:numFmt w:val="lowerRoman"/>
+      <w:lvlText w:val="%3."/>
+      <w:lvlJc w:val="right"/>
+      <w:pPr>
+        <w:ind w:left="2520" w:hanging="180"/>
+      </w:pPr>
+    </w:lvl>
+    <w:lvl xmlns:w="http://schemas.openxmlformats.org/wordprocessingml/2006/main" w:ilvl="3">
+      <w:start w:val="1"/>
+      <w:numFmt w:val="decimal"/>
+      <w:lvlText w:val="%4."/>
+      <w:lvlJc w:val="left"/>
+      <w:pPr>
+        <w:ind w:left="3240" w:hanging="360"/>
+      </w:pPr>
+    </w:lvl>
+    <w:lvl xmlns:w="http://schemas.openxmlformats.org/wordprocessingml/2006/main" w:ilvl="4">
+      <w:start w:val="1"/>
+      <w:numFmt w:val="lowerLetter"/>
+      <w:lvlText w:val="%5."/>
+      <w:lvlJc w:val="left"/>
+      <w:pPr>
+        <w:ind w:left="3960" w:hanging="360"/>
+      </w:pPr>
+    </w:lvl>
+    <w:lvl xmlns:w="http://schemas.openxmlformats.org/wordprocessingml/2006/main" w:ilvl="5">
+      <w:start w:val="1"/>
+      <w:numFmt w:val="lowerRoman"/>
+      <w:lvlText w:val="%6."/>
+      <w:lvlJc w:val="right"/>
+      <w:pPr>
+        <w:ind w:left="4680" w:hanging="180"/>
+      </w:pPr>
+    </w:lvl>
+    <w:lvl xmlns:w="http://schemas.openxmlformats.org/wordprocessingml/2006/main" w:ilvl="6">
+      <w:start w:val="1"/>
+      <w:numFmt w:val="decimal"/>
+      <w:lvlText w:val="%7."/>
+      <w:lvlJc w:val="left"/>
+      <w:pPr>
+        <w:ind w:left="5400" w:hanging="360"/>
+      </w:pPr>
+    </w:lvl>
+    <w:lvl xmlns:w="http://schemas.openxmlformats.org/wordprocessingml/2006/main" w:ilvl="7">
+      <w:start w:val="1"/>
+      <w:numFmt w:val="lowerLetter"/>
+      <w:lvlText w:val="%8."/>
+      <w:lvlJc w:val="left"/>
+      <w:pPr>
+        <w:ind w:left="6120" w:hanging="360"/>
+      </w:pPr>
+    </w:lvl>
+    <w:lvl xmlns:w="http://schemas.openxmlformats.org/wordprocessingml/2006/main" w:ilvl="8">
+      <w:start w:val="1"/>
+      <w:numFmt w:val="lowerRoman"/>
+      <w:lvlText w:val="%9."/>
+      <w:lvlJc w:val="right"/>
+      <w:pPr>
+        <w:ind w:left="6840" w:hanging="180"/>
+      </w:pPr>
+    </w:lvl>
+  </w:abstractNum>
+  <w:abstractNum xmlns:w="http://schemas.openxmlformats.org/wordprocessingml/2006/main" w:abstractNumId="8">
+    <w:nsid w:val="7b7206"/>
+    <w:multiLevelType xmlns:w="http://schemas.openxmlformats.org/wordprocessingml/2006/main" w:val="hybridMultilevel"/>
+    <w:lvl xmlns:w="http://schemas.openxmlformats.org/wordprocessingml/2006/main" w:ilvl="0">
+      <w:start w:val="1"/>
+      <w:numFmt w:val="bullet"/>
+      <w:lvlText w:val="-"/>
+      <w:lvlJc w:val="left"/>
+      <w:pPr>
+        <w:ind w:left="1080" w:hanging="360"/>
+      </w:pPr>
+      <w:rPr>
+        <w:rFonts w:hint="default" w:ascii="Aptos" w:hAnsi="Aptos"/>
+      </w:rPr>
+    </w:lvl>
+    <w:lvl xmlns:w="http://schemas.openxmlformats.org/wordprocessingml/2006/main" w:ilvl="1">
+      <w:start w:val="1"/>
+      <w:numFmt w:val="bullet"/>
+      <w:lvlText w:val="o"/>
+      <w:lvlJc w:val="left"/>
+      <w:pPr>
+        <w:ind w:left="1800" w:hanging="360"/>
+      </w:pPr>
+      <w:rPr>
+        <w:rFonts w:hint="default" w:ascii="Courier New" w:hAnsi="Courier New"/>
+      </w:rPr>
+    </w:lvl>
+    <w:lvl xmlns:w="http://schemas.openxmlformats.org/wordprocessingml/2006/main" w:ilvl="2">
+      <w:start w:val="1"/>
+      <w:numFmt w:val="bullet"/>
+      <w:lvlText w:val=""/>
+      <w:lvlJc w:val="left"/>
+      <w:pPr>
+        <w:ind w:left="2520" w:hanging="360"/>
+      </w:pPr>
+      <w:rPr>
+        <w:rFonts w:hint="default" w:ascii="Wingdings" w:hAnsi="Wingdings"/>
+      </w:rPr>
+    </w:lvl>
+    <w:lvl xmlns:w="http://schemas.openxmlformats.org/wordprocessingml/2006/main" w:ilvl="3">
+      <w:start w:val="1"/>
+      <w:numFmt w:val="bullet"/>
+      <w:lvlText w:val=""/>
+      <w:lvlJc w:val="left"/>
+      <w:pPr>
+        <w:ind w:left="3240" w:hanging="360"/>
+      </w:pPr>
+      <w:rPr>
+        <w:rFonts w:hint="default" w:ascii="Symbol" w:hAnsi="Symbol"/>
+      </w:rPr>
+    </w:lvl>
+    <w:lvl xmlns:w="http://schemas.openxmlformats.org/wordprocessingml/2006/main" w:ilvl="4">
+      <w:start w:val="1"/>
+      <w:numFmt w:val="bullet"/>
+      <w:lvlText w:val="o"/>
+      <w:lvlJc w:val="left"/>
+      <w:pPr>
+        <w:ind w:left="3960" w:hanging="360"/>
+      </w:pPr>
+      <w:rPr>
+        <w:rFonts w:hint="default" w:ascii="Courier New" w:hAnsi="Courier New"/>
+      </w:rPr>
+    </w:lvl>
+    <w:lvl xmlns:w="http://schemas.openxmlformats.org/wordprocessingml/2006/main" w:ilvl="5">
+      <w:start w:val="1"/>
+      <w:numFmt w:val="bullet"/>
+      <w:lvlText w:val=""/>
+      <w:lvlJc w:val="left"/>
+      <w:pPr>
+        <w:ind w:left="4680" w:hanging="360"/>
+      </w:pPr>
+      <w:rPr>
+        <w:rFonts w:hint="default" w:ascii="Wingdings" w:hAnsi="Wingdings"/>
+      </w:rPr>
+    </w:lvl>
+    <w:lvl xmlns:w="http://schemas.openxmlformats.org/wordprocessingml/2006/main" w:ilvl="6">
+      <w:start w:val="1"/>
+      <w:numFmt w:val="bullet"/>
+      <w:lvlText w:val=""/>
+      <w:lvlJc w:val="left"/>
+      <w:pPr>
+        <w:ind w:left="5400" w:hanging="360"/>
+      </w:pPr>
+      <w:rPr>
+        <w:rFonts w:hint="default" w:ascii="Symbol" w:hAnsi="Symbol"/>
+      </w:rPr>
+    </w:lvl>
+    <w:lvl xmlns:w="http://schemas.openxmlformats.org/wordprocessingml/2006/main" w:ilvl="7">
+      <w:start w:val="1"/>
+      <w:numFmt w:val="bullet"/>
+      <w:lvlText w:val="o"/>
+      <w:lvlJc w:val="left"/>
+      <w:pPr>
+        <w:ind w:left="6120" w:hanging="360"/>
+      </w:pPr>
+      <w:rPr>
+        <w:rFonts w:hint="default" w:ascii="Courier New" w:hAnsi="Courier New"/>
+      </w:rPr>
+    </w:lvl>
+    <w:lvl xmlns:w="http://schemas.openxmlformats.org/wordprocessingml/2006/main" w:ilvl="8">
+      <w:start w:val="1"/>
+      <w:numFmt w:val="bullet"/>
+      <w:lvlText w:val=""/>
+      <w:lvlJc w:val="left"/>
+      <w:pPr>
+        <w:ind w:left="6840" w:hanging="360"/>
+      </w:pPr>
+      <w:rPr>
+        <w:rFonts w:hint="default" w:ascii="Wingdings" w:hAnsi="Wingdings"/>
+      </w:rPr>
+    </w:lvl>
+  </w:abstractNum>
+  <w:abstractNum xmlns:w="http://schemas.openxmlformats.org/wordprocessingml/2006/main" w:abstractNumId="7">
+    <w:nsid w:val="21b62991"/>
+    <w:multiLevelType xmlns:w="http://schemas.openxmlformats.org/wordprocessingml/2006/main" w:val="hybridMultilevel"/>
+    <w:lvl xmlns:w="http://schemas.openxmlformats.org/wordprocessingml/2006/main" w:ilvl="0">
+      <w:start w:val="1"/>
+      <w:numFmt w:val="bullet"/>
+      <w:lvlText w:val="-"/>
+      <w:lvlJc w:val="left"/>
+      <w:pPr>
+        <w:ind w:left="1080" w:hanging="360"/>
+      </w:pPr>
+      <w:rPr>
+        <w:rFonts w:hint="default" w:ascii="Aptos" w:hAnsi="Aptos"/>
+      </w:rPr>
+    </w:lvl>
+    <w:lvl xmlns:w="http://schemas.openxmlformats.org/wordprocessingml/2006/main" w:ilvl="1">
+      <w:start w:val="1"/>
+      <w:numFmt w:val="bullet"/>
+      <w:lvlText w:val="o"/>
+      <w:lvlJc w:val="left"/>
+      <w:pPr>
+        <w:ind w:left="1800" w:hanging="360"/>
+      </w:pPr>
+      <w:rPr>
+        <w:rFonts w:hint="default" w:ascii="Courier New" w:hAnsi="Courier New"/>
+      </w:rPr>
+    </w:lvl>
+    <w:lvl xmlns:w="http://schemas.openxmlformats.org/wordprocessingml/2006/main" w:ilvl="2">
+      <w:start w:val="1"/>
+      <w:numFmt w:val="bullet"/>
+      <w:lvlText w:val=""/>
+      <w:lvlJc w:val="left"/>
+      <w:pPr>
+        <w:ind w:left="2520" w:hanging="360"/>
+      </w:pPr>
+      <w:rPr>
+        <w:rFonts w:hint="default" w:ascii="Wingdings" w:hAnsi="Wingdings"/>
+      </w:rPr>
+    </w:lvl>
+    <w:lvl xmlns:w="http://schemas.openxmlformats.org/wordprocessingml/2006/main" w:ilvl="3">
+      <w:start w:val="1"/>
+      <w:numFmt w:val="bullet"/>
+      <w:lvlText w:val=""/>
+      <w:lvlJc w:val="left"/>
+      <w:pPr>
+        <w:ind w:left="3240" w:hanging="360"/>
+      </w:pPr>
+      <w:rPr>
+        <w:rFonts w:hint="default" w:ascii="Symbol" w:hAnsi="Symbol"/>
+      </w:rPr>
+    </w:lvl>
+    <w:lvl xmlns:w="http://schemas.openxmlformats.org/wordprocessingml/2006/main" w:ilvl="4">
+      <w:start w:val="1"/>
+      <w:numFmt w:val="bullet"/>
+      <w:lvlText w:val="o"/>
+      <w:lvlJc w:val="left"/>
+      <w:pPr>
+        <w:ind w:left="3960" w:hanging="360"/>
+      </w:pPr>
+      <w:rPr>
+        <w:rFonts w:hint="default" w:ascii="Courier New" w:hAnsi="Courier New"/>
+      </w:rPr>
+    </w:lvl>
+    <w:lvl xmlns:w="http://schemas.openxmlformats.org/wordprocessingml/2006/main" w:ilvl="5">
+      <w:start w:val="1"/>
+      <w:numFmt w:val="bullet"/>
+      <w:lvlText w:val=""/>
+      <w:lvlJc w:val="left"/>
+      <w:pPr>
+        <w:ind w:left="4680" w:hanging="360"/>
+      </w:pPr>
+      <w:rPr>
+        <w:rFonts w:hint="default" w:ascii="Wingdings" w:hAnsi="Wingdings"/>
+      </w:rPr>
+    </w:lvl>
+    <w:lvl xmlns:w="http://schemas.openxmlformats.org/wordprocessingml/2006/main" w:ilvl="6">
+      <w:start w:val="1"/>
+      <w:numFmt w:val="bullet"/>
+      <w:lvlText w:val=""/>
+      <w:lvlJc w:val="left"/>
+      <w:pPr>
+        <w:ind w:left="5400" w:hanging="360"/>
+      </w:pPr>
+      <w:rPr>
+        <w:rFonts w:hint="default" w:ascii="Symbol" w:hAnsi="Symbol"/>
+      </w:rPr>
+    </w:lvl>
+    <w:lvl xmlns:w="http://schemas.openxmlformats.org/wordprocessingml/2006/main" w:ilvl="7">
+      <w:start w:val="1"/>
+      <w:numFmt w:val="bullet"/>
+      <w:lvlText w:val="o"/>
+      <w:lvlJc w:val="left"/>
+      <w:pPr>
+        <w:ind w:left="6120" w:hanging="360"/>
+      </w:pPr>
+      <w:rPr>
+        <w:rFonts w:hint="default" w:ascii="Courier New" w:hAnsi="Courier New"/>
+      </w:rPr>
+    </w:lvl>
+    <w:lvl xmlns:w="http://schemas.openxmlformats.org/wordprocessingml/2006/main" w:ilvl="8">
+      <w:start w:val="1"/>
+      <w:numFmt w:val="bullet"/>
+      <w:lvlText w:val=""/>
+      <w:lvlJc w:val="left"/>
+      <w:pPr>
+        <w:ind w:left="6840" w:hanging="360"/>
+      </w:pPr>
+      <w:rPr>
+        <w:rFonts w:hint="default" w:ascii="Wingdings" w:hAnsi="Wingdings"/>
+      </w:rPr>
+    </w:lvl>
+  </w:abstractNum>
+  <w:abstractNum xmlns:w="http://schemas.openxmlformats.org/wordprocessingml/2006/main" w:abstractNumId="6">
+    <w:nsid w:val="484970e0"/>
+    <w:multiLevelType xmlns:w="http://schemas.openxmlformats.org/wordprocessingml/2006/main" w:val="hybridMultilevel"/>
+    <w:lvl xmlns:w="http://schemas.openxmlformats.org/wordprocessingml/2006/main" w:ilvl="0">
+      <w:start w:val="1"/>
+      <w:numFmt w:val="bullet"/>
+      <w:lvlText w:val="-"/>
+      <w:lvlJc w:val="left"/>
+      <w:pPr>
+        <w:ind w:left="1080" w:hanging="360"/>
+      </w:pPr>
+      <w:rPr>
+        <w:rFonts w:hint="default" w:ascii="Aptos" w:hAnsi="Aptos"/>
+      </w:rPr>
+    </w:lvl>
+    <w:lvl xmlns:w="http://schemas.openxmlformats.org/wordprocessingml/2006/main" w:ilvl="1">
+      <w:start w:val="1"/>
+      <w:numFmt w:val="bullet"/>
+      <w:lvlText w:val="o"/>
+      <w:lvlJc w:val="left"/>
+      <w:pPr>
+        <w:ind w:left="1800" w:hanging="360"/>
+      </w:pPr>
+      <w:rPr>
+        <w:rFonts w:hint="default" w:ascii="Courier New" w:hAnsi="Courier New"/>
+      </w:rPr>
+    </w:lvl>
+    <w:lvl xmlns:w="http://schemas.openxmlformats.org/wordprocessingml/2006/main" w:ilvl="2">
+      <w:start w:val="1"/>
+      <w:numFmt w:val="bullet"/>
+      <w:lvlText w:val=""/>
+      <w:lvlJc w:val="left"/>
+      <w:pPr>
+        <w:ind w:left="2520" w:hanging="360"/>
+      </w:pPr>
+      <w:rPr>
+        <w:rFonts w:hint="default" w:ascii="Wingdings" w:hAnsi="Wingdings"/>
+      </w:rPr>
+    </w:lvl>
+    <w:lvl xmlns:w="http://schemas.openxmlformats.org/wordprocessingml/2006/main" w:ilvl="3">
+      <w:start w:val="1"/>
+      <w:numFmt w:val="bullet"/>
+      <w:lvlText w:val=""/>
+      <w:lvlJc w:val="left"/>
+      <w:pPr>
+        <w:ind w:left="3240" w:hanging="360"/>
+      </w:pPr>
+      <w:rPr>
+        <w:rFonts w:hint="default" w:ascii="Symbol" w:hAnsi="Symbol"/>
+      </w:rPr>
+    </w:lvl>
+    <w:lvl xmlns:w="http://schemas.openxmlformats.org/wordprocessingml/2006/main" w:ilvl="4">
+      <w:start w:val="1"/>
+      <w:numFmt w:val="bullet"/>
+      <w:lvlText w:val="o"/>
+      <w:lvlJc w:val="left"/>
+      <w:pPr>
+        <w:ind w:left="3960" w:hanging="360"/>
+      </w:pPr>
+      <w:rPr>
+        <w:rFonts w:hint="default" w:ascii="Courier New" w:hAnsi="Courier New"/>
+      </w:rPr>
+    </w:lvl>
+    <w:lvl xmlns:w="http://schemas.openxmlformats.org/wordprocessingml/2006/main" w:ilvl="5">
+      <w:start w:val="1"/>
+      <w:numFmt w:val="bullet"/>
+      <w:lvlText w:val=""/>
+      <w:lvlJc w:val="left"/>
+      <w:pPr>
+        <w:ind w:left="4680" w:hanging="360"/>
+      </w:pPr>
+      <w:rPr>
+        <w:rFonts w:hint="default" w:ascii="Wingdings" w:hAnsi="Wingdings"/>
+      </w:rPr>
+    </w:lvl>
+    <w:lvl xmlns:w="http://schemas.openxmlformats.org/wordprocessingml/2006/main" w:ilvl="6">
+      <w:start w:val="1"/>
+      <w:numFmt w:val="bullet"/>
+      <w:lvlText w:val=""/>
+      <w:lvlJc w:val="left"/>
+      <w:pPr>
+        <w:ind w:left="5400" w:hanging="360"/>
+      </w:pPr>
+      <w:rPr>
+        <w:rFonts w:hint="default" w:ascii="Symbol" w:hAnsi="Symbol"/>
+      </w:rPr>
+    </w:lvl>
+    <w:lvl xmlns:w="http://schemas.openxmlformats.org/wordprocessingml/2006/main" w:ilvl="7">
+      <w:start w:val="1"/>
+      <w:numFmt w:val="bullet"/>
+      <w:lvlText w:val="o"/>
+      <w:lvlJc w:val="left"/>
+      <w:pPr>
+        <w:ind w:left="6120" w:hanging="360"/>
+      </w:pPr>
+      <w:rPr>
+        <w:rFonts w:hint="default" w:ascii="Courier New" w:hAnsi="Courier New"/>
+      </w:rPr>
+    </w:lvl>
+    <w:lvl xmlns:w="http://schemas.openxmlformats.org/wordprocessingml/2006/main" w:ilvl="8">
+      <w:start w:val="1"/>
+      <w:numFmt w:val="bullet"/>
+      <w:lvlText w:val=""/>
+      <w:lvlJc w:val="left"/>
+      <w:pPr>
+        <w:ind w:left="6840" w:hanging="360"/>
+      </w:pPr>
+      <w:rPr>
+        <w:rFonts w:hint="default" w:ascii="Wingdings" w:hAnsi="Wingdings"/>
+      </w:rPr>
+    </w:lvl>
+  </w:abstractNum>
+  <w:abstractNum xmlns:w="http://schemas.openxmlformats.org/wordprocessingml/2006/main" w:abstractNumId="5">
+    <w:nsid w:val="24e29584"/>
+    <w:multiLevelType xmlns:w="http://schemas.openxmlformats.org/wordprocessingml/2006/main" w:val="hybridMultilevel"/>
+    <w:lvl xmlns:w="http://schemas.openxmlformats.org/wordprocessingml/2006/main" w:ilvl="0">
+      <w:start w:val="1"/>
+      <w:numFmt w:val="decimal"/>
+      <w:lvlText w:val="%1."/>
+      <w:lvlJc w:val="left"/>
+      <w:pPr>
+        <w:ind w:left="1080" w:hanging="360"/>
+      </w:pPr>
+    </w:lvl>
+    <w:lvl xmlns:w="http://schemas.openxmlformats.org/wordprocessingml/2006/main" w:ilvl="1">
+      <w:start w:val="1"/>
+      <w:numFmt w:val="lowerLetter"/>
+      <w:lvlText w:val="%2."/>
+      <w:lvlJc w:val="left"/>
+      <w:pPr>
+        <w:ind w:left="1800" w:hanging="360"/>
+      </w:pPr>
+    </w:lvl>
+    <w:lvl xmlns:w="http://schemas.openxmlformats.org/wordprocessingml/2006/main" w:ilvl="2">
+      <w:start w:val="1"/>
+      <w:numFmt w:val="lowerRoman"/>
+      <w:lvlText w:val="%3."/>
+      <w:lvlJc w:val="right"/>
+      <w:pPr>
+        <w:ind w:left="2520" w:hanging="180"/>
+      </w:pPr>
+    </w:lvl>
+    <w:lvl xmlns:w="http://schemas.openxmlformats.org/wordprocessingml/2006/main" w:ilvl="3">
+      <w:start w:val="1"/>
+      <w:numFmt w:val="decimal"/>
+      <w:lvlText w:val="%4."/>
+      <w:lvlJc w:val="left"/>
+      <w:pPr>
+        <w:ind w:left="3240" w:hanging="360"/>
+      </w:pPr>
+    </w:lvl>
+    <w:lvl xmlns:w="http://schemas.openxmlformats.org/wordprocessingml/2006/main" w:ilvl="4">
+      <w:start w:val="1"/>
+      <w:numFmt w:val="lowerLetter"/>
+      <w:lvlText w:val="%5."/>
+      <w:lvlJc w:val="left"/>
+      <w:pPr>
+        <w:ind w:left="3960" w:hanging="360"/>
+      </w:pPr>
+    </w:lvl>
+    <w:lvl xmlns:w="http://schemas.openxmlformats.org/wordprocessingml/2006/main" w:ilvl="5">
+      <w:start w:val="1"/>
+      <w:numFmt w:val="lowerRoman"/>
+      <w:lvlText w:val="%6."/>
+      <w:lvlJc w:val="right"/>
+      <w:pPr>
+        <w:ind w:left="4680" w:hanging="180"/>
+      </w:pPr>
+    </w:lvl>
+    <w:lvl xmlns:w="http://schemas.openxmlformats.org/wordprocessingml/2006/main" w:ilvl="6">
+      <w:start w:val="1"/>
+      <w:numFmt w:val="decimal"/>
+      <w:lvlText w:val="%7."/>
+      <w:lvlJc w:val="left"/>
+      <w:pPr>
+        <w:ind w:left="5400" w:hanging="360"/>
+      </w:pPr>
+    </w:lvl>
+    <w:lvl xmlns:w="http://schemas.openxmlformats.org/wordprocessingml/2006/main" w:ilvl="7">
+      <w:start w:val="1"/>
+      <w:numFmt w:val="lowerLetter"/>
+      <w:lvlText w:val="%8."/>
+      <w:lvlJc w:val="left"/>
+      <w:pPr>
+        <w:ind w:left="6120" w:hanging="360"/>
+      </w:pPr>
+    </w:lvl>
+    <w:lvl xmlns:w="http://schemas.openxmlformats.org/wordprocessingml/2006/main" w:ilvl="8">
+      <w:start w:val="1"/>
+      <w:numFmt w:val="lowerRoman"/>
+      <w:lvlText w:val="%9."/>
+      <w:lvlJc w:val="right"/>
+      <w:pPr>
+        <w:ind w:left="6840" w:hanging="180"/>
+      </w:pPr>
+    </w:lvl>
+  </w:abstractNum>
   <w:abstractNum w:abstractNumId="0" w15:restartNumberingAfterBreak="0">
     <w:nsid w:val="23342F2C"/>
     <w:multiLevelType w:val="multilevel"/>
@@ -1031,7 +5639,7 @@
         <w:ind w:left="720" w:hanging="360"/>
       </w:pPr>
       <w:rPr>
-        <w:rFonts w:ascii="Symbol" w:hAnsi="Symbol" w:hint="default"/>
+        <w:rFonts w:hint="default" w:ascii="Symbol" w:hAnsi="Symbol"/>
         <w:sz w:val="20"/>
       </w:rPr>
     </w:lvl>
@@ -1047,7 +5655,7 @@
         <w:ind w:left="1440" w:hanging="360"/>
       </w:pPr>
       <w:rPr>
-        <w:rFonts w:ascii="Courier New" w:hAnsi="Courier New" w:hint="default"/>
+        <w:rFonts w:hint="default" w:ascii="Courier New" w:hAnsi="Courier New"/>
         <w:sz w:val="20"/>
       </w:rPr>
     </w:lvl>
@@ -1063,7 +5671,7 @@
         <w:ind w:left="2160" w:hanging="360"/>
       </w:pPr>
       <w:rPr>
-        <w:rFonts w:ascii="Wingdings" w:hAnsi="Wingdings" w:hint="default"/>
+        <w:rFonts w:hint="default" w:ascii="Wingdings" w:hAnsi="Wingdings"/>
         <w:sz w:val="20"/>
       </w:rPr>
     </w:lvl>
@@ -1079,7 +5687,7 @@
         <w:ind w:left="2880" w:hanging="360"/>
       </w:pPr>
       <w:rPr>
-        <w:rFonts w:ascii="Wingdings" w:hAnsi="Wingdings" w:hint="default"/>
+        <w:rFonts w:hint="default" w:ascii="Wingdings" w:hAnsi="Wingdings"/>
         <w:sz w:val="20"/>
       </w:rPr>
     </w:lvl>
@@ -1095,7 +5703,7 @@
         <w:ind w:left="3600" w:hanging="360"/>
       </w:pPr>
       <w:rPr>
-        <w:rFonts w:ascii="Wingdings" w:hAnsi="Wingdings" w:hint="default"/>
+        <w:rFonts w:hint="default" w:ascii="Wingdings" w:hAnsi="Wingdings"/>
         <w:sz w:val="20"/>
       </w:rPr>
     </w:lvl>
@@ -1111,7 +5719,7 @@
         <w:ind w:left="4320" w:hanging="360"/>
       </w:pPr>
       <w:rPr>
-        <w:rFonts w:ascii="Wingdings" w:hAnsi="Wingdings" w:hint="default"/>
+        <w:rFonts w:hint="default" w:ascii="Wingdings" w:hAnsi="Wingdings"/>
         <w:sz w:val="20"/>
       </w:rPr>
     </w:lvl>
@@ -1127,7 +5735,7 @@
         <w:ind w:left="5040" w:hanging="360"/>
       </w:pPr>
       <w:rPr>
-        <w:rFonts w:ascii="Wingdings" w:hAnsi="Wingdings" w:hint="default"/>
+        <w:rFonts w:hint="default" w:ascii="Wingdings" w:hAnsi="Wingdings"/>
         <w:sz w:val="20"/>
       </w:rPr>
     </w:lvl>
@@ -1143,7 +5751,7 @@
         <w:ind w:left="5760" w:hanging="360"/>
       </w:pPr>
       <w:rPr>
-        <w:rFonts w:ascii="Wingdings" w:hAnsi="Wingdings" w:hint="default"/>
+        <w:rFonts w:hint="default" w:ascii="Wingdings" w:hAnsi="Wingdings"/>
         <w:sz w:val="20"/>
       </w:rPr>
     </w:lvl>
@@ -1159,7 +5767,7 @@
         <w:ind w:left="6480" w:hanging="360"/>
       </w:pPr>
       <w:rPr>
-        <w:rFonts w:ascii="Wingdings" w:hAnsi="Wingdings" w:hint="default"/>
+        <w:rFonts w:hint="default" w:ascii="Wingdings" w:hAnsi="Wingdings"/>
         <w:sz w:val="20"/>
       </w:rPr>
     </w:lvl>
@@ -1177,7 +5785,7 @@
         <w:ind w:left="720" w:hanging="360"/>
       </w:pPr>
       <w:rPr>
-        <w:rFonts w:ascii="Times New Roman" w:eastAsia="Times New Roman" w:hAnsi="Times New Roman" w:cs="Times New Roman" w:hint="default"/>
+        <w:rFonts w:hint="default" w:ascii="Times New Roman" w:hAnsi="Times New Roman" w:eastAsia="Times New Roman" w:cs="Times New Roman"/>
         <w:sz w:val="24"/>
       </w:rPr>
     </w:lvl>
@@ -1380,7 +5988,7 @@
         <w:ind w:left="720" w:hanging="360"/>
       </w:pPr>
       <w:rPr>
-        <w:rFonts w:ascii="Calibri" w:eastAsiaTheme="minorHAnsi" w:hAnsi="Calibri" w:cs="Calibri" w:hint="default"/>
+        <w:rFonts w:hint="default" w:ascii="Calibri" w:hAnsi="Calibri" w:cs="Calibri" w:eastAsiaTheme="minorHAnsi"/>
       </w:rPr>
     </w:lvl>
     <w:lvl w:ilvl="1" w:tplc="04090003" w:tentative="1">
@@ -1392,7 +6000,7 @@
         <w:ind w:left="1440" w:hanging="360"/>
       </w:pPr>
       <w:rPr>
-        <w:rFonts w:ascii="Courier New" w:hAnsi="Courier New" w:cs="Courier New" w:hint="default"/>
+        <w:rFonts w:hint="default" w:ascii="Courier New" w:hAnsi="Courier New" w:cs="Courier New"/>
       </w:rPr>
     </w:lvl>
     <w:lvl w:ilvl="2" w:tplc="04090005" w:tentative="1">
@@ -1404,7 +6012,7 @@
         <w:ind w:left="2160" w:hanging="360"/>
       </w:pPr>
       <w:rPr>
-        <w:rFonts w:ascii="Wingdings" w:hAnsi="Wingdings" w:hint="default"/>
+        <w:rFonts w:hint="default" w:ascii="Wingdings" w:hAnsi="Wingdings"/>
       </w:rPr>
     </w:lvl>
     <w:lvl w:ilvl="3" w:tplc="04090001" w:tentative="1">
@@ -1416,7 +6024,7 @@
         <w:ind w:left="2880" w:hanging="360"/>
       </w:pPr>
       <w:rPr>
-        <w:rFonts w:ascii="Symbol" w:hAnsi="Symbol" w:hint="default"/>
+        <w:rFonts w:hint="default" w:ascii="Symbol" w:hAnsi="Symbol"/>
       </w:rPr>
     </w:lvl>
     <w:lvl w:ilvl="4" w:tplc="04090003" w:tentative="1">
@@ -1428,7 +6036,7 @@
         <w:ind w:left="3600" w:hanging="360"/>
       </w:pPr>
       <w:rPr>
-        <w:rFonts w:ascii="Courier New" w:hAnsi="Courier New" w:cs="Courier New" w:hint="default"/>
+        <w:rFonts w:hint="default" w:ascii="Courier New" w:hAnsi="Courier New" w:cs="Courier New"/>
       </w:rPr>
     </w:lvl>
     <w:lvl w:ilvl="5" w:tplc="04090005" w:tentative="1">
@@ -1440,7 +6048,7 @@
         <w:ind w:left="4320" w:hanging="360"/>
       </w:pPr>
       <w:rPr>
-        <w:rFonts w:ascii="Wingdings" w:hAnsi="Wingdings" w:hint="default"/>
+        <w:rFonts w:hint="default" w:ascii="Wingdings" w:hAnsi="Wingdings"/>
       </w:rPr>
     </w:lvl>
     <w:lvl w:ilvl="6" w:tplc="04090001" w:tentative="1">
@@ -1452,7 +6060,7 @@
         <w:ind w:left="5040" w:hanging="360"/>
       </w:pPr>
       <w:rPr>
-        <w:rFonts w:ascii="Symbol" w:hAnsi="Symbol" w:hint="default"/>
+        <w:rFonts w:hint="default" w:ascii="Symbol" w:hAnsi="Symbol"/>
       </w:rPr>
     </w:lvl>
     <w:lvl w:ilvl="7" w:tplc="04090003" w:tentative="1">
@@ -1464,7 +6072,7 @@
         <w:ind w:left="5760" w:hanging="360"/>
       </w:pPr>
       <w:rPr>
-        <w:rFonts w:ascii="Courier New" w:hAnsi="Courier New" w:cs="Courier New" w:hint="default"/>
+        <w:rFonts w:hint="default" w:ascii="Courier New" w:hAnsi="Courier New" w:cs="Courier New"/>
       </w:rPr>
     </w:lvl>
     <w:lvl w:ilvl="8" w:tplc="04090005" w:tentative="1">
@@ -1476,7 +6084,7 @@
         <w:ind w:left="6480" w:hanging="360"/>
       </w:pPr>
       <w:rPr>
-        <w:rFonts w:ascii="Wingdings" w:hAnsi="Wingdings" w:hint="default"/>
+        <w:rFonts w:hint="default" w:ascii="Wingdings" w:hAnsi="Wingdings"/>
       </w:rPr>
     </w:lvl>
   </w:abstractNum>
@@ -1593,6 +6201,48 @@
       </w:pPr>
     </w:lvl>
   </w:abstractNum>
+  <w:num w:numId="19">
+    <w:abstractNumId w:val="18"/>
+  </w:num>
+  <w:num w:numId="18">
+    <w:abstractNumId w:val="17"/>
+  </w:num>
+  <w:num w:numId="17">
+    <w:abstractNumId w:val="16"/>
+  </w:num>
+  <w:num w:numId="16">
+    <w:abstractNumId w:val="15"/>
+  </w:num>
+  <w:num w:numId="15">
+    <w:abstractNumId w:val="14"/>
+  </w:num>
+  <w:num w:numId="14">
+    <w:abstractNumId w:val="13"/>
+  </w:num>
+  <w:num w:numId="13">
+    <w:abstractNumId w:val="12"/>
+  </w:num>
+  <w:num w:numId="12">
+    <w:abstractNumId w:val="11"/>
+  </w:num>
+  <w:num w:numId="11">
+    <w:abstractNumId w:val="10"/>
+  </w:num>
+  <w:num w:numId="10">
+    <w:abstractNumId w:val="9"/>
+  </w:num>
+  <w:num w:numId="9">
+    <w:abstractNumId w:val="8"/>
+  </w:num>
+  <w:num w:numId="8">
+    <w:abstractNumId w:val="7"/>
+  </w:num>
+  <w:num w:numId="7">
+    <w:abstractNumId w:val="6"/>
+  </w:num>
+  <w:num w:numId="6">
+    <w:abstractNumId w:val="5"/>
+  </w:num>
   <w:num w:numId="1">
     <w:abstractNumId w:val="4"/>
   </w:num>
@@ -1612,11 +6262,11 @@
 </file>
 
 <file path=word/styles.xml><?xml version="1.0" encoding="utf-8"?>
-<w:styles xmlns:mc="http://schemas.openxmlformats.org/markup-compatibility/2006" xmlns:r="http://schemas.openxmlformats.org/officeDocument/2006/relationships" xmlns:w="http://schemas.openxmlformats.org/wordprocessingml/2006/main" xmlns:w14="http://schemas.microsoft.com/office/word/2010/wordml" xmlns:w15="http://schemas.microsoft.com/office/word/2012/wordml" xmlns:w16se="http://schemas.microsoft.com/office/word/2015/wordml/symex" mc:Ignorable="w14 w15 w16se">
+<w:styles xmlns:wp14="http://schemas.microsoft.com/office/word/2010/wordprocessingDrawing" xmlns:mc="http://schemas.openxmlformats.org/markup-compatibility/2006" xmlns:r="http://schemas.openxmlformats.org/officeDocument/2006/relationships" xmlns:w="http://schemas.openxmlformats.org/wordprocessingml/2006/main" xmlns:w14="http://schemas.microsoft.com/office/word/2010/wordml" xmlns:w15="http://schemas.microsoft.com/office/word/2012/wordml" xmlns:w16se="http://schemas.microsoft.com/office/word/2015/wordml/symex" mc:Ignorable="w14 w15 w16se wp14">
   <w:docDefaults>
     <w:rPrDefault>
       <w:rPr>
-        <w:rFonts w:asciiTheme="minorHAnsi" w:eastAsiaTheme="minorHAnsi" w:hAnsiTheme="minorHAnsi" w:cstheme="minorBidi"/>
+        <w:rFonts w:asciiTheme="minorHAnsi" w:hAnsiTheme="minorHAnsi" w:eastAsiaTheme="minorHAnsi" w:cstheme="minorBidi"/>
         <w:sz w:val="22"/>
         <w:szCs w:val="22"/>
         <w:lang w:val="en-US" w:eastAsia="en-US" w:bidi="ar-SA"/>
@@ -1631,14 +6281,14 @@
   <w:latentStyles w:defLockedState="0" w:defUIPriority="99" w:defSemiHidden="0" w:defUnhideWhenUsed="0" w:defQFormat="0" w:count="371">
     <w:lsdException w:name="Normal" w:uiPriority="0" w:qFormat="1"/>
     <w:lsdException w:name="heading 1" w:uiPriority="9" w:qFormat="1"/>
-    <w:lsdException w:name="heading 2" w:semiHidden="1" w:uiPriority="9" w:unhideWhenUsed="1" w:qFormat="1"/>
-    <w:lsdException w:name="heading 3" w:semiHidden="1" w:uiPriority="9" w:unhideWhenUsed="1" w:qFormat="1"/>
-    <w:lsdException w:name="heading 4" w:semiHidden="1" w:uiPriority="9" w:unhideWhenUsed="1" w:qFormat="1"/>
-    <w:lsdException w:name="heading 5" w:semiHidden="1" w:uiPriority="9" w:unhideWhenUsed="1" w:qFormat="1"/>
-    <w:lsdException w:name="heading 6" w:semiHidden="1" w:uiPriority="9" w:unhideWhenUsed="1" w:qFormat="1"/>
-    <w:lsdException w:name="heading 7" w:semiHidden="1" w:uiPriority="9" w:unhideWhenUsed="1" w:qFormat="1"/>
-    <w:lsdException w:name="heading 8" w:semiHidden="1" w:uiPriority="9" w:unhideWhenUsed="1" w:qFormat="1"/>
-    <w:lsdException w:name="heading 9" w:semiHidden="1" w:uiPriority="9" w:unhideWhenUsed="1" w:qFormat="1"/>
+    <w:lsdException w:name="heading 2" w:uiPriority="9" w:semiHidden="1" w:unhideWhenUsed="1" w:qFormat="1"/>
+    <w:lsdException w:name="heading 3" w:uiPriority="9" w:semiHidden="1" w:unhideWhenUsed="1" w:qFormat="1"/>
+    <w:lsdException w:name="heading 4" w:uiPriority="9" w:semiHidden="1" w:unhideWhenUsed="1" w:qFormat="1"/>
+    <w:lsdException w:name="heading 5" w:uiPriority="9" w:semiHidden="1" w:unhideWhenUsed="1" w:qFormat="1"/>
+    <w:lsdException w:name="heading 6" w:uiPriority="9" w:semiHidden="1" w:unhideWhenUsed="1" w:qFormat="1"/>
+    <w:lsdException w:name="heading 7" w:uiPriority="9" w:semiHidden="1" w:unhideWhenUsed="1" w:qFormat="1"/>
+    <w:lsdException w:name="heading 8" w:uiPriority="9" w:semiHidden="1" w:unhideWhenUsed="1" w:qFormat="1"/>
+    <w:lsdException w:name="heading 9" w:uiPriority="9" w:semiHidden="1" w:unhideWhenUsed="1" w:qFormat="1"/>
     <w:lsdException w:name="index 1" w:semiHidden="1" w:unhideWhenUsed="1"/>
     <w:lsdException w:name="index 2" w:semiHidden="1" w:unhideWhenUsed="1"/>
     <w:lsdException w:name="index 3" w:semiHidden="1" w:unhideWhenUsed="1"/>
@@ -1648,22 +6298,22 @@
     <w:lsdException w:name="index 7" w:semiHidden="1" w:unhideWhenUsed="1"/>
     <w:lsdException w:name="index 8" w:semiHidden="1" w:unhideWhenUsed="1"/>
     <w:lsdException w:name="index 9" w:semiHidden="1" w:unhideWhenUsed="1"/>
-    <w:lsdException w:name="toc 1" w:semiHidden="1" w:uiPriority="39" w:unhideWhenUsed="1"/>
-    <w:lsdException w:name="toc 2" w:semiHidden="1" w:uiPriority="39" w:unhideWhenUsed="1"/>
-    <w:lsdException w:name="toc 3" w:semiHidden="1" w:uiPriority="39" w:unhideWhenUsed="1"/>
-    <w:lsdException w:name="toc 4" w:semiHidden="1" w:uiPriority="39" w:unhideWhenUsed="1"/>
-    <w:lsdException w:name="toc 5" w:semiHidden="1" w:uiPriority="39" w:unhideWhenUsed="1"/>
-    <w:lsdException w:name="toc 6" w:semiHidden="1" w:uiPriority="39" w:unhideWhenUsed="1"/>
-    <w:lsdException w:name="toc 7" w:semiHidden="1" w:uiPriority="39" w:unhideWhenUsed="1"/>
-    <w:lsdException w:name="toc 8" w:semiHidden="1" w:uiPriority="39" w:unhideWhenUsed="1"/>
-    <w:lsdException w:name="toc 9" w:semiHidden="1" w:uiPriority="39" w:unhideWhenUsed="1"/>
+    <w:lsdException w:name="toc 1" w:uiPriority="39" w:semiHidden="1" w:unhideWhenUsed="1"/>
+    <w:lsdException w:name="toc 2" w:uiPriority="39" w:semiHidden="1" w:unhideWhenUsed="1"/>
+    <w:lsdException w:name="toc 3" w:uiPriority="39" w:semiHidden="1" w:unhideWhenUsed="1"/>
+    <w:lsdException w:name="toc 4" w:uiPriority="39" w:semiHidden="1" w:unhideWhenUsed="1"/>
+    <w:lsdException w:name="toc 5" w:uiPriority="39" w:semiHidden="1" w:unhideWhenUsed="1"/>
+    <w:lsdException w:name="toc 6" w:uiPriority="39" w:semiHidden="1" w:unhideWhenUsed="1"/>
+    <w:lsdException w:name="toc 7" w:uiPriority="39" w:semiHidden="1" w:unhideWhenUsed="1"/>
+    <w:lsdException w:name="toc 8" w:uiPriority="39" w:semiHidden="1" w:unhideWhenUsed="1"/>
+    <w:lsdException w:name="toc 9" w:uiPriority="39" w:semiHidden="1" w:unhideWhenUsed="1"/>
     <w:lsdException w:name="Normal Indent" w:semiHidden="1" w:unhideWhenUsed="1"/>
     <w:lsdException w:name="footnote text" w:semiHidden="1" w:unhideWhenUsed="1"/>
     <w:lsdException w:name="annotation text" w:semiHidden="1" w:unhideWhenUsed="1"/>
     <w:lsdException w:name="header" w:semiHidden="1" w:unhideWhenUsed="1"/>
     <w:lsdException w:name="footer" w:semiHidden="1" w:unhideWhenUsed="1"/>
     <w:lsdException w:name="index heading" w:semiHidden="1" w:unhideWhenUsed="1"/>
-    <w:lsdException w:name="caption" w:semiHidden="1" w:uiPriority="35" w:unhideWhenUsed="1" w:qFormat="1"/>
+    <w:lsdException w:name="caption" w:uiPriority="35" w:semiHidden="1" w:unhideWhenUsed="1" w:qFormat="1"/>
     <w:lsdException w:name="table of figures" w:semiHidden="1" w:unhideWhenUsed="1"/>
     <w:lsdException w:name="envelope address" w:semiHidden="1" w:unhideWhenUsed="1"/>
     <w:lsdException w:name="envelope return" w:semiHidden="1" w:unhideWhenUsed="1"/>
@@ -1694,7 +6344,7 @@
     <w:lsdException w:name="Title" w:uiPriority="10" w:qFormat="1"/>
     <w:lsdException w:name="Closing" w:semiHidden="1" w:unhideWhenUsed="1"/>
     <w:lsdException w:name="Signature" w:semiHidden="1" w:unhideWhenUsed="1"/>
-    <w:lsdException w:name="Default Paragraph Font" w:semiHidden="1" w:uiPriority="1" w:unhideWhenUsed="1"/>
+    <w:lsdException w:name="Default Paragraph Font" w:uiPriority="1" w:semiHidden="1" w:unhideWhenUsed="1"/>
     <w:lsdException w:name="Body Text" w:semiHidden="1" w:unhideWhenUsed="1"/>
     <w:lsdException w:name="Body Text Indent" w:semiHidden="1" w:unhideWhenUsed="1"/>
     <w:lsdException w:name="List Continue" w:semiHidden="1" w:unhideWhenUsed="1"/>
@@ -1894,8 +6544,8 @@
     <w:lsdException w:name="Subtle Reference" w:uiPriority="31" w:qFormat="1"/>
     <w:lsdException w:name="Intense Reference" w:uiPriority="32" w:qFormat="1"/>
     <w:lsdException w:name="Book Title" w:uiPriority="33" w:qFormat="1"/>
-    <w:lsdException w:name="Bibliography" w:semiHidden="1" w:uiPriority="37" w:unhideWhenUsed="1"/>
-    <w:lsdException w:name="TOC Heading" w:semiHidden="1" w:uiPriority="39" w:unhideWhenUsed="1" w:qFormat="1"/>
+    <w:lsdException w:name="Bibliography" w:uiPriority="37" w:semiHidden="1" w:unhideWhenUsed="1"/>
+    <w:lsdException w:name="TOC Heading" w:uiPriority="39" w:semiHidden="1" w:unhideWhenUsed="1" w:qFormat="1"/>
     <w:lsdException w:name="Plain Table 1" w:uiPriority="41"/>
     <w:lsdException w:name="Plain Table 2" w:uiPriority="42"/>
     <w:lsdException w:name="Plain Table 3" w:uiPriority="43"/>
@@ -2001,16 +6651,16 @@
     <w:lsdException w:name="List Table 6 Colorful Accent 6" w:uiPriority="51"/>
     <w:lsdException w:name="List Table 7 Colorful Accent 6" w:uiPriority="52"/>
   </w:latentStyles>
-  <w:style w:type="paragraph" w:default="1" w:styleId="Normal">
+  <w:style w:type="paragraph" w:styleId="Normal" w:default="1">
     <w:name w:val="Normal"/>
     <w:qFormat/>
   </w:style>
-  <w:style w:type="character" w:default="1" w:styleId="DefaultParagraphFont">
+  <w:style w:type="character" w:styleId="DefaultParagraphFont" w:default="1">
     <w:name w:val="Default Paragraph Font"/>
     <w:uiPriority w:val="1"/>
     <w:unhideWhenUsed/>
   </w:style>
-  <w:style w:type="table" w:default="1" w:styleId="TableNormal">
+  <w:style w:type="table" w:styleId="TableNormal" w:default="1">
     <w:name w:val="Normal Table"/>
     <w:uiPriority w:val="99"/>
     <w:semiHidden/>
@@ -2025,7 +6675,7 @@
       </w:tblCellMar>
     </w:tblPr>
   </w:style>
-  <w:style w:type="numbering" w:default="1" w:styleId="NoList">
+  <w:style w:type="numbering" w:styleId="NoList" w:default="1">
     <w:name w:val="No List"/>
     <w:uiPriority w:val="99"/>
     <w:semiHidden/>
@@ -2059,7 +6709,7 @@
 </file>
 
 <file path=word/theme/theme1.xml><?xml version="1.0" encoding="utf-8"?>
-<a:theme xmlns:a="http://schemas.openxmlformats.org/drawingml/2006/main" name="Office Theme">
+<a:theme xmlns:a="http://schemas.openxmlformats.org/drawingml/2006/main" xmlns:thm15="http://schemas.microsoft.com/office/thememl/2012/main" name="Office Theme">
   <a:themeElements>
     <a:clrScheme name="Office">
       <a:dk1>
